--- a/Aulas CSS/Aula 02/documentos/CSS - aula 02.docx
+++ b/Aulas CSS/Aula 02/documentos/CSS - aula 02.docx
@@ -359,76 +359,42 @@
         </w:rPr>
         <w:t>(</w:t>
       </w:r>
-      <w:proofErr w:type="spellStart"/>
       <w:r>
         <w:rPr>
           <w:rFonts w:ascii="Verdana" w:hAnsi="Verdana" w:cs="Calibri"/>
           <w:i/>
           <w:iCs/>
         </w:rPr>
-        <w:t>content</w:t>
-      </w:r>
-      <w:proofErr w:type="spellEnd"/>
+        <w:t>content box</w:t>
+      </w:r>
+      <w:r>
+        <w:rPr>
+          <w:rFonts w:ascii="Verdana" w:hAnsi="Verdana" w:cs="Calibri"/>
+        </w:rPr>
+        <w:t xml:space="preserve">): onde são inseridos os conteúdos (como textos, botões, formulários, imagens). Seu tamanho é definido pelas propriedades </w:t>
+      </w:r>
       <w:r>
         <w:rPr>
           <w:rFonts w:ascii="Verdana" w:hAnsi="Verdana" w:cs="Calibri"/>
           <w:i/>
           <w:iCs/>
         </w:rPr>
-        <w:t xml:space="preserve"> box</w:t>
-      </w:r>
-      <w:r>
-        <w:rPr>
-          <w:rFonts w:ascii="Verdana" w:hAnsi="Verdana" w:cs="Calibri"/>
-        </w:rPr>
-        <w:t>): onde são inseridos os conteúdos (como textos, botões,</w:t>
-      </w:r>
-      <w:r>
-        <w:rPr>
-          <w:rFonts w:ascii="Verdana" w:hAnsi="Verdana" w:cs="Calibri"/>
-        </w:rPr>
-        <w:t xml:space="preserve"> </w:t>
-      </w:r>
-      <w:r>
-        <w:rPr>
-          <w:rFonts w:ascii="Verdana" w:hAnsi="Verdana" w:cs="Calibri"/>
-        </w:rPr>
-        <w:t xml:space="preserve">formulários, imagens). Seu tamanho é definido pelas propriedades </w:t>
-      </w:r>
-      <w:proofErr w:type="spellStart"/>
+        <w:t xml:space="preserve">width </w:t>
+      </w:r>
+      <w:r>
+        <w:rPr>
+          <w:rFonts w:ascii="Verdana" w:hAnsi="Verdana" w:cs="Calibri"/>
+        </w:rPr>
+        <w:t xml:space="preserve">e </w:t>
+      </w:r>
       <w:r>
         <w:rPr>
           <w:rFonts w:ascii="Verdana" w:hAnsi="Verdana" w:cs="Calibri"/>
           <w:i/>
           <w:iCs/>
         </w:rPr>
-        <w:t>width</w:t>
-      </w:r>
-      <w:proofErr w:type="spellEnd"/>
-      <w:r>
-        <w:rPr>
-          <w:rFonts w:ascii="Verdana" w:hAnsi="Verdana" w:cs="Calibri"/>
-          <w:i/>
-          <w:iCs/>
-        </w:rPr>
-        <w:t xml:space="preserve"> </w:t>
-      </w:r>
-      <w:r>
-        <w:rPr>
-          <w:rFonts w:ascii="Verdana" w:hAnsi="Verdana" w:cs="Calibri"/>
-        </w:rPr>
-        <w:t xml:space="preserve">e </w:t>
-      </w:r>
-      <w:proofErr w:type="spellStart"/>
-      <w:r>
-        <w:rPr>
-          <w:rFonts w:ascii="Verdana" w:hAnsi="Verdana" w:cs="Calibri"/>
-          <w:i/>
-          <w:iCs/>
-        </w:rPr>
         <w:t>height</w:t>
       </w:r>
-      <w:proofErr w:type="spellEnd"/>
     </w:p>
     <w:p>
       <w:pPr>
@@ -458,41 +424,19 @@
         </w:rPr>
         <w:t>(</w:t>
       </w:r>
-      <w:proofErr w:type="spellStart"/>
       <w:r>
         <w:rPr>
           <w:rFonts w:ascii="Verdana" w:hAnsi="Verdana" w:cs="Calibri"/>
           <w:i/>
           <w:iCs/>
         </w:rPr>
-        <w:t>padding</w:t>
-      </w:r>
-      <w:proofErr w:type="spellEnd"/>
-      <w:r>
-        <w:rPr>
-          <w:rFonts w:ascii="Verdana" w:hAnsi="Verdana" w:cs="Calibri"/>
-          <w:i/>
-          <w:iCs/>
-        </w:rPr>
-        <w:t xml:space="preserve"> box</w:t>
-      </w:r>
-      <w:r>
-        <w:rPr>
-          <w:rFonts w:ascii="Verdana" w:hAnsi="Verdana" w:cs="Calibri"/>
-        </w:rPr>
-        <w:t>): área ao redor do conteúdo. Está situado no espaço entre o</w:t>
-      </w:r>
-      <w:r>
-        <w:rPr>
-          <w:rFonts w:ascii="Verdana" w:hAnsi="Verdana" w:cs="Calibri"/>
-        </w:rPr>
-        <w:t xml:space="preserve"> </w:t>
-      </w:r>
-      <w:r>
-        <w:rPr>
-          <w:rFonts w:ascii="Verdana" w:hAnsi="Verdana" w:cs="Calibri"/>
-        </w:rPr>
-        <w:t>conteúdo e a borda de um elemento</w:t>
+        <w:t>padding box</w:t>
+      </w:r>
+      <w:r>
+        <w:rPr>
+          <w:rFonts w:ascii="Verdana" w:hAnsi="Verdana" w:cs="Calibri"/>
+        </w:rPr>
+        <w:t>): área ao redor do conteúdo. Está situado no espaço entre o conteúdo e a borda de um elemento</w:t>
       </w:r>
     </w:p>
     <w:p>
@@ -523,53 +467,19 @@
         </w:rPr>
         <w:t>(</w:t>
       </w:r>
-      <w:proofErr w:type="spellStart"/>
       <w:r>
         <w:rPr>
           <w:rFonts w:ascii="Verdana" w:hAnsi="Verdana" w:cs="Calibri"/>
           <w:i/>
           <w:iCs/>
         </w:rPr>
-        <w:t>border</w:t>
-      </w:r>
-      <w:proofErr w:type="spellEnd"/>
-      <w:r>
-        <w:rPr>
-          <w:rFonts w:ascii="Verdana" w:hAnsi="Verdana" w:cs="Calibri"/>
-          <w:i/>
-          <w:iCs/>
-        </w:rPr>
-        <w:t xml:space="preserve"> box</w:t>
-      </w:r>
-      <w:r>
-        <w:rPr>
-          <w:rFonts w:ascii="Verdana" w:hAnsi="Verdana" w:cs="Calibri"/>
-        </w:rPr>
-        <w:t>): borda que contorna o preenchimento e o conteúdo. Ou seja, ela existe</w:t>
-      </w:r>
-      <w:r>
-        <w:rPr>
-          <w:rFonts w:ascii="Verdana" w:hAnsi="Verdana" w:cs="Calibri"/>
-        </w:rPr>
-        <w:t xml:space="preserve"> </w:t>
-      </w:r>
-      <w:r>
-        <w:rPr>
-          <w:rFonts w:ascii="Verdana" w:hAnsi="Verdana" w:cs="Calibri"/>
-        </w:rPr>
-        <w:t>como um limite entre as propriedades de margem e preenchimento de uma caixa. Pode ter</w:t>
-      </w:r>
-      <w:r>
-        <w:rPr>
-          <w:rFonts w:ascii="Verdana" w:hAnsi="Verdana" w:cs="Calibri"/>
-        </w:rPr>
-        <w:t xml:space="preserve"> </w:t>
-      </w:r>
-      <w:r>
-        <w:rPr>
-          <w:rFonts w:ascii="Verdana" w:hAnsi="Verdana" w:cs="Calibri"/>
-        </w:rPr>
-        <w:t>diferentes cores</w:t>
+        <w:t>border box</w:t>
+      </w:r>
+      <w:r>
+        <w:rPr>
+          <w:rFonts w:ascii="Verdana" w:hAnsi="Verdana" w:cs="Calibri"/>
+        </w:rPr>
+        <w:t>): borda que contorna o preenchimento e o conteúdo. Ou seja, ela existe como um limite entre as propriedades de margem e preenchimento de uma caixa. Pode ter diferentes cores</w:t>
       </w:r>
     </w:p>
     <w:p>
@@ -600,118 +510,90 @@
         </w:rPr>
         <w:t>(</w:t>
       </w:r>
-      <w:proofErr w:type="spellStart"/>
       <w:r>
         <w:rPr>
           <w:rFonts w:ascii="Verdana" w:hAnsi="Verdana" w:cs="Calibri"/>
           <w:i/>
           <w:iCs/>
         </w:rPr>
-        <w:t>margin</w:t>
-      </w:r>
-      <w:proofErr w:type="spellEnd"/>
+        <w:t>margin box</w:t>
+      </w:r>
+      <w:r>
+        <w:rPr>
+          <w:rFonts w:ascii="Verdana" w:hAnsi="Verdana" w:cs="Calibri"/>
+        </w:rPr>
+        <w:t>): área fora da borda, ou seja, do espaço exterior. Consiste em um espaço em branco entre uma caixa e outros elementos</w:t>
+      </w:r>
+    </w:p>
+    <w:p>
+      <w:pPr>
+        <w:spacing w:line="360" w:lineRule="auto"/>
+        <w:rPr>
+          <w:rFonts w:ascii="Verdana" w:hAnsi="Verdana" w:cs="Calibri"/>
+        </w:rPr>
+      </w:pPr>
+    </w:p>
+    <w:p>
+      <w:pPr>
+        <w:spacing w:line="360" w:lineRule="auto"/>
+        <w:rPr>
+          <w:rFonts w:ascii="Verdana" w:hAnsi="Verdana" w:cs="Calibri"/>
+        </w:rPr>
+      </w:pPr>
+      <w:r>
+        <w:rPr>
+          <w:rFonts w:ascii="Verdana" w:hAnsi="Verdana" w:cs="Calibri"/>
+        </w:rPr>
+        <w:t>É importante compreender que os atributos de altura (</w:t>
+      </w:r>
       <w:r>
         <w:rPr>
           <w:rFonts w:ascii="Verdana" w:hAnsi="Verdana" w:cs="Calibri"/>
           <w:i/>
           <w:iCs/>
         </w:rPr>
-        <w:t xml:space="preserve"> box</w:t>
-      </w:r>
-      <w:r>
-        <w:rPr>
-          <w:rFonts w:ascii="Verdana" w:hAnsi="Verdana" w:cs="Calibri"/>
-        </w:rPr>
-        <w:t>): área fora da borda, ou seja, do espaço exterior. Consiste em um</w:t>
-      </w:r>
-      <w:r>
-        <w:rPr>
-          <w:rFonts w:ascii="Verdana" w:hAnsi="Verdana" w:cs="Calibri"/>
-        </w:rPr>
-        <w:t xml:space="preserve"> </w:t>
-      </w:r>
-      <w:r>
-        <w:rPr>
-          <w:rFonts w:ascii="Verdana" w:hAnsi="Verdana" w:cs="Calibri"/>
-        </w:rPr>
-        <w:t>espaço em branco entre uma caixa e outros elementos</w:t>
-      </w:r>
-    </w:p>
-    <w:p>
-      <w:pPr>
-        <w:spacing w:line="360" w:lineRule="auto"/>
-        <w:rPr>
-          <w:rFonts w:ascii="Verdana" w:hAnsi="Verdana" w:cs="Calibri"/>
-        </w:rPr>
-      </w:pPr>
-    </w:p>
-    <w:p>
-      <w:pPr>
-        <w:spacing w:line="360" w:lineRule="auto"/>
-        <w:rPr>
-          <w:rFonts w:ascii="Verdana" w:hAnsi="Verdana" w:cs="Calibri"/>
-        </w:rPr>
-      </w:pPr>
-      <w:r>
-        <w:rPr>
-          <w:rFonts w:ascii="Verdana" w:hAnsi="Verdana" w:cs="Calibri"/>
-        </w:rPr>
-        <w:t>É importante compreender que os atributos de altura (</w:t>
-      </w:r>
-      <w:proofErr w:type="spellStart"/>
+        <w:t>height</w:t>
+      </w:r>
+      <w:r>
+        <w:rPr>
+          <w:rFonts w:ascii="Verdana" w:hAnsi="Verdana" w:cs="Calibri"/>
+        </w:rPr>
+        <w:t>) e largura (</w:t>
+      </w:r>
       <w:r>
         <w:rPr>
           <w:rFonts w:ascii="Verdana" w:hAnsi="Verdana" w:cs="Calibri"/>
           <w:i/>
           <w:iCs/>
         </w:rPr>
-        <w:t>height</w:t>
-      </w:r>
-      <w:proofErr w:type="spellEnd"/>
-      <w:r>
-        <w:rPr>
-          <w:rFonts w:ascii="Verdana" w:hAnsi="Verdana" w:cs="Calibri"/>
-        </w:rPr>
-        <w:t>) e largura (</w:t>
-      </w:r>
-      <w:proofErr w:type="spellStart"/>
+        <w:t>width</w:t>
+      </w:r>
+      <w:r>
+        <w:rPr>
+          <w:rFonts w:ascii="Verdana" w:hAnsi="Verdana" w:cs="Calibri"/>
+        </w:rPr>
+        <w:t>) são especificados</w:t>
+      </w:r>
+      <w:r>
+        <w:rPr>
+          <w:rFonts w:ascii="Verdana" w:hAnsi="Verdana" w:cs="Calibri"/>
+        </w:rPr>
+        <w:t xml:space="preserve"> </w:t>
+      </w:r>
+      <w:r>
+        <w:rPr>
+          <w:rFonts w:ascii="Verdana" w:hAnsi="Verdana" w:cs="Calibri"/>
+        </w:rPr>
+        <w:t>em um modelo de caixa CSS com foco em determinar o tamanho da área de conteúdo (</w:t>
+      </w:r>
       <w:r>
         <w:rPr>
           <w:rFonts w:ascii="Verdana" w:hAnsi="Verdana" w:cs="Calibri"/>
           <w:i/>
           <w:iCs/>
         </w:rPr>
-        <w:t>width</w:t>
-      </w:r>
-      <w:proofErr w:type="spellEnd"/>
-      <w:r>
-        <w:rPr>
-          <w:rFonts w:ascii="Verdana" w:hAnsi="Verdana" w:cs="Calibri"/>
-        </w:rPr>
-        <w:t>) são especificados</w:t>
-      </w:r>
-      <w:r>
-        <w:rPr>
-          <w:rFonts w:ascii="Verdana" w:hAnsi="Verdana" w:cs="Calibri"/>
-        </w:rPr>
-        <w:t xml:space="preserve"> </w:t>
-      </w:r>
-      <w:r>
-        <w:rPr>
-          <w:rFonts w:ascii="Verdana" w:hAnsi="Verdana" w:cs="Calibri"/>
-        </w:rPr>
-        <w:t>em um modelo de caixa CSS com foco em determinar o tamanho da área de conteúdo (</w:t>
-      </w:r>
-      <w:proofErr w:type="spellStart"/>
-      <w:r>
-        <w:rPr>
-          <w:rFonts w:ascii="Verdana" w:hAnsi="Verdana" w:cs="Calibri"/>
-          <w:i/>
-          <w:iCs/>
-        </w:rPr>
         <w:t>content</w:t>
       </w:r>
-      <w:proofErr w:type="spellEnd"/>
       <w:r>
         <w:rPr>
           <w:rFonts w:ascii="Verdana" w:hAnsi="Verdana" w:cs="Calibri"/>
@@ -743,23 +625,15 @@
         <w:contextualSpacing w:val="0"/>
         <w:rPr>
           <w:rFonts w:ascii="Verdana" w:hAnsi="Verdana" w:cs="Calibri"/>
-        </w:rPr>
-      </w:pPr>
-      <w:proofErr w:type="spellStart"/>
-      <w:r>
-        <w:rPr>
-          <w:rFonts w:ascii="Verdana" w:hAnsi="Verdana" w:cs="Calibri"/>
           <w:lang w:val="en-US"/>
         </w:rPr>
-        <w:t>Largura</w:t>
-      </w:r>
-      <w:proofErr w:type="spellEnd"/>
+      </w:pPr>
       <w:r>
         <w:rPr>
           <w:rFonts w:ascii="Verdana" w:hAnsi="Verdana" w:cs="Calibri"/>
           <w:lang w:val="en-US"/>
         </w:rPr>
-        <w:t xml:space="preserve">: </w:t>
+        <w:t xml:space="preserve">Largura: </w:t>
       </w:r>
       <w:r>
         <w:rPr>
@@ -799,6 +673,7 @@
         <w:spacing w:line="360" w:lineRule="auto"/>
         <w:rPr>
           <w:rFonts w:ascii="Verdana" w:hAnsi="Verdana" w:cs="Calibri"/>
+          <w:lang w:val="en-US"/>
         </w:rPr>
       </w:pPr>
     </w:p>
@@ -949,7 +824,6 @@
         </w:rPr>
         <w:t xml:space="preserve">A propriedade </w:t>
       </w:r>
-      <w:proofErr w:type="spellStart"/>
       <w:r>
         <w:rPr>
           <w:rFonts w:ascii="Verdana" w:hAnsi="Verdana" w:cs="Calibri"/>
@@ -958,18 +832,7 @@
           <w:i/>
           <w:iCs/>
         </w:rPr>
-        <w:t>margin</w:t>
-      </w:r>
-      <w:proofErr w:type="spellEnd"/>
-      <w:r>
-        <w:rPr>
-          <w:rFonts w:ascii="Verdana" w:hAnsi="Verdana" w:cs="Calibri"/>
-          <w:b/>
-          <w:bCs/>
-          <w:i/>
-          <w:iCs/>
-        </w:rPr>
-        <w:t xml:space="preserve"> </w:t>
+        <w:t xml:space="preserve">margin </w:t>
       </w:r>
       <w:r>
         <w:rPr>
@@ -1125,7 +988,6 @@
           <w:rFonts w:ascii="Verdana" w:hAnsi="Verdana" w:cs="Calibri"/>
         </w:rPr>
       </w:pPr>
-      <w:proofErr w:type="spellStart"/>
       <w:r>
         <w:rPr>
           <w:rFonts w:ascii="Verdana" w:hAnsi="Verdana" w:cs="Calibri"/>
@@ -1134,7 +996,6 @@
         </w:rPr>
         <w:t>margin-left</w:t>
       </w:r>
-      <w:proofErr w:type="spellEnd"/>
     </w:p>
     <w:p>
       <w:pPr>
@@ -1184,31 +1045,7 @@
         <w:rPr>
           <w:rFonts w:ascii="Verdana" w:hAnsi="Verdana" w:cs="Calibri"/>
         </w:rPr>
-        <w:t>: o navegador calcula a margem. O navegador faz a seleção de uma margem adequada</w:t>
-      </w:r>
-      <w:r>
-        <w:rPr>
-          <w:rFonts w:ascii="Verdana" w:hAnsi="Verdana" w:cs="Calibri"/>
-        </w:rPr>
-        <w:t xml:space="preserve"> </w:t>
-      </w:r>
-      <w:r>
-        <w:rPr>
-          <w:rFonts w:ascii="Verdana" w:hAnsi="Verdana" w:cs="Calibri"/>
-        </w:rPr>
-        <w:t>para utilizar. Por exemplo, este valor pode ser utilizado para centralizar um elemento</w:t>
-      </w:r>
-      <w:r>
-        <w:rPr>
-          <w:rFonts w:ascii="Verdana" w:hAnsi="Verdana" w:cs="Calibri"/>
-        </w:rPr>
-        <w:t xml:space="preserve"> </w:t>
-      </w:r>
-      <w:r>
-        <w:rPr>
-          <w:rFonts w:ascii="Verdana" w:hAnsi="Verdana" w:cs="Calibri"/>
-        </w:rPr>
-        <w:t>horizontalmente.</w:t>
+        <w:t>: o navegador calcula a margem. O navegador faz a seleção de uma margem adequada para utilizar. Por exemplo, este valor pode ser utilizado para centralizar um elemento horizontalmente.</w:t>
       </w:r>
     </w:p>
     <w:p>
@@ -1225,7 +1062,6 @@
           <w:rFonts w:ascii="Verdana" w:hAnsi="Verdana" w:cs="Calibri"/>
         </w:rPr>
       </w:pPr>
-      <w:proofErr w:type="spellStart"/>
       <w:r>
         <w:rPr>
           <w:rFonts w:ascii="Verdana" w:hAnsi="Verdana" w:cs="Calibri"/>
@@ -1234,52 +1070,11 @@
         </w:rPr>
         <w:t>length</w:t>
       </w:r>
-      <w:proofErr w:type="spellEnd"/>
-      <w:r>
-        <w:rPr>
-          <w:rFonts w:ascii="Verdana" w:hAnsi="Verdana" w:cs="Calibri"/>
-        </w:rPr>
-        <w:t xml:space="preserve">: especifica uma margem em </w:t>
-      </w:r>
-      <w:proofErr w:type="spellStart"/>
-      <w:r>
-        <w:rPr>
-          <w:rFonts w:ascii="Verdana" w:hAnsi="Verdana" w:cs="Calibri"/>
-        </w:rPr>
-        <w:t>px</w:t>
-      </w:r>
-      <w:proofErr w:type="spellEnd"/>
-      <w:r>
-        <w:rPr>
-          <w:rFonts w:ascii="Verdana" w:hAnsi="Verdana" w:cs="Calibri"/>
-        </w:rPr>
-        <w:t xml:space="preserve">, </w:t>
-      </w:r>
-      <w:proofErr w:type="gramStart"/>
-      <w:r>
-        <w:rPr>
-          <w:rFonts w:ascii="Verdana" w:hAnsi="Verdana" w:cs="Calibri"/>
-        </w:rPr>
-        <w:t>cm, etc.</w:t>
-      </w:r>
-      <w:proofErr w:type="gramEnd"/>
-      <w:r>
-        <w:rPr>
-          <w:rFonts w:ascii="Verdana" w:hAnsi="Verdana" w:cs="Calibri"/>
-        </w:rPr>
-        <w:t>, com um valor fixo, podendo esse valor ser</w:t>
-      </w:r>
-      <w:r>
-        <w:rPr>
-          <w:rFonts w:ascii="Verdana" w:hAnsi="Verdana" w:cs="Calibri"/>
-        </w:rPr>
-        <w:t xml:space="preserve"> </w:t>
-      </w:r>
-      <w:r>
-        <w:rPr>
-          <w:rFonts w:ascii="Verdana" w:hAnsi="Verdana" w:cs="Calibri"/>
-        </w:rPr>
-        <w:t>negativo.</w:t>
+      <w:r>
+        <w:rPr>
+          <w:rFonts w:ascii="Verdana" w:hAnsi="Verdana" w:cs="Calibri"/>
+        </w:rPr>
+        <w:t>: especifica uma margem em px, cm, etc., com um valor fixo, podendo esse valor ser negativo.</w:t>
       </w:r>
     </w:p>
     <w:p>
@@ -1338,11 +1133,13 @@
         <w:spacing w:line="240" w:lineRule="auto"/>
         <w:rPr>
           <w:rFonts w:ascii="Consolas" w:hAnsi="Consolas" w:cs="Calibri"/>
-        </w:rPr>
-      </w:pPr>
-      <w:r>
-        <w:rPr>
-          <w:rFonts w:ascii="Consolas" w:hAnsi="Consolas" w:cs="Calibri"/>
+          <w:lang w:val="en-US"/>
+        </w:rPr>
+      </w:pPr>
+      <w:r>
+        <w:rPr>
+          <w:rFonts w:ascii="Consolas" w:hAnsi="Consolas" w:cs="Calibri"/>
+          <w:lang w:val="en-US"/>
         </w:rPr>
         <w:t>.box1 {</w:t>
       </w:r>
@@ -1465,13 +1262,11 @@
         <w:spacing w:line="240" w:lineRule="auto"/>
         <w:rPr>
           <w:rFonts w:ascii="Consolas" w:hAnsi="Consolas" w:cs="Calibri"/>
-          <w:lang w:val="en-US"/>
-        </w:rPr>
-      </w:pPr>
-      <w:r>
-        <w:rPr>
-          <w:rFonts w:ascii="Consolas" w:hAnsi="Consolas" w:cs="Calibri"/>
-          <w:lang w:val="en-US"/>
+        </w:rPr>
+      </w:pPr>
+      <w:r>
+        <w:rPr>
+          <w:rFonts w:ascii="Consolas" w:hAnsi="Consolas" w:cs="Calibri"/>
         </w:rPr>
         <w:t>}</w:t>
       </w:r>
@@ -1481,7 +1276,6 @@
         <w:spacing w:line="360" w:lineRule="auto"/>
         <w:rPr>
           <w:rFonts w:ascii="Verdana" w:hAnsi="Verdana" w:cs="Calibri"/>
-          <w:lang w:val="en-US"/>
         </w:rPr>
       </w:pPr>
     </w:p>
@@ -1510,21 +1304,23 @@
         </w:rPr>
         <w:t xml:space="preserve">possível utilizar a propriedade </w:t>
       </w:r>
-      <w:proofErr w:type="spellStart"/>
       <w:r>
         <w:rPr>
           <w:rFonts w:ascii="Verdana" w:hAnsi="Verdana" w:cs="Calibri"/>
           <w:i/>
           <w:iCs/>
         </w:rPr>
-        <w:t>margin</w:t>
-      </w:r>
-      <w:proofErr w:type="spellEnd"/>
-      <w:r>
-        <w:rPr>
-          <w:rFonts w:ascii="Verdana" w:hAnsi="Verdana" w:cs="Calibri"/>
-          <w:i/>
-          <w:iCs/>
+        <w:t xml:space="preserve">margin </w:t>
+      </w:r>
+      <w:r>
+        <w:rPr>
+          <w:rFonts w:ascii="Verdana" w:hAnsi="Verdana" w:cs="Calibri"/>
+        </w:rPr>
+        <w:t>e definir os valores para os quatro lados de uma só vez. Veja</w:t>
+      </w:r>
+      <w:r>
+        <w:rPr>
+          <w:rFonts w:ascii="Verdana" w:hAnsi="Verdana" w:cs="Calibri"/>
         </w:rPr>
         <w:t xml:space="preserve"> </w:t>
       </w:r>
@@ -1532,7 +1328,166 @@
         <w:rPr>
           <w:rFonts w:ascii="Verdana" w:hAnsi="Verdana" w:cs="Calibri"/>
         </w:rPr>
-        <w:t>e definir os valores para os quatro lados de uma só vez. Veja</w:t>
+        <w:t>alguns exemplos a seguir:</w:t>
+      </w:r>
+    </w:p>
+    <w:p>
+      <w:pPr>
+        <w:spacing w:line="240" w:lineRule="auto"/>
+        <w:rPr>
+          <w:rFonts w:ascii="Consolas" w:hAnsi="Consolas" w:cs="Calibri"/>
+          <w:color w:val="4EA72E" w:themeColor="accent6"/>
+        </w:rPr>
+      </w:pPr>
+      <w:r>
+        <w:rPr>
+          <w:rFonts w:ascii="Consolas" w:hAnsi="Consolas" w:cs="Calibri"/>
+          <w:color w:val="4EA72E" w:themeColor="accent6"/>
+        </w:rPr>
+        <w:t>/* Aplica para todos os quatro lados (sentido horário) */</w:t>
+      </w:r>
+    </w:p>
+    <w:p>
+      <w:pPr>
+        <w:spacing w:line="240" w:lineRule="auto"/>
+        <w:rPr>
+          <w:rFonts w:ascii="Consolas" w:hAnsi="Consolas" w:cs="Calibri"/>
+          <w:color w:val="4EA72E" w:themeColor="accent6"/>
+        </w:rPr>
+      </w:pPr>
+      <w:r>
+        <w:rPr>
+          <w:rFonts w:ascii="Consolas" w:hAnsi="Consolas" w:cs="Calibri"/>
+          <w:color w:val="4EA72E" w:themeColor="accent6"/>
+        </w:rPr>
+        <w:t>/* topo | direita | inferior | esquerda */</w:t>
+      </w:r>
+    </w:p>
+    <w:p>
+      <w:pPr>
+        <w:spacing w:line="240" w:lineRule="auto"/>
+        <w:rPr>
+          <w:rFonts w:ascii="Consolas" w:hAnsi="Consolas" w:cs="Calibri"/>
+        </w:rPr>
+      </w:pPr>
+      <w:r>
+        <w:rPr>
+          <w:rFonts w:ascii="Consolas" w:hAnsi="Consolas" w:cs="Calibri"/>
+        </w:rPr>
+        <w:lastRenderedPageBreak/>
+        <w:t>margin: 10%;</w:t>
+      </w:r>
+    </w:p>
+    <w:p>
+      <w:pPr>
+        <w:spacing w:line="240" w:lineRule="auto"/>
+        <w:rPr>
+          <w:rFonts w:ascii="Consolas" w:hAnsi="Consolas" w:cs="Calibri"/>
+          <w:color w:val="4EA72E" w:themeColor="accent6"/>
+        </w:rPr>
+      </w:pPr>
+      <w:r>
+        <w:rPr>
+          <w:rFonts w:ascii="Consolas" w:hAnsi="Consolas" w:cs="Calibri"/>
+          <w:color w:val="4EA72E" w:themeColor="accent6"/>
+        </w:rPr>
+        <w:t>/* vertical | horizontal */</w:t>
+      </w:r>
+    </w:p>
+    <w:p>
+      <w:pPr>
+        <w:spacing w:line="240" w:lineRule="auto"/>
+        <w:rPr>
+          <w:rFonts w:ascii="Consolas" w:hAnsi="Consolas" w:cs="Calibri"/>
+        </w:rPr>
+      </w:pPr>
+      <w:r>
+        <w:rPr>
+          <w:rFonts w:ascii="Consolas" w:hAnsi="Consolas" w:cs="Calibri"/>
+        </w:rPr>
+        <w:t>margin: 5% auto;</w:t>
+      </w:r>
+    </w:p>
+    <w:p>
+      <w:pPr>
+        <w:spacing w:line="240" w:lineRule="auto"/>
+        <w:rPr>
+          <w:rFonts w:ascii="Consolas" w:hAnsi="Consolas" w:cs="Calibri"/>
+          <w:color w:val="4EA72E" w:themeColor="accent6"/>
+        </w:rPr>
+      </w:pPr>
+      <w:r>
+        <w:rPr>
+          <w:rFonts w:ascii="Consolas" w:hAnsi="Consolas" w:cs="Calibri"/>
+          <w:color w:val="4EA72E" w:themeColor="accent6"/>
+        </w:rPr>
+        <w:t>/* topo | horizontal | inferior */</w:t>
+      </w:r>
+    </w:p>
+    <w:p>
+      <w:pPr>
+        <w:spacing w:line="240" w:lineRule="auto"/>
+        <w:rPr>
+          <w:rFonts w:ascii="Consolas" w:hAnsi="Consolas" w:cs="Calibri"/>
+        </w:rPr>
+      </w:pPr>
+      <w:r>
+        <w:rPr>
+          <w:rFonts w:ascii="Consolas" w:hAnsi="Consolas" w:cs="Calibri"/>
+        </w:rPr>
+        <w:t>margin: 10px auto 20px;</w:t>
+      </w:r>
+    </w:p>
+    <w:p>
+      <w:pPr>
+        <w:spacing w:line="240" w:lineRule="auto"/>
+        <w:rPr>
+          <w:rFonts w:ascii="Consolas" w:hAnsi="Consolas" w:cs="Calibri"/>
+          <w:color w:val="4EA72E" w:themeColor="accent6"/>
+        </w:rPr>
+      </w:pPr>
+      <w:r>
+        <w:rPr>
+          <w:rFonts w:ascii="Consolas" w:hAnsi="Consolas" w:cs="Calibri"/>
+          <w:color w:val="4EA72E" w:themeColor="accent6"/>
+        </w:rPr>
+        <w:t>/* topo | esquerda | inferior | direita */</w:t>
+      </w:r>
+    </w:p>
+    <w:p>
+      <w:pPr>
+        <w:spacing w:line="240" w:lineRule="auto"/>
+        <w:rPr>
+          <w:rFonts w:ascii="Consolas" w:hAnsi="Consolas" w:cs="Calibri"/>
+        </w:rPr>
+      </w:pPr>
+      <w:r>
+        <w:rPr>
+          <w:rFonts w:ascii="Consolas" w:hAnsi="Consolas" w:cs="Calibri"/>
+        </w:rPr>
+        <w:t>margin: 2px 5px 0 auto;</w:t>
+      </w:r>
+    </w:p>
+    <w:p>
+      <w:pPr>
+        <w:spacing w:line="360" w:lineRule="auto"/>
+        <w:rPr>
+          <w:rFonts w:ascii="Verdana" w:hAnsi="Verdana" w:cs="Calibri"/>
+        </w:rPr>
+      </w:pPr>
+    </w:p>
+    <w:p>
+      <w:pPr>
+        <w:spacing w:line="360" w:lineRule="auto"/>
+        <w:rPr>
+          <w:rFonts w:ascii="Verdana" w:hAnsi="Verdana" w:cs="Calibri"/>
+        </w:rPr>
+      </w:pPr>
+      <w:r>
+        <w:rPr>
+          <w:rFonts w:ascii="Verdana" w:hAnsi="Verdana" w:cs="Calibri"/>
+        </w:rPr>
+        <w:t>Caso você queira centralizar um elemento em CSS, uma técnica a ser utilizada é definir as</w:t>
       </w:r>
       <w:r>
         <w:rPr>
@@ -1544,7 +1499,19 @@
         <w:rPr>
           <w:rFonts w:ascii="Verdana" w:hAnsi="Verdana" w:cs="Calibri"/>
         </w:rPr>
-        <w:t>alguns exemplos a seguir:</w:t>
+        <w:t>margens à esquerda e à direita como auto, fazendo com que o elemento seja centralizado</w:t>
+      </w:r>
+      <w:r>
+        <w:rPr>
+          <w:rFonts w:ascii="Verdana" w:hAnsi="Verdana" w:cs="Calibri"/>
+        </w:rPr>
+        <w:t xml:space="preserve"> </w:t>
+      </w:r>
+      <w:r>
+        <w:rPr>
+          <w:rFonts w:ascii="Verdana" w:hAnsi="Verdana" w:cs="Calibri"/>
+        </w:rPr>
+        <w:t>horizontalmente.</w:t>
       </w:r>
     </w:p>
     <w:p>
@@ -1553,16 +1520,14 @@
         <w:rPr>
           <w:rFonts w:ascii="Consolas" w:hAnsi="Consolas" w:cs="Calibri"/>
           <w:color w:val="4EA72E" w:themeColor="accent6"/>
-          <w:lang w:val="en-US"/>
         </w:rPr>
       </w:pPr>
       <w:r>
         <w:rPr>
           <w:rFonts w:ascii="Consolas" w:hAnsi="Consolas" w:cs="Calibri"/>
           <w:color w:val="4EA72E" w:themeColor="accent6"/>
-          <w:lang w:val="en-US"/>
-        </w:rPr>
-        <w:t>/* Aplica para todos os quatro lados (sentido horário) */</w:t>
+        </w:rPr>
+        <w:t>/* centraliza um elemento dentro de seu pai*/</w:t>
       </w:r>
     </w:p>
     <w:p>
@@ -1570,258 +1535,13 @@
         <w:spacing w:line="240" w:lineRule="auto"/>
         <w:rPr>
           <w:rFonts w:ascii="Consolas" w:hAnsi="Consolas" w:cs="Calibri"/>
-          <w:color w:val="4EA72E" w:themeColor="accent6"/>
-          <w:lang w:val="en-US"/>
-        </w:rPr>
-      </w:pPr>
-      <w:r>
-        <w:rPr>
-          <w:rFonts w:ascii="Consolas" w:hAnsi="Consolas" w:cs="Calibri"/>
-          <w:color w:val="4EA72E" w:themeColor="accent6"/>
-          <w:lang w:val="en-US"/>
-        </w:rPr>
-        <w:t>/* topo | direita | inferior | esquerda */</w:t>
-      </w:r>
-    </w:p>
-    <w:p>
-      <w:pPr>
-        <w:spacing w:line="240" w:lineRule="auto"/>
-        <w:rPr>
-          <w:rFonts w:ascii="Consolas" w:hAnsi="Consolas" w:cs="Calibri"/>
-          <w:lang w:val="en-US"/>
-        </w:rPr>
-      </w:pPr>
-      <w:proofErr w:type="spellStart"/>
-      <w:r>
-        <w:rPr>
-          <w:rFonts w:ascii="Consolas" w:hAnsi="Consolas" w:cs="Calibri"/>
-          <w:lang w:val="en-US"/>
-        </w:rPr>
-        <w:lastRenderedPageBreak/>
-        <w:t>margin</w:t>
-      </w:r>
-      <w:proofErr w:type="spellEnd"/>
-      <w:r>
-        <w:rPr>
-          <w:rFonts w:ascii="Consolas" w:hAnsi="Consolas" w:cs="Calibri"/>
-          <w:lang w:val="en-US"/>
-        </w:rPr>
-        <w:t>: 10%;</w:t>
-      </w:r>
-    </w:p>
-    <w:p>
-      <w:pPr>
-        <w:spacing w:line="240" w:lineRule="auto"/>
-        <w:rPr>
-          <w:rFonts w:ascii="Consolas" w:hAnsi="Consolas" w:cs="Calibri"/>
-          <w:color w:val="4EA72E" w:themeColor="accent6"/>
-          <w:lang w:val="en-US"/>
-        </w:rPr>
-      </w:pPr>
-      <w:r>
-        <w:rPr>
-          <w:rFonts w:ascii="Consolas" w:hAnsi="Consolas" w:cs="Calibri"/>
-          <w:color w:val="4EA72E" w:themeColor="accent6"/>
-          <w:lang w:val="en-US"/>
-        </w:rPr>
-        <w:t>/* vertical | horizontal */</w:t>
-      </w:r>
-    </w:p>
-    <w:p>
-      <w:pPr>
-        <w:spacing w:line="240" w:lineRule="auto"/>
-        <w:rPr>
-          <w:rFonts w:ascii="Consolas" w:hAnsi="Consolas" w:cs="Calibri"/>
-          <w:lang w:val="en-US"/>
-        </w:rPr>
-      </w:pPr>
-      <w:proofErr w:type="spellStart"/>
-      <w:r>
-        <w:rPr>
-          <w:rFonts w:ascii="Consolas" w:hAnsi="Consolas" w:cs="Calibri"/>
-          <w:lang w:val="en-US"/>
-        </w:rPr>
-        <w:t>margin</w:t>
-      </w:r>
-      <w:proofErr w:type="spellEnd"/>
-      <w:r>
-        <w:rPr>
-          <w:rFonts w:ascii="Consolas" w:hAnsi="Consolas" w:cs="Calibri"/>
-          <w:lang w:val="en-US"/>
-        </w:rPr>
-        <w:t>: 5% auto;</w:t>
-      </w:r>
-    </w:p>
-    <w:p>
-      <w:pPr>
-        <w:spacing w:line="240" w:lineRule="auto"/>
-        <w:rPr>
-          <w:rFonts w:ascii="Consolas" w:hAnsi="Consolas" w:cs="Calibri"/>
-          <w:color w:val="4EA72E" w:themeColor="accent6"/>
-          <w:lang w:val="en-US"/>
-        </w:rPr>
-      </w:pPr>
-      <w:r>
-        <w:rPr>
-          <w:rFonts w:ascii="Consolas" w:hAnsi="Consolas" w:cs="Calibri"/>
-          <w:color w:val="4EA72E" w:themeColor="accent6"/>
-          <w:lang w:val="en-US"/>
-        </w:rPr>
-        <w:t>/* topo | horizontal | inferior */</w:t>
-      </w:r>
-    </w:p>
-    <w:p>
-      <w:pPr>
-        <w:spacing w:line="240" w:lineRule="auto"/>
-        <w:rPr>
-          <w:rFonts w:ascii="Consolas" w:hAnsi="Consolas" w:cs="Calibri"/>
-          <w:lang w:val="en-US"/>
-        </w:rPr>
-      </w:pPr>
-      <w:proofErr w:type="spellStart"/>
-      <w:r>
-        <w:rPr>
-          <w:rFonts w:ascii="Consolas" w:hAnsi="Consolas" w:cs="Calibri"/>
-          <w:lang w:val="en-US"/>
-        </w:rPr>
-        <w:t>margin</w:t>
-      </w:r>
-      <w:proofErr w:type="spellEnd"/>
-      <w:r>
-        <w:rPr>
-          <w:rFonts w:ascii="Consolas" w:hAnsi="Consolas" w:cs="Calibri"/>
-          <w:lang w:val="en-US"/>
-        </w:rPr>
-        <w:t>: 10px auto 20px;</w:t>
-      </w:r>
-    </w:p>
-    <w:p>
-      <w:pPr>
-        <w:spacing w:line="240" w:lineRule="auto"/>
-        <w:rPr>
-          <w:rFonts w:ascii="Consolas" w:hAnsi="Consolas" w:cs="Calibri"/>
-          <w:color w:val="4EA72E" w:themeColor="accent6"/>
-          <w:lang w:val="en-US"/>
-        </w:rPr>
-      </w:pPr>
-      <w:r>
-        <w:rPr>
-          <w:rFonts w:ascii="Consolas" w:hAnsi="Consolas" w:cs="Calibri"/>
-          <w:color w:val="4EA72E" w:themeColor="accent6"/>
-          <w:lang w:val="en-US"/>
-        </w:rPr>
-        <w:t>/* topo | esquerda | inferior | direita */</w:t>
-      </w:r>
-    </w:p>
-    <w:p>
-      <w:pPr>
-        <w:spacing w:line="240" w:lineRule="auto"/>
-        <w:rPr>
-          <w:rFonts w:ascii="Consolas" w:hAnsi="Consolas" w:cs="Calibri"/>
-        </w:rPr>
-      </w:pPr>
-      <w:proofErr w:type="spellStart"/>
-      <w:r>
-        <w:rPr>
-          <w:rFonts w:ascii="Consolas" w:hAnsi="Consolas" w:cs="Calibri"/>
-        </w:rPr>
-        <w:t>margin</w:t>
-      </w:r>
-      <w:proofErr w:type="spellEnd"/>
-      <w:r>
-        <w:rPr>
-          <w:rFonts w:ascii="Consolas" w:hAnsi="Consolas" w:cs="Calibri"/>
-        </w:rPr>
-        <w:t>: 2px 5px 0 auto;</w:t>
-      </w:r>
-    </w:p>
-    <w:p>
-      <w:pPr>
-        <w:spacing w:line="360" w:lineRule="auto"/>
-        <w:rPr>
-          <w:rFonts w:ascii="Verdana" w:hAnsi="Verdana" w:cs="Calibri"/>
-        </w:rPr>
-      </w:pPr>
-    </w:p>
-    <w:p>
-      <w:pPr>
-        <w:spacing w:line="360" w:lineRule="auto"/>
-        <w:rPr>
-          <w:rFonts w:ascii="Verdana" w:hAnsi="Verdana" w:cs="Calibri"/>
-        </w:rPr>
-      </w:pPr>
-      <w:r>
-        <w:rPr>
-          <w:rFonts w:ascii="Verdana" w:hAnsi="Verdana" w:cs="Calibri"/>
-        </w:rPr>
-        <w:t>Caso você queira centralizar um elemento em CSS, uma técnica a ser utilizada é definir as</w:t>
-      </w:r>
-      <w:r>
-        <w:rPr>
-          <w:rFonts w:ascii="Verdana" w:hAnsi="Verdana" w:cs="Calibri"/>
-        </w:rPr>
-        <w:t xml:space="preserve"> </w:t>
-      </w:r>
-      <w:r>
-        <w:rPr>
-          <w:rFonts w:ascii="Verdana" w:hAnsi="Verdana" w:cs="Calibri"/>
-        </w:rPr>
-        <w:t>margens à esquerda e à direita como auto, fazendo com que o elemento seja centralizado</w:t>
-      </w:r>
-      <w:r>
-        <w:rPr>
-          <w:rFonts w:ascii="Verdana" w:hAnsi="Verdana" w:cs="Calibri"/>
-        </w:rPr>
-        <w:t xml:space="preserve"> </w:t>
-      </w:r>
-      <w:r>
-        <w:rPr>
-          <w:rFonts w:ascii="Verdana" w:hAnsi="Verdana" w:cs="Calibri"/>
-        </w:rPr>
-        <w:t>horizontalmente.</w:t>
-      </w:r>
-    </w:p>
-    <w:p>
-      <w:pPr>
-        <w:spacing w:line="240" w:lineRule="auto"/>
-        <w:rPr>
-          <w:rFonts w:ascii="Consolas" w:hAnsi="Consolas" w:cs="Calibri"/>
-          <w:color w:val="4EA72E" w:themeColor="accent6"/>
-          <w:lang w:val="en-US"/>
-        </w:rPr>
-      </w:pPr>
-      <w:r>
-        <w:rPr>
-          <w:rFonts w:ascii="Consolas" w:hAnsi="Consolas" w:cs="Calibri"/>
-          <w:color w:val="4EA72E" w:themeColor="accent6"/>
-          <w:lang w:val="en-US"/>
-        </w:rPr>
-        <w:t>/* centraliza um elemento dentro de seu pai*/</w:t>
-      </w:r>
-    </w:p>
-    <w:p>
-      <w:pPr>
-        <w:spacing w:line="240" w:lineRule="auto"/>
-        <w:rPr>
-          <w:rFonts w:ascii="Consolas" w:hAnsi="Consolas" w:cs="Calibri"/>
-          <w:lang w:val="en-US"/>
-        </w:rPr>
-      </w:pPr>
-      <w:proofErr w:type="spellStart"/>
-      <w:r>
-        <w:rPr>
-          <w:rFonts w:ascii="Consolas" w:hAnsi="Consolas" w:cs="Calibri"/>
-          <w:lang w:val="en-US"/>
-        </w:rPr>
-        <w:t>margin</w:t>
-      </w:r>
-      <w:proofErr w:type="spellEnd"/>
-      <w:r>
-        <w:rPr>
-          <w:rFonts w:ascii="Consolas" w:hAnsi="Consolas" w:cs="Calibri"/>
-          <w:lang w:val="en-US"/>
-        </w:rPr>
-        <w:t>: 0 auto;</w:t>
+        </w:rPr>
+      </w:pPr>
+      <w:r>
+        <w:rPr>
+          <w:rFonts w:ascii="Consolas" w:hAnsi="Consolas" w:cs="Calibri"/>
+        </w:rPr>
+        <w:t>margin: 0 auto;</w:t>
       </w:r>
     </w:p>
     <w:p>
@@ -1886,21 +1606,7 @@
         <w:rPr>
           <w:rFonts w:ascii="Verdana" w:hAnsi="Verdana" w:cs="Calibri"/>
         </w:rPr>
-        <w:t xml:space="preserve">Veja um outro exemplo, no qual a margem é aplicada a um elemento </w:t>
-      </w:r>
-      <w:proofErr w:type="spellStart"/>
-      <w:r>
-        <w:rPr>
-          <w:rFonts w:ascii="Verdana" w:hAnsi="Verdana" w:cs="Calibri"/>
-        </w:rPr>
-        <w:t>div</w:t>
-      </w:r>
-      <w:proofErr w:type="spellEnd"/>
-      <w:r>
-        <w:rPr>
-          <w:rFonts w:ascii="Verdana" w:hAnsi="Verdana" w:cs="Calibri"/>
-        </w:rPr>
-        <w:t xml:space="preserve"> e a um elemento p</w:t>
+        <w:t>Veja um outro exemplo, no qual a margem é aplicada a um elemento div e a um elemento p</w:t>
       </w:r>
       <w:r>
         <w:rPr>
@@ -1934,7 +1640,6 @@
                 <w:bCs/>
               </w:rPr>
             </w:pPr>
-            <w:proofErr w:type="spellStart"/>
             <w:r>
               <w:rPr>
                 <w:rFonts w:ascii="Verdana" w:hAnsi="Verdana" w:cs="Calibri"/>
@@ -1943,7 +1648,6 @@
               </w:rPr>
               <w:t>css</w:t>
             </w:r>
-            <w:proofErr w:type="spellEnd"/>
           </w:p>
         </w:tc>
         <w:tc>
@@ -1960,7 +1664,6 @@
                 <w:bCs/>
               </w:rPr>
             </w:pPr>
-            <w:proofErr w:type="spellStart"/>
             <w:r>
               <w:rPr>
                 <w:rFonts w:ascii="Verdana" w:hAnsi="Verdana" w:cs="Calibri"/>
@@ -1969,7 +1672,6 @@
               </w:rPr>
               <w:t>html</w:t>
             </w:r>
-            <w:proofErr w:type="spellEnd"/>
           </w:p>
         </w:tc>
       </w:tr>
@@ -2056,25 +1758,7 @@
                 <w:rFonts w:ascii="Consolas" w:hAnsi="Consolas" w:cs="Calibri"/>
                 <w:lang w:val="en-US"/>
               </w:rPr>
-              <w:t xml:space="preserve">background-color: </w:t>
-            </w:r>
-            <w:proofErr w:type="spellStart"/>
-            <w:proofErr w:type="gramStart"/>
-            <w:r>
-              <w:rPr>
-                <w:rFonts w:ascii="Consolas" w:hAnsi="Consolas" w:cs="Calibri"/>
-                <w:lang w:val="en-US"/>
-              </w:rPr>
-              <w:t>lightblue</w:t>
-            </w:r>
-            <w:proofErr w:type="spellEnd"/>
-            <w:proofErr w:type="gramEnd"/>
-            <w:r>
-              <w:rPr>
-                <w:rFonts w:ascii="Consolas" w:hAnsi="Consolas" w:cs="Calibri"/>
-                <w:lang w:val="en-US"/>
-              </w:rPr>
-              <w:t>;</w:t>
+              <w:t>background-color: lightblue;</w:t>
             </w:r>
           </w:p>
           <w:p>
@@ -2264,62 +1948,13 @@
                 <w:rFonts w:ascii="Consolas" w:hAnsi="Consolas" w:cs="Calibri"/>
                 <w:lang w:val="en-US"/>
               </w:rPr>
-              <w:t xml:space="preserve">&lt;link </w:t>
-            </w:r>
-            <w:proofErr w:type="spellStart"/>
-            <w:r>
-              <w:rPr>
-                <w:rFonts w:ascii="Consolas" w:hAnsi="Consolas" w:cs="Calibri"/>
-                <w:lang w:val="en-US"/>
-              </w:rPr>
-              <w:t>rel</w:t>
-            </w:r>
-            <w:proofErr w:type="spellEnd"/>
-            <w:r>
-              <w:rPr>
-                <w:rFonts w:ascii="Consolas" w:hAnsi="Consolas" w:cs="Calibri"/>
-                <w:lang w:val="en-US"/>
-              </w:rPr>
-              <w:t xml:space="preserve">="stylesheet" </w:t>
-            </w:r>
-            <w:proofErr w:type="spellStart"/>
-            <w:r>
-              <w:rPr>
-                <w:rFonts w:ascii="Consolas" w:hAnsi="Consolas" w:cs="Calibri"/>
-                <w:lang w:val="en-US"/>
-              </w:rPr>
-              <w:t>href</w:t>
-            </w:r>
-            <w:proofErr w:type="spellEnd"/>
-            <w:r>
-              <w:rPr>
-                <w:rFonts w:ascii="Consolas" w:hAnsi="Consolas" w:cs="Calibri"/>
-                <w:lang w:val="en-US"/>
-              </w:rPr>
-              <w:t>="</w:t>
-            </w:r>
-            <w:proofErr w:type="spellStart"/>
-            <w:r>
-              <w:rPr>
-                <w:rFonts w:ascii="Consolas" w:hAnsi="Consolas" w:cs="Calibri"/>
-                <w:lang w:val="en-US"/>
-              </w:rPr>
-              <w:t>css</w:t>
-            </w:r>
-            <w:proofErr w:type="spellEnd"/>
-            <w:r>
-              <w:rPr>
-                <w:rFonts w:ascii="Consolas" w:hAnsi="Consolas" w:cs="Calibri"/>
-                <w:lang w:val="en-US"/>
-              </w:rPr>
-              <w:t>/style.css" /&gt;</w:t>
-            </w:r>
-          </w:p>
-          <w:p>
-            <w:pPr>
-              <w:rPr>
-                <w:rFonts w:ascii="Consolas" w:hAnsi="Consolas" w:cs="Calibri"/>
-                <w:lang w:val="en-US"/>
+              <w:t>&lt;link rel="stylesheet" href="css/style.css" /&gt;</w:t>
+            </w:r>
+          </w:p>
+          <w:p>
+            <w:pPr>
+              <w:rPr>
+                <w:rFonts w:ascii="Consolas" w:hAnsi="Consolas" w:cs="Calibri"/>
               </w:rPr>
             </w:pPr>
             <w:r>
@@ -2332,7 +1967,6 @@
             <w:r>
               <w:rPr>
                 <w:rFonts w:ascii="Consolas" w:hAnsi="Consolas" w:cs="Calibri"/>
-                <w:lang w:val="en-US"/>
               </w:rPr>
               <w:t>&lt;/head&gt;</w:t>
             </w:r>
@@ -2341,20 +1975,17 @@
             <w:pPr>
               <w:rPr>
                 <w:rFonts w:ascii="Consolas" w:hAnsi="Consolas" w:cs="Calibri"/>
-                <w:lang w:val="en-US"/>
-              </w:rPr>
-            </w:pPr>
-            <w:r>
-              <w:rPr>
-                <w:rFonts w:ascii="Consolas" w:hAnsi="Consolas" w:cs="Calibri"/>
-                <w:lang w:val="en-US"/>
+              </w:rPr>
+            </w:pPr>
+            <w:r>
+              <w:rPr>
+                <w:rFonts w:ascii="Consolas" w:hAnsi="Consolas" w:cs="Calibri"/>
               </w:rPr>
               <w:t xml:space="preserve">  </w:t>
             </w:r>
             <w:r>
               <w:rPr>
                 <w:rFonts w:ascii="Consolas" w:hAnsi="Consolas" w:cs="Calibri"/>
-                <w:lang w:val="en-US"/>
               </w:rPr>
               <w:t>&lt;body&gt;</w:t>
             </w:r>
@@ -2406,21 +2037,7 @@
               <w:rPr>
                 <w:rFonts w:ascii="Consolas" w:hAnsi="Consolas" w:cs="Calibri"/>
               </w:rPr>
-              <w:t>&lt;</w:t>
-            </w:r>
-            <w:proofErr w:type="spellStart"/>
-            <w:r>
-              <w:rPr>
-                <w:rFonts w:ascii="Consolas" w:hAnsi="Consolas" w:cs="Calibri"/>
-              </w:rPr>
-              <w:t>div</w:t>
-            </w:r>
-            <w:proofErr w:type="spellEnd"/>
-            <w:r>
-              <w:rPr>
-                <w:rFonts w:ascii="Consolas" w:hAnsi="Consolas" w:cs="Calibri"/>
-              </w:rPr>
-              <w:t>&gt;</w:t>
+              <w:t>&lt;div&gt;</w:t>
             </w:r>
           </w:p>
           <w:p>
@@ -2563,6 +2180,7 @@
             <w:r>
               <w:rPr>
                 <w:rFonts w:ascii="Verdana" w:hAnsi="Verdana" w:cs="Calibri"/>
+                <w:noProof/>
                 <w:lang w:val="en-US"/>
               </w:rPr>
               <w:lastRenderedPageBreak/>
@@ -2686,21 +2304,25 @@
         <w:rPr>
           <w:rFonts w:ascii="Verdana" w:hAnsi="Verdana" w:cs="Calibri"/>
         </w:rPr>
-        <w:t>Faça o download do arquivo compactado “</w:t>
-      </w:r>
-      <w:r>
-        <w:rPr>
-          <w:rFonts w:ascii="Verdana" w:hAnsi="Verdana" w:cs="Calibri"/>
-          <w:b/>
-          <w:bCs/>
-        </w:rPr>
-        <w:t>aula2-css.zip</w:t>
-      </w:r>
-      <w:r>
-        <w:rPr>
-          <w:rFonts w:ascii="Verdana" w:hAnsi="Verdana" w:cs="Calibri"/>
-        </w:rPr>
-        <w:t>”, disponível no moodle da</w:t>
+        <w:t>Faça o download do</w:t>
+      </w:r>
+      <w:r>
+        <w:rPr>
+          <w:rFonts w:ascii="Verdana" w:hAnsi="Verdana" w:cs="Calibri"/>
+        </w:rPr>
+        <w:t>s</w:t>
+      </w:r>
+      <w:r>
+        <w:rPr>
+          <w:rFonts w:ascii="Verdana" w:hAnsi="Verdana" w:cs="Calibri"/>
+        </w:rPr>
+        <w:t xml:space="preserve"> arquivo</w:t>
+      </w:r>
+      <w:r>
+        <w:rPr>
+          <w:rFonts w:ascii="Verdana" w:hAnsi="Verdana" w:cs="Calibri"/>
+        </w:rPr>
+        <w:t>s</w:t>
       </w:r>
       <w:r>
         <w:rPr>
@@ -2712,7 +2334,45 @@
         <w:rPr>
           <w:rFonts w:ascii="Verdana" w:hAnsi="Verdana" w:cs="Calibri"/>
         </w:rPr>
-        <w:t>disciplina</w:t>
+        <w:t xml:space="preserve">que estão na pasta </w:t>
+      </w:r>
+      <w:r>
+        <w:rPr>
+          <w:rFonts w:ascii="Verdana" w:hAnsi="Verdana" w:cs="Calibri"/>
+        </w:rPr>
+        <w:t>“</w:t>
+      </w:r>
+      <w:r>
+        <w:rPr>
+          <w:rFonts w:ascii="Verdana" w:hAnsi="Verdana" w:cs="Calibri"/>
+          <w:i/>
+          <w:iCs/>
+        </w:rPr>
+        <w:t>Arquivos de exemplo CSS - aula 02</w:t>
+      </w:r>
+      <w:r>
+        <w:rPr>
+          <w:rFonts w:ascii="Verdana" w:hAnsi="Verdana" w:cs="Calibri"/>
+        </w:rPr>
+        <w:t>” disponível no Box 5</w:t>
+      </w:r>
+      <w:r>
+        <w:rPr>
+          <w:rFonts w:ascii="Verdana" w:hAnsi="Verdana" w:cs="Calibri"/>
+        </w:rPr>
+        <w:t xml:space="preserve"> - </w:t>
+      </w:r>
+      <w:r>
+        <w:rPr>
+          <w:rFonts w:ascii="Verdana" w:hAnsi="Verdana" w:cs="Calibri"/>
+        </w:rPr>
+        <w:t>CSS - Aula 02</w:t>
+      </w:r>
+      <w:r>
+        <w:rPr>
+          <w:rFonts w:ascii="Verdana" w:hAnsi="Verdana" w:cs="Calibri"/>
+        </w:rPr>
+        <w:t>, na disciplina no Moodle</w:t>
       </w:r>
     </w:p>
     <w:p>
@@ -2733,27 +2393,6 @@
         <w:rPr>
           <w:rFonts w:ascii="Verdana" w:hAnsi="Verdana" w:cs="Calibri"/>
         </w:rPr>
-        <w:t>Descompacte o arquivo e abra-o no VS Code</w:t>
-      </w:r>
-    </w:p>
-    <w:p>
-      <w:pPr>
-        <w:pStyle w:val="PargrafodaLista"/>
-        <w:numPr>
-          <w:ilvl w:val="0"/>
-          <w:numId w:val="5"/>
-        </w:numPr>
-        <w:spacing w:line="240" w:lineRule="auto"/>
-        <w:ind w:left="714" w:hanging="357"/>
-        <w:contextualSpacing w:val="0"/>
-        <w:rPr>
-          <w:rFonts w:ascii="Verdana" w:hAnsi="Verdana" w:cs="Calibri"/>
-        </w:rPr>
-      </w:pPr>
-      <w:r>
-        <w:rPr>
-          <w:rFonts w:ascii="Verdana" w:hAnsi="Verdana" w:cs="Calibri"/>
-        </w:rPr>
         <w:t>Abra o arquivo “</w:t>
       </w:r>
       <w:r>
@@ -2768,19 +2407,7 @@
         <w:rPr>
           <w:rFonts w:ascii="Verdana" w:hAnsi="Verdana" w:cs="Calibri"/>
         </w:rPr>
-        <w:t>” no VS Code, visualize o resultado via Live Server e após</w:t>
-      </w:r>
-      <w:r>
-        <w:rPr>
-          <w:rFonts w:ascii="Verdana" w:hAnsi="Verdana" w:cs="Calibri"/>
-        </w:rPr>
-        <w:t xml:space="preserve"> </w:t>
-      </w:r>
-      <w:r>
-        <w:rPr>
-          <w:rFonts w:ascii="Verdana" w:hAnsi="Verdana" w:cs="Calibri"/>
-        </w:rPr>
-        <w:t>isso faça alterações nas propriedades para visualizar novas opções de layout</w:t>
+        <w:t>” no VS Code, visualize o resultado via Live Server e após isso faça alterações nas propriedades para visualizar novas opções de layout</w:t>
       </w:r>
     </w:p>
     <w:p>
@@ -2804,97 +2431,77 @@
         </w:rPr>
         <w:t xml:space="preserve">Perceba que a margem corresponde ao espaço fora da área da borda, enquanto o </w:t>
       </w:r>
-      <w:proofErr w:type="spellStart"/>
       <w:r>
         <w:rPr>
           <w:rFonts w:ascii="Verdana" w:hAnsi="Verdana" w:cs="Calibri"/>
           <w:i/>
           <w:iCs/>
         </w:rPr>
-        <w:t>padding</w:t>
-      </w:r>
-      <w:proofErr w:type="spellEnd"/>
+        <w:t xml:space="preserve">padding </w:t>
+      </w:r>
+      <w:r>
+        <w:rPr>
+          <w:rFonts w:ascii="Verdana" w:hAnsi="Verdana" w:cs="Calibri"/>
+        </w:rPr>
+        <w:t>(que</w:t>
+      </w:r>
+      <w:r>
+        <w:rPr>
+          <w:rFonts w:ascii="Verdana" w:hAnsi="Verdana" w:cs="Calibri"/>
+        </w:rPr>
+        <w:t xml:space="preserve"> </w:t>
+      </w:r>
+      <w:r>
+        <w:rPr>
+          <w:rFonts w:ascii="Verdana" w:hAnsi="Verdana" w:cs="Calibri"/>
+        </w:rPr>
+        <w:t xml:space="preserve">será visto </w:t>
+      </w:r>
+      <w:r>
+        <w:rPr>
+          <w:rFonts w:ascii="Verdana" w:hAnsi="Verdana" w:cs="Calibri"/>
+        </w:rPr>
+        <w:t>logo mais</w:t>
+      </w:r>
+      <w:r>
+        <w:rPr>
+          <w:rFonts w:ascii="Verdana" w:hAnsi="Verdana" w:cs="Calibri"/>
+        </w:rPr>
+        <w:t>) está dentro da área da borda.</w:t>
+      </w:r>
+    </w:p>
+    <w:p>
+      <w:pPr>
+        <w:spacing w:line="360" w:lineRule="auto"/>
+        <w:rPr>
+          <w:rFonts w:ascii="Verdana" w:hAnsi="Verdana" w:cs="Calibri"/>
+        </w:rPr>
+      </w:pPr>
+      <w:r>
+        <w:rPr>
+          <w:rFonts w:ascii="Verdana" w:hAnsi="Verdana" w:cs="Calibri"/>
+        </w:rPr>
+        <w:t>Perceba também que os planos de fundo das margens são sempre transparentes, enquanto o</w:t>
+      </w:r>
+      <w:r>
+        <w:rPr>
+          <w:rFonts w:ascii="Verdana" w:hAnsi="Verdana" w:cs="Calibri"/>
+        </w:rPr>
+        <w:t xml:space="preserve"> </w:t>
+      </w:r>
+      <w:r>
+        <w:rPr>
+          <w:rFonts w:ascii="Verdana" w:hAnsi="Verdana" w:cs="Calibri"/>
+        </w:rPr>
+        <w:t xml:space="preserve">plano de fundo da área de </w:t>
+      </w:r>
       <w:r>
         <w:rPr>
           <w:rFonts w:ascii="Verdana" w:hAnsi="Verdana" w:cs="Calibri"/>
           <w:i/>
           <w:iCs/>
         </w:rPr>
-        <w:t xml:space="preserve"> </w:t>
-      </w:r>
-      <w:r>
-        <w:rPr>
-          <w:rFonts w:ascii="Verdana" w:hAnsi="Verdana" w:cs="Calibri"/>
-        </w:rPr>
-        <w:t>(que</w:t>
-      </w:r>
-      <w:r>
-        <w:rPr>
-          <w:rFonts w:ascii="Verdana" w:hAnsi="Verdana" w:cs="Calibri"/>
-        </w:rPr>
-        <w:t xml:space="preserve"> </w:t>
-      </w:r>
-      <w:r>
-        <w:rPr>
-          <w:rFonts w:ascii="Verdana" w:hAnsi="Verdana" w:cs="Calibri"/>
-        </w:rPr>
-        <w:t xml:space="preserve">será visto </w:t>
-      </w:r>
-      <w:r>
-        <w:rPr>
-          <w:rFonts w:ascii="Verdana" w:hAnsi="Verdana" w:cs="Calibri"/>
-        </w:rPr>
-        <w:t>logo mais</w:t>
-      </w:r>
-      <w:r>
-        <w:rPr>
-          <w:rFonts w:ascii="Verdana" w:hAnsi="Verdana" w:cs="Calibri"/>
-        </w:rPr>
-        <w:t>) está dentro da área da borda.</w:t>
-      </w:r>
-    </w:p>
-    <w:p>
-      <w:pPr>
-        <w:spacing w:line="360" w:lineRule="auto"/>
-        <w:rPr>
-          <w:rFonts w:ascii="Verdana" w:hAnsi="Verdana" w:cs="Calibri"/>
-        </w:rPr>
-      </w:pPr>
-      <w:r>
-        <w:rPr>
-          <w:rFonts w:ascii="Verdana" w:hAnsi="Verdana" w:cs="Calibri"/>
-        </w:rPr>
-        <w:t>Perceba também que os planos de fundo das margens são sempre transparentes, enquanto o</w:t>
-      </w:r>
-      <w:r>
-        <w:rPr>
-          <w:rFonts w:ascii="Verdana" w:hAnsi="Verdana" w:cs="Calibri"/>
-        </w:rPr>
-        <w:t xml:space="preserve"> </w:t>
-      </w:r>
-      <w:r>
-        <w:rPr>
-          <w:rFonts w:ascii="Verdana" w:hAnsi="Verdana" w:cs="Calibri"/>
-        </w:rPr>
-        <w:t xml:space="preserve">plano de fundo da área de </w:t>
-      </w:r>
-      <w:proofErr w:type="spellStart"/>
-      <w:r>
-        <w:rPr>
-          <w:rFonts w:ascii="Verdana" w:hAnsi="Verdana" w:cs="Calibri"/>
-          <w:i/>
-          <w:iCs/>
-        </w:rPr>
-        <w:t>padding</w:t>
-      </w:r>
-      <w:proofErr w:type="spellEnd"/>
-      <w:r>
-        <w:rPr>
-          <w:rFonts w:ascii="Verdana" w:hAnsi="Verdana" w:cs="Calibri"/>
-          <w:i/>
-          <w:iCs/>
-        </w:rPr>
-        <w:t xml:space="preserve"> </w:t>
+        <w:t xml:space="preserve">padding </w:t>
       </w:r>
       <w:r>
         <w:rPr>
@@ -3015,7 +2622,6 @@
         </w:rPr>
         <w:t xml:space="preserve">A propriedade abreviada </w:t>
       </w:r>
-      <w:proofErr w:type="spellStart"/>
       <w:r>
         <w:rPr>
           <w:rFonts w:ascii="Verdana" w:hAnsi="Verdana" w:cs="Calibri"/>
@@ -3024,18 +2630,7 @@
           <w:i/>
           <w:iCs/>
         </w:rPr>
-        <w:t>border</w:t>
-      </w:r>
-      <w:proofErr w:type="spellEnd"/>
-      <w:r>
-        <w:rPr>
-          <w:rFonts w:ascii="Verdana" w:hAnsi="Verdana" w:cs="Calibri"/>
-          <w:b/>
-          <w:bCs/>
-          <w:i/>
-          <w:iCs/>
-        </w:rPr>
-        <w:t xml:space="preserve"> </w:t>
+        <w:t xml:space="preserve">border </w:t>
       </w:r>
       <w:r>
         <w:rPr>
@@ -3153,7 +2748,6 @@
         </w:rPr>
         <w:t xml:space="preserve">Propriedade </w:t>
       </w:r>
-      <w:proofErr w:type="spellStart"/>
       <w:r>
         <w:rPr>
           <w:rFonts w:ascii="Verdana" w:hAnsi="Verdana" w:cs="Calibri"/>
@@ -3164,7 +2758,6 @@
         </w:rPr>
         <w:t>border-style</w:t>
       </w:r>
-      <w:proofErr w:type="spellEnd"/>
     </w:p>
     <w:p>
       <w:pPr>
@@ -3179,21 +2772,23 @@
         </w:rPr>
         <w:t xml:space="preserve">A propriedade </w:t>
       </w:r>
-      <w:proofErr w:type="spellStart"/>
       <w:r>
         <w:rPr>
           <w:rFonts w:ascii="Verdana" w:hAnsi="Verdana" w:cs="Calibri"/>
           <w:i/>
           <w:iCs/>
         </w:rPr>
-        <w:t>border-style</w:t>
-      </w:r>
-      <w:proofErr w:type="spellEnd"/>
-      <w:r>
-        <w:rPr>
-          <w:rFonts w:ascii="Verdana" w:hAnsi="Verdana" w:cs="Calibri"/>
-          <w:i/>
-          <w:iCs/>
+        <w:t xml:space="preserve">border-style </w:t>
+      </w:r>
+      <w:r>
+        <w:rPr>
+          <w:rFonts w:ascii="Verdana" w:hAnsi="Verdana" w:cs="Calibri"/>
+        </w:rPr>
+        <w:t>especifica que tipo de borda deve ser exibido. Veja alguns exemplos a</w:t>
+      </w:r>
+      <w:r>
+        <w:rPr>
+          <w:rFonts w:ascii="Verdana" w:hAnsi="Verdana" w:cs="Calibri"/>
         </w:rPr>
         <w:t xml:space="preserve"> </w:t>
       </w:r>
@@ -3201,18 +2796,6 @@
         <w:rPr>
           <w:rFonts w:ascii="Verdana" w:hAnsi="Verdana" w:cs="Calibri"/>
         </w:rPr>
-        <w:t>especifica que tipo de borda deve ser exibido. Veja alguns exemplos a</w:t>
-      </w:r>
-      <w:r>
-        <w:rPr>
-          <w:rFonts w:ascii="Verdana" w:hAnsi="Verdana" w:cs="Calibri"/>
-        </w:rPr>
-        <w:t xml:space="preserve"> </w:t>
-      </w:r>
-      <w:r>
-        <w:rPr>
-          <w:rFonts w:ascii="Verdana" w:hAnsi="Verdana" w:cs="Calibri"/>
-        </w:rPr>
         <w:t>seguir:</w:t>
       </w:r>
     </w:p>
@@ -3223,56 +2806,60 @@
           <w:rFonts w:ascii="Consolas" w:hAnsi="Consolas" w:cs="Calibri"/>
         </w:rPr>
       </w:pPr>
-      <w:proofErr w:type="spellStart"/>
-      <w:r>
-        <w:rPr>
-          <w:rFonts w:ascii="Consolas" w:hAnsi="Consolas" w:cs="Calibri"/>
-        </w:rPr>
-        <w:t>border-style</w:t>
-      </w:r>
-      <w:proofErr w:type="spellEnd"/>
-      <w:r>
-        <w:rPr>
-          <w:rFonts w:ascii="Consolas" w:hAnsi="Consolas" w:cs="Calibri"/>
-        </w:rPr>
-        <w:t xml:space="preserve">: </w:t>
-      </w:r>
-      <w:proofErr w:type="spellStart"/>
-      <w:r>
-        <w:rPr>
-          <w:rFonts w:ascii="Consolas" w:hAnsi="Consolas" w:cs="Calibri"/>
-        </w:rPr>
-        <w:t>dotted</w:t>
-      </w:r>
-      <w:proofErr w:type="spellEnd"/>
-      <w:r>
-        <w:rPr>
-          <w:rFonts w:ascii="Consolas" w:hAnsi="Consolas" w:cs="Calibri"/>
-        </w:rPr>
-        <w:t xml:space="preserve">; </w:t>
+      <w:r>
+        <w:rPr>
+          <w:rFonts w:ascii="Consolas" w:hAnsi="Consolas" w:cs="Calibri"/>
+        </w:rPr>
+        <w:t xml:space="preserve">border-style: dotted; </w:t>
       </w:r>
       <w:r>
         <w:rPr>
           <w:rFonts w:ascii="Consolas" w:hAnsi="Consolas" w:cs="Calibri"/>
           <w:color w:val="4EA72E" w:themeColor="accent6"/>
         </w:rPr>
-        <w:t>/*</w:t>
-      </w:r>
-      <w:proofErr w:type="gramStart"/>
+        <w:t>/*Define uma borda pontilhada /*</w:t>
+      </w:r>
+    </w:p>
+    <w:p>
+      <w:pPr>
+        <w:spacing w:after="120" w:line="240" w:lineRule="auto"/>
+        <w:rPr>
+          <w:rFonts w:ascii="Consolas" w:hAnsi="Consolas" w:cs="Calibri"/>
+        </w:rPr>
+      </w:pPr>
+      <w:r>
+        <w:rPr>
+          <w:rFonts w:ascii="Consolas" w:hAnsi="Consolas" w:cs="Calibri"/>
+        </w:rPr>
+        <w:t xml:space="preserve">border-style: dashed; </w:t>
+      </w:r>
       <w:r>
         <w:rPr>
           <w:rFonts w:ascii="Consolas" w:hAnsi="Consolas" w:cs="Calibri"/>
           <w:color w:val="4EA72E" w:themeColor="accent6"/>
         </w:rPr>
-        <w:t>Define</w:t>
-      </w:r>
-      <w:proofErr w:type="gramEnd"/>
+        <w:t>/*Define uma borda tracejada /*</w:t>
+      </w:r>
+    </w:p>
+    <w:p>
+      <w:pPr>
+        <w:spacing w:after="120" w:line="240" w:lineRule="auto"/>
+        <w:rPr>
+          <w:rFonts w:ascii="Consolas" w:hAnsi="Consolas" w:cs="Calibri"/>
+        </w:rPr>
+      </w:pPr>
+      <w:r>
+        <w:rPr>
+          <w:rFonts w:ascii="Consolas" w:hAnsi="Consolas" w:cs="Calibri"/>
+        </w:rPr>
+        <w:t xml:space="preserve">border-style: solid; </w:t>
+      </w:r>
       <w:r>
         <w:rPr>
           <w:rFonts w:ascii="Consolas" w:hAnsi="Consolas" w:cs="Calibri"/>
           <w:color w:val="4EA72E" w:themeColor="accent6"/>
         </w:rPr>
-        <w:t xml:space="preserve"> uma borda pontilhada /*</w:t>
+        <w:t>/*Define uma borda sólida /*</w:t>
       </w:r>
     </w:p>
     <w:p>
@@ -3280,177 +2867,21 @@
         <w:spacing w:after="120" w:line="240" w:lineRule="auto"/>
         <w:rPr>
           <w:rFonts w:ascii="Consolas" w:hAnsi="Consolas" w:cs="Calibri"/>
-        </w:rPr>
-      </w:pPr>
-      <w:proofErr w:type="spellStart"/>
-      <w:r>
-        <w:rPr>
-          <w:rFonts w:ascii="Consolas" w:hAnsi="Consolas" w:cs="Calibri"/>
-        </w:rPr>
-        <w:t>border-style</w:t>
-      </w:r>
-      <w:proofErr w:type="spellEnd"/>
-      <w:r>
-        <w:rPr>
-          <w:rFonts w:ascii="Consolas" w:hAnsi="Consolas" w:cs="Calibri"/>
-        </w:rPr>
-        <w:t xml:space="preserve">: </w:t>
-      </w:r>
-      <w:proofErr w:type="spellStart"/>
-      <w:r>
-        <w:rPr>
-          <w:rFonts w:ascii="Consolas" w:hAnsi="Consolas" w:cs="Calibri"/>
-        </w:rPr>
-        <w:t>dashed</w:t>
-      </w:r>
-      <w:proofErr w:type="spellEnd"/>
-      <w:r>
-        <w:rPr>
-          <w:rFonts w:ascii="Consolas" w:hAnsi="Consolas" w:cs="Calibri"/>
-        </w:rPr>
-        <w:t xml:space="preserve">; </w:t>
-      </w:r>
-      <w:r>
-        <w:rPr>
-          <w:rFonts w:ascii="Consolas" w:hAnsi="Consolas" w:cs="Calibri"/>
           <w:color w:val="4EA72E" w:themeColor="accent6"/>
         </w:rPr>
-        <w:t>/*</w:t>
-      </w:r>
-      <w:proofErr w:type="gramStart"/>
+      </w:pPr>
+      <w:r>
+        <w:rPr>
+          <w:rFonts w:ascii="Consolas" w:hAnsi="Consolas" w:cs="Calibri"/>
+        </w:rPr>
+        <w:t xml:space="preserve">border-style: double; </w:t>
+      </w:r>
       <w:r>
         <w:rPr>
           <w:rFonts w:ascii="Consolas" w:hAnsi="Consolas" w:cs="Calibri"/>
           <w:color w:val="4EA72E" w:themeColor="accent6"/>
         </w:rPr>
-        <w:t>Define</w:t>
-      </w:r>
-      <w:proofErr w:type="gramEnd"/>
-      <w:r>
-        <w:rPr>
-          <w:rFonts w:ascii="Consolas" w:hAnsi="Consolas" w:cs="Calibri"/>
-          <w:color w:val="4EA72E" w:themeColor="accent6"/>
-        </w:rPr>
-        <w:t xml:space="preserve"> uma borda tracejada /*</w:t>
-      </w:r>
-    </w:p>
-    <w:p>
-      <w:pPr>
-        <w:spacing w:after="120" w:line="240" w:lineRule="auto"/>
-        <w:rPr>
-          <w:rFonts w:ascii="Consolas" w:hAnsi="Consolas" w:cs="Calibri"/>
-        </w:rPr>
-      </w:pPr>
-      <w:proofErr w:type="spellStart"/>
-      <w:r>
-        <w:rPr>
-          <w:rFonts w:ascii="Consolas" w:hAnsi="Consolas" w:cs="Calibri"/>
-        </w:rPr>
-        <w:t>border-style</w:t>
-      </w:r>
-      <w:proofErr w:type="spellEnd"/>
-      <w:r>
-        <w:rPr>
-          <w:rFonts w:ascii="Consolas" w:hAnsi="Consolas" w:cs="Calibri"/>
-        </w:rPr>
-        <w:t xml:space="preserve">: </w:t>
-      </w:r>
-      <w:proofErr w:type="spellStart"/>
-      <w:r>
-        <w:rPr>
-          <w:rFonts w:ascii="Consolas" w:hAnsi="Consolas" w:cs="Calibri"/>
-        </w:rPr>
-        <w:t>solid</w:t>
-      </w:r>
-      <w:proofErr w:type="spellEnd"/>
-      <w:r>
-        <w:rPr>
-          <w:rFonts w:ascii="Consolas" w:hAnsi="Consolas" w:cs="Calibri"/>
-        </w:rPr>
-        <w:t xml:space="preserve">; </w:t>
-      </w:r>
-      <w:r>
-        <w:rPr>
-          <w:rFonts w:ascii="Consolas" w:hAnsi="Consolas" w:cs="Calibri"/>
-          <w:color w:val="4EA72E" w:themeColor="accent6"/>
-        </w:rPr>
-        <w:t>/*</w:t>
-      </w:r>
-      <w:proofErr w:type="gramStart"/>
-      <w:r>
-        <w:rPr>
-          <w:rFonts w:ascii="Consolas" w:hAnsi="Consolas" w:cs="Calibri"/>
-          <w:color w:val="4EA72E" w:themeColor="accent6"/>
-        </w:rPr>
-        <w:t>Define</w:t>
-      </w:r>
-      <w:proofErr w:type="gramEnd"/>
-      <w:r>
-        <w:rPr>
-          <w:rFonts w:ascii="Consolas" w:hAnsi="Consolas" w:cs="Calibri"/>
-          <w:color w:val="4EA72E" w:themeColor="accent6"/>
-        </w:rPr>
-        <w:t xml:space="preserve"> uma borda sólida /*</w:t>
-      </w:r>
-    </w:p>
-    <w:p>
-      <w:pPr>
-        <w:spacing w:after="120" w:line="240" w:lineRule="auto"/>
-        <w:rPr>
-          <w:rFonts w:ascii="Consolas" w:hAnsi="Consolas" w:cs="Calibri"/>
-          <w:color w:val="4EA72E" w:themeColor="accent6"/>
-        </w:rPr>
-      </w:pPr>
-      <w:proofErr w:type="spellStart"/>
-      <w:r>
-        <w:rPr>
-          <w:rFonts w:ascii="Consolas" w:hAnsi="Consolas" w:cs="Calibri"/>
-        </w:rPr>
-        <w:t>border-style</w:t>
-      </w:r>
-      <w:proofErr w:type="spellEnd"/>
-      <w:r>
-        <w:rPr>
-          <w:rFonts w:ascii="Consolas" w:hAnsi="Consolas" w:cs="Calibri"/>
-        </w:rPr>
-        <w:t xml:space="preserve">: </w:t>
-      </w:r>
-      <w:proofErr w:type="spellStart"/>
-      <w:r>
-        <w:rPr>
-          <w:rFonts w:ascii="Consolas" w:hAnsi="Consolas" w:cs="Calibri"/>
-        </w:rPr>
-        <w:t>double</w:t>
-      </w:r>
-      <w:proofErr w:type="spellEnd"/>
-      <w:r>
-        <w:rPr>
-          <w:rFonts w:ascii="Consolas" w:hAnsi="Consolas" w:cs="Calibri"/>
-        </w:rPr>
-        <w:t xml:space="preserve">; </w:t>
-      </w:r>
-      <w:r>
-        <w:rPr>
-          <w:rFonts w:ascii="Consolas" w:hAnsi="Consolas" w:cs="Calibri"/>
-          <w:color w:val="4EA72E" w:themeColor="accent6"/>
-        </w:rPr>
-        <w:t>/*</w:t>
-      </w:r>
-      <w:proofErr w:type="gramStart"/>
-      <w:r>
-        <w:rPr>
-          <w:rFonts w:ascii="Consolas" w:hAnsi="Consolas" w:cs="Calibri"/>
-          <w:color w:val="4EA72E" w:themeColor="accent6"/>
-        </w:rPr>
-        <w:t>Define</w:t>
-      </w:r>
-      <w:proofErr w:type="gramEnd"/>
-      <w:r>
-        <w:rPr>
-          <w:rFonts w:ascii="Consolas" w:hAnsi="Consolas" w:cs="Calibri"/>
-          <w:color w:val="4EA72E" w:themeColor="accent6"/>
-        </w:rPr>
-        <w:t xml:space="preserve"> uma borda dupla /*</w:t>
+        <w:t>/*Define uma borda dupla /*</w:t>
       </w:r>
     </w:p>
     <w:p>
@@ -3512,7 +2943,6 @@
                 <w:bCs/>
               </w:rPr>
             </w:pPr>
-            <w:proofErr w:type="spellStart"/>
             <w:r>
               <w:rPr>
                 <w:rFonts w:ascii="Verdana" w:hAnsi="Verdana" w:cs="Calibri"/>
@@ -3521,7 +2951,6 @@
               </w:rPr>
               <w:t>css</w:t>
             </w:r>
-            <w:proofErr w:type="spellEnd"/>
           </w:p>
         </w:tc>
         <w:tc>
@@ -3538,7 +2967,6 @@
                 <w:bCs/>
               </w:rPr>
             </w:pPr>
-            <w:proofErr w:type="spellStart"/>
             <w:r>
               <w:rPr>
                 <w:rFonts w:ascii="Verdana" w:hAnsi="Verdana" w:cs="Calibri"/>
@@ -3547,7 +2975,6 @@
               </w:rPr>
               <w:t>html</w:t>
             </w:r>
-            <w:proofErr w:type="spellEnd"/>
           </w:p>
         </w:tc>
       </w:tr>
@@ -3998,66 +3425,19 @@
                 <w:rFonts w:ascii="Consolas" w:hAnsi="Consolas" w:cs="Calibri"/>
                 <w:lang w:val="en-US"/>
               </w:rPr>
-              <w:t xml:space="preserve">&lt;link </w:t>
-            </w:r>
-            <w:proofErr w:type="spellStart"/>
-            <w:r>
-              <w:rPr>
-                <w:rFonts w:ascii="Consolas" w:hAnsi="Consolas" w:cs="Calibri"/>
-                <w:lang w:val="en-US"/>
-              </w:rPr>
-              <w:t>rel</w:t>
-            </w:r>
-            <w:proofErr w:type="spellEnd"/>
-            <w:r>
-              <w:rPr>
-                <w:rFonts w:ascii="Consolas" w:hAnsi="Consolas" w:cs="Calibri"/>
-                <w:lang w:val="en-US"/>
-              </w:rPr>
-              <w:t xml:space="preserve">="stylesheet" </w:t>
-            </w:r>
-            <w:proofErr w:type="spellStart"/>
-            <w:r>
-              <w:rPr>
-                <w:rFonts w:ascii="Consolas" w:hAnsi="Consolas" w:cs="Calibri"/>
-                <w:lang w:val="en-US"/>
-              </w:rPr>
-              <w:t>href</w:t>
-            </w:r>
-            <w:proofErr w:type="spellEnd"/>
-            <w:r>
-              <w:rPr>
-                <w:rFonts w:ascii="Consolas" w:hAnsi="Consolas" w:cs="Calibri"/>
-                <w:lang w:val="en-US"/>
-              </w:rPr>
-              <w:t>="</w:t>
-            </w:r>
-            <w:proofErr w:type="spellStart"/>
-            <w:r>
-              <w:rPr>
-                <w:rFonts w:ascii="Consolas" w:hAnsi="Consolas" w:cs="Calibri"/>
-                <w:lang w:val="en-US"/>
-              </w:rPr>
-              <w:t>css</w:t>
-            </w:r>
-            <w:proofErr w:type="spellEnd"/>
-            <w:r>
-              <w:rPr>
-                <w:rFonts w:ascii="Consolas" w:hAnsi="Consolas" w:cs="Calibri"/>
-                <w:lang w:val="en-US"/>
-              </w:rPr>
-              <w:t>/style.css" /&gt;</w:t>
-            </w:r>
-          </w:p>
-          <w:p>
-            <w:pPr>
-              <w:rPr>
-                <w:rFonts w:ascii="Consolas" w:hAnsi="Consolas" w:cs="Calibri"/>
-              </w:rPr>
-            </w:pPr>
-            <w:r>
-              <w:rPr>
-                <w:rFonts w:ascii="Consolas" w:hAnsi="Consolas" w:cs="Calibri"/>
+              <w:t>&lt;link rel="stylesheet" href="css/style.css" /&gt;</w:t>
+            </w:r>
+          </w:p>
+          <w:p>
+            <w:pPr>
+              <w:rPr>
+                <w:rFonts w:ascii="Consolas" w:hAnsi="Consolas" w:cs="Calibri"/>
+              </w:rPr>
+            </w:pPr>
+            <w:r>
+              <w:rPr>
+                <w:rFonts w:ascii="Consolas" w:hAnsi="Consolas" w:cs="Calibri"/>
+                <w:lang w:val="en-US"/>
               </w:rPr>
               <w:t xml:space="preserve">  </w:t>
             </w:r>
@@ -4065,21 +3445,7 @@
               <w:rPr>
                 <w:rFonts w:ascii="Consolas" w:hAnsi="Consolas" w:cs="Calibri"/>
               </w:rPr>
-              <w:t>&lt;/</w:t>
-            </w:r>
-            <w:proofErr w:type="spellStart"/>
-            <w:r>
-              <w:rPr>
-                <w:rFonts w:ascii="Consolas" w:hAnsi="Consolas" w:cs="Calibri"/>
-              </w:rPr>
-              <w:t>head</w:t>
-            </w:r>
-            <w:proofErr w:type="spellEnd"/>
-            <w:r>
-              <w:rPr>
-                <w:rFonts w:ascii="Consolas" w:hAnsi="Consolas" w:cs="Calibri"/>
-              </w:rPr>
-              <w:t>&gt;</w:t>
+              <w:t>&lt;/head&gt;</w:t>
             </w:r>
           </w:p>
           <w:p>
@@ -4136,48 +3502,19 @@
               <w:rPr>
                 <w:rFonts w:ascii="Consolas" w:hAnsi="Consolas" w:cs="Calibri"/>
               </w:rPr>
-              <w:t xml:space="preserve">&lt;p </w:t>
-            </w:r>
-            <w:proofErr w:type="spellStart"/>
-            <w:r>
-              <w:rPr>
-                <w:rFonts w:ascii="Consolas" w:hAnsi="Consolas" w:cs="Calibri"/>
-              </w:rPr>
-              <w:t>class</w:t>
-            </w:r>
-            <w:proofErr w:type="spellEnd"/>
-            <w:r>
-              <w:rPr>
-                <w:rFonts w:ascii="Consolas" w:hAnsi="Consolas" w:cs="Calibri"/>
-              </w:rPr>
-              <w:t>="</w:t>
-            </w:r>
-            <w:proofErr w:type="spellStart"/>
-            <w:r>
-              <w:rPr>
-                <w:rFonts w:ascii="Consolas" w:hAnsi="Consolas" w:cs="Calibri"/>
-              </w:rPr>
-              <w:t>dotted</w:t>
-            </w:r>
-            <w:proofErr w:type="spellEnd"/>
-            <w:r>
-              <w:rPr>
-                <w:rFonts w:ascii="Consolas" w:hAnsi="Consolas" w:cs="Calibri"/>
-              </w:rPr>
-              <w:t>"&gt;Borda pontilhada.&lt;/p&gt;</w:t>
-            </w:r>
-          </w:p>
-          <w:p>
-            <w:pPr>
-              <w:rPr>
-                <w:rFonts w:ascii="Consolas" w:hAnsi="Consolas" w:cs="Calibri"/>
-                <w:lang w:val="en-US"/>
-              </w:rPr>
-            </w:pPr>
-            <w:r>
-              <w:rPr>
-                <w:rFonts w:ascii="Consolas" w:hAnsi="Consolas" w:cs="Calibri"/>
-                <w:lang w:val="en-US"/>
+              <w:t>&lt;p class="dotted"&gt;Borda pontilhada.&lt;/p&gt;</w:t>
+            </w:r>
+          </w:p>
+          <w:p>
+            <w:pPr>
+              <w:rPr>
+                <w:rFonts w:ascii="Consolas" w:hAnsi="Consolas" w:cs="Calibri"/>
+                <w:lang w:val="en-US"/>
+              </w:rPr>
+            </w:pPr>
+            <w:r>
+              <w:rPr>
+                <w:rFonts w:ascii="Consolas" w:hAnsi="Consolas" w:cs="Calibri"/>
               </w:rPr>
               <w:t xml:space="preserve">    </w:t>
             </w:r>
@@ -4186,23 +3523,7 @@
                 <w:rFonts w:ascii="Consolas" w:hAnsi="Consolas" w:cs="Calibri"/>
                 <w:lang w:val="en-US"/>
               </w:rPr>
-              <w:t xml:space="preserve">&lt;p class="dashed"&gt;Borda </w:t>
-            </w:r>
-            <w:proofErr w:type="spellStart"/>
-            <w:r>
-              <w:rPr>
-                <w:rFonts w:ascii="Consolas" w:hAnsi="Consolas" w:cs="Calibri"/>
-                <w:lang w:val="en-US"/>
-              </w:rPr>
-              <w:t>tracejada</w:t>
-            </w:r>
-            <w:proofErr w:type="spellEnd"/>
-            <w:r>
-              <w:rPr>
-                <w:rFonts w:ascii="Consolas" w:hAnsi="Consolas" w:cs="Calibri"/>
-                <w:lang w:val="en-US"/>
-              </w:rPr>
-              <w:t>.&lt;/p&gt;</w:t>
+              <w:t>&lt;p class="dashed"&gt;Borda tracejada.&lt;/p&gt;</w:t>
             </w:r>
           </w:p>
           <w:p>
@@ -4224,23 +3545,7 @@
                 <w:rFonts w:ascii="Consolas" w:hAnsi="Consolas" w:cs="Calibri"/>
                 <w:lang w:val="en-US"/>
               </w:rPr>
-              <w:t xml:space="preserve">&lt;p class="solid"&gt;Borda </w:t>
-            </w:r>
-            <w:proofErr w:type="spellStart"/>
-            <w:r>
-              <w:rPr>
-                <w:rFonts w:ascii="Consolas" w:hAnsi="Consolas" w:cs="Calibri"/>
-                <w:lang w:val="en-US"/>
-              </w:rPr>
-              <w:t>sólida</w:t>
-            </w:r>
-            <w:proofErr w:type="spellEnd"/>
-            <w:r>
-              <w:rPr>
-                <w:rFonts w:ascii="Consolas" w:hAnsi="Consolas" w:cs="Calibri"/>
-                <w:lang w:val="en-US"/>
-              </w:rPr>
-              <w:t>.&lt;/p&gt;</w:t>
+              <w:t>&lt;p class="solid"&gt;Borda sólida.&lt;/p&gt;</w:t>
             </w:r>
           </w:p>
           <w:p>
@@ -4262,23 +3567,7 @@
                 <w:rFonts w:ascii="Consolas" w:hAnsi="Consolas" w:cs="Calibri"/>
                 <w:lang w:val="en-US"/>
               </w:rPr>
-              <w:t xml:space="preserve">&lt;p class="double"&gt;Borda </w:t>
-            </w:r>
-            <w:proofErr w:type="spellStart"/>
-            <w:r>
-              <w:rPr>
-                <w:rFonts w:ascii="Consolas" w:hAnsi="Consolas" w:cs="Calibri"/>
-                <w:lang w:val="en-US"/>
-              </w:rPr>
-              <w:t>dupla</w:t>
-            </w:r>
-            <w:proofErr w:type="spellEnd"/>
-            <w:r>
-              <w:rPr>
-                <w:rFonts w:ascii="Consolas" w:hAnsi="Consolas" w:cs="Calibri"/>
-                <w:lang w:val="en-US"/>
-              </w:rPr>
-              <w:t>.&lt;/p&gt;</w:t>
+              <w:t>&lt;p class="double"&gt;Borda dupla.&lt;/p&gt;</w:t>
             </w:r>
           </w:p>
           <w:p>
@@ -4300,23 +3589,7 @@
                 <w:rFonts w:ascii="Consolas" w:hAnsi="Consolas" w:cs="Calibri"/>
                 <w:lang w:val="en-US"/>
               </w:rPr>
-              <w:t xml:space="preserve">&lt;p class="hidden"&gt;Borda </w:t>
-            </w:r>
-            <w:proofErr w:type="spellStart"/>
-            <w:r>
-              <w:rPr>
-                <w:rFonts w:ascii="Consolas" w:hAnsi="Consolas" w:cs="Calibri"/>
-                <w:lang w:val="en-US"/>
-              </w:rPr>
-              <w:t>oculta</w:t>
-            </w:r>
-            <w:proofErr w:type="spellEnd"/>
-            <w:r>
-              <w:rPr>
-                <w:rFonts w:ascii="Consolas" w:hAnsi="Consolas" w:cs="Calibri"/>
-                <w:lang w:val="en-US"/>
-              </w:rPr>
-              <w:t>.&lt;/p&gt;</w:t>
+              <w:t>&lt;p class="hidden"&gt;Borda oculta.&lt;/p&gt;</w:t>
             </w:r>
           </w:p>
           <w:p>
@@ -4338,23 +3611,7 @@
                 <w:rFonts w:ascii="Consolas" w:hAnsi="Consolas" w:cs="Calibri"/>
                 <w:lang w:val="en-US"/>
               </w:rPr>
-              <w:t xml:space="preserve">&lt;p class="mix"&gt;Bordas </w:t>
-            </w:r>
-            <w:proofErr w:type="spellStart"/>
-            <w:r>
-              <w:rPr>
-                <w:rFonts w:ascii="Consolas" w:hAnsi="Consolas" w:cs="Calibri"/>
-                <w:lang w:val="en-US"/>
-              </w:rPr>
-              <w:t>mistas</w:t>
-            </w:r>
-            <w:proofErr w:type="spellEnd"/>
-            <w:r>
-              <w:rPr>
-                <w:rFonts w:ascii="Consolas" w:hAnsi="Consolas" w:cs="Calibri"/>
-                <w:lang w:val="en-US"/>
-              </w:rPr>
-              <w:t>.&lt;/p&gt;</w:t>
+              <w:t>&lt;p class="mix"&gt;Bordas mistas.&lt;/p&gt;</w:t>
             </w:r>
           </w:p>
           <w:p>
@@ -4441,6 +3698,7 @@
             <w:r>
               <w:rPr>
                 <w:rFonts w:ascii="Consolas" w:hAnsi="Consolas" w:cs="Calibri"/>
+                <w:noProof/>
                 <w:lang w:val="en-US"/>
               </w:rPr>
               <w:drawing>
@@ -4592,7 +3850,6 @@
         </w:rPr>
         <w:t xml:space="preserve">Propriedade </w:t>
       </w:r>
-      <w:proofErr w:type="spellStart"/>
       <w:r>
         <w:rPr>
           <w:rFonts w:ascii="Verdana" w:hAnsi="Verdana" w:cs="Calibri"/>
@@ -4603,7 +3860,6 @@
         </w:rPr>
         <w:t>border-width</w:t>
       </w:r>
-      <w:proofErr w:type="spellEnd"/>
     </w:p>
     <w:p>
       <w:pPr>
@@ -4618,134 +3874,66 @@
         </w:rPr>
         <w:t xml:space="preserve">A propriedade </w:t>
       </w:r>
-      <w:proofErr w:type="spellStart"/>
       <w:r>
         <w:rPr>
           <w:rFonts w:ascii="Verdana" w:hAnsi="Verdana" w:cs="Calibri"/>
           <w:i/>
           <w:iCs/>
         </w:rPr>
-        <w:t>border-width</w:t>
-      </w:r>
-      <w:proofErr w:type="spellEnd"/>
+        <w:t xml:space="preserve">border-width </w:t>
+      </w:r>
+      <w:r>
+        <w:rPr>
+          <w:rFonts w:ascii="Verdana" w:hAnsi="Verdana" w:cs="Calibri"/>
+        </w:rPr>
+        <w:t>especifica a largura das quatro bordas. A maioria dos elementos HTML</w:t>
+      </w:r>
+      <w:r>
+        <w:rPr>
+          <w:rFonts w:ascii="Verdana" w:hAnsi="Verdana" w:cs="Calibri"/>
+        </w:rPr>
+        <w:t xml:space="preserve"> </w:t>
+      </w:r>
+      <w:r>
+        <w:rPr>
+          <w:rFonts w:ascii="Verdana" w:hAnsi="Verdana" w:cs="Calibri"/>
+        </w:rPr>
+        <w:t>tem um valor de borda zero por padrão. Porém, essa largura pode ser definida como um tamanho</w:t>
+      </w:r>
+      <w:r>
+        <w:rPr>
+          <w:rFonts w:ascii="Verdana" w:hAnsi="Verdana" w:cs="Calibri"/>
+        </w:rPr>
+        <w:t xml:space="preserve"> </w:t>
+      </w:r>
+      <w:r>
+        <w:rPr>
+          <w:rFonts w:ascii="Verdana" w:hAnsi="Verdana" w:cs="Calibri"/>
+        </w:rPr>
+        <w:t xml:space="preserve">específico (em px, cm, etc) ou usando um dos três valores: </w:t>
+      </w:r>
       <w:r>
         <w:rPr>
           <w:rFonts w:ascii="Verdana" w:hAnsi="Verdana" w:cs="Calibri"/>
           <w:i/>
           <w:iCs/>
         </w:rPr>
-        <w:t xml:space="preserve"> </w:t>
-      </w:r>
-      <w:r>
-        <w:rPr>
-          <w:rFonts w:ascii="Verdana" w:hAnsi="Verdana" w:cs="Calibri"/>
-        </w:rPr>
-        <w:t>especifica a largura das quatro bordas. A maioria dos elementos HTML</w:t>
-      </w:r>
-      <w:r>
-        <w:rPr>
-          <w:rFonts w:ascii="Verdana" w:hAnsi="Verdana" w:cs="Calibri"/>
-        </w:rPr>
-        <w:t xml:space="preserve"> </w:t>
-      </w:r>
-      <w:r>
-        <w:rPr>
-          <w:rFonts w:ascii="Verdana" w:hAnsi="Verdana" w:cs="Calibri"/>
-        </w:rPr>
-        <w:t>tem um valor de borda zero por padrão. Porém, essa largura pode ser definida como um tamanho</w:t>
-      </w:r>
-      <w:r>
-        <w:rPr>
-          <w:rFonts w:ascii="Verdana" w:hAnsi="Verdana" w:cs="Calibri"/>
-        </w:rPr>
-        <w:t xml:space="preserve"> </w:t>
-      </w:r>
-      <w:r>
-        <w:rPr>
-          <w:rFonts w:ascii="Verdana" w:hAnsi="Verdana" w:cs="Calibri"/>
-        </w:rPr>
-        <w:t xml:space="preserve">específico (em </w:t>
-      </w:r>
-      <w:proofErr w:type="spellStart"/>
-      <w:r>
-        <w:rPr>
-          <w:rFonts w:ascii="Verdana" w:hAnsi="Verdana" w:cs="Calibri"/>
-        </w:rPr>
-        <w:t>px</w:t>
-      </w:r>
-      <w:proofErr w:type="spellEnd"/>
-      <w:r>
-        <w:rPr>
-          <w:rFonts w:ascii="Verdana" w:hAnsi="Verdana" w:cs="Calibri"/>
-        </w:rPr>
-        <w:t xml:space="preserve">, </w:t>
-      </w:r>
-      <w:proofErr w:type="gramStart"/>
-      <w:r>
-        <w:rPr>
-          <w:rFonts w:ascii="Verdana" w:hAnsi="Verdana" w:cs="Calibri"/>
-        </w:rPr>
-        <w:t xml:space="preserve">cm, </w:t>
-      </w:r>
-      <w:proofErr w:type="spellStart"/>
-      <w:r>
-        <w:rPr>
-          <w:rFonts w:ascii="Verdana" w:hAnsi="Verdana" w:cs="Calibri"/>
-        </w:rPr>
-        <w:t>etc</w:t>
-      </w:r>
-      <w:proofErr w:type="spellEnd"/>
-      <w:proofErr w:type="gramEnd"/>
-      <w:r>
-        <w:rPr>
-          <w:rFonts w:ascii="Verdana" w:hAnsi="Verdana" w:cs="Calibri"/>
-        </w:rPr>
-        <w:t xml:space="preserve">) ou usando um dos três valores: </w:t>
-      </w:r>
-      <w:proofErr w:type="spellStart"/>
+        <w:t>thin, medium</w:t>
+      </w:r>
+      <w:r>
+        <w:rPr>
+          <w:rFonts w:ascii="Verdana" w:hAnsi="Verdana" w:cs="Calibri"/>
+        </w:rPr>
+        <w:t xml:space="preserve">, ou </w:t>
+      </w:r>
       <w:r>
         <w:rPr>
           <w:rFonts w:ascii="Verdana" w:hAnsi="Verdana" w:cs="Calibri"/>
           <w:i/>
           <w:iCs/>
         </w:rPr>
-        <w:t>thin</w:t>
-      </w:r>
-      <w:proofErr w:type="spellEnd"/>
-      <w:r>
-        <w:rPr>
-          <w:rFonts w:ascii="Verdana" w:hAnsi="Verdana" w:cs="Calibri"/>
-          <w:i/>
-          <w:iCs/>
-        </w:rPr>
-        <w:t xml:space="preserve">, </w:t>
-      </w:r>
-      <w:proofErr w:type="spellStart"/>
-      <w:r>
-        <w:rPr>
-          <w:rFonts w:ascii="Verdana" w:hAnsi="Verdana" w:cs="Calibri"/>
-          <w:i/>
-          <w:iCs/>
-        </w:rPr>
-        <w:t>medium</w:t>
-      </w:r>
-      <w:proofErr w:type="spellEnd"/>
-      <w:r>
-        <w:rPr>
-          <w:rFonts w:ascii="Verdana" w:hAnsi="Verdana" w:cs="Calibri"/>
-        </w:rPr>
-        <w:t xml:space="preserve">, ou </w:t>
-      </w:r>
-      <w:proofErr w:type="spellStart"/>
-      <w:r>
-        <w:rPr>
-          <w:rFonts w:ascii="Verdana" w:hAnsi="Verdana" w:cs="Calibri"/>
-          <w:i/>
-          <w:iCs/>
-        </w:rPr>
         <w:t>thick</w:t>
       </w:r>
-      <w:proofErr w:type="spellEnd"/>
       <w:r>
         <w:rPr>
           <w:rFonts w:ascii="Verdana" w:hAnsi="Verdana" w:cs="Calibri"/>
@@ -4790,7 +3978,6 @@
                 <w:bCs/>
               </w:rPr>
             </w:pPr>
-            <w:proofErr w:type="spellStart"/>
             <w:r>
               <w:rPr>
                 <w:rFonts w:ascii="Verdana" w:hAnsi="Verdana" w:cs="Calibri"/>
@@ -4799,7 +3986,6 @@
               </w:rPr>
               <w:t>css</w:t>
             </w:r>
-            <w:proofErr w:type="spellEnd"/>
           </w:p>
         </w:tc>
         <w:tc>
@@ -4816,7 +4002,6 @@
                 <w:bCs/>
               </w:rPr>
             </w:pPr>
-            <w:proofErr w:type="spellStart"/>
             <w:r>
               <w:rPr>
                 <w:rFonts w:ascii="Verdana" w:hAnsi="Verdana" w:cs="Calibri"/>
@@ -4825,7 +4010,6 @@
               </w:rPr>
               <w:t>html</w:t>
             </w:r>
-            <w:proofErr w:type="spellEnd"/>
           </w:p>
         </w:tc>
       </w:tr>
@@ -5123,11 +4307,13 @@
               <w:spacing w:after="120"/>
               <w:rPr>
                 <w:rFonts w:ascii="Consolas" w:hAnsi="Consolas" w:cs="Calibri"/>
-              </w:rPr>
-            </w:pPr>
-            <w:r>
-              <w:rPr>
-                <w:rFonts w:ascii="Consolas" w:hAnsi="Consolas" w:cs="Calibri"/>
+                <w:lang w:val="en-US"/>
+              </w:rPr>
+            </w:pPr>
+            <w:r>
+              <w:rPr>
+                <w:rFonts w:ascii="Consolas" w:hAnsi="Consolas" w:cs="Calibri"/>
+                <w:lang w:val="en-US"/>
               </w:rPr>
               <w:t>}</w:t>
             </w:r>
@@ -5136,69 +4322,38 @@
             <w:pPr>
               <w:rPr>
                 <w:rFonts w:ascii="Consolas" w:hAnsi="Consolas" w:cs="Calibri"/>
-              </w:rPr>
-            </w:pPr>
-            <w:r>
-              <w:rPr>
-                <w:rFonts w:ascii="Consolas" w:hAnsi="Consolas" w:cs="Calibri"/>
-              </w:rPr>
-              <w:t>.</w:t>
-            </w:r>
-            <w:proofErr w:type="spellStart"/>
-            <w:r>
-              <w:rPr>
-                <w:rFonts w:ascii="Consolas" w:hAnsi="Consolas" w:cs="Calibri"/>
-              </w:rPr>
-              <w:t>hidden</w:t>
-            </w:r>
-            <w:proofErr w:type="spellEnd"/>
-            <w:r>
-              <w:rPr>
-                <w:rFonts w:ascii="Consolas" w:hAnsi="Consolas" w:cs="Calibri"/>
-              </w:rPr>
-              <w:t xml:space="preserve"> {</w:t>
-            </w:r>
-          </w:p>
-          <w:p>
-            <w:pPr>
-              <w:rPr>
-                <w:rFonts w:ascii="Consolas" w:hAnsi="Consolas" w:cs="Calibri"/>
-              </w:rPr>
-            </w:pPr>
-            <w:r>
-              <w:rPr>
-                <w:rFonts w:ascii="Consolas" w:hAnsi="Consolas" w:cs="Calibri"/>
+                <w:lang w:val="en-US"/>
+              </w:rPr>
+            </w:pPr>
+            <w:r>
+              <w:rPr>
+                <w:rFonts w:ascii="Consolas" w:hAnsi="Consolas" w:cs="Calibri"/>
+                <w:lang w:val="en-US"/>
+              </w:rPr>
+              <w:t>.hidden {</w:t>
+            </w:r>
+          </w:p>
+          <w:p>
+            <w:pPr>
+              <w:rPr>
+                <w:rFonts w:ascii="Consolas" w:hAnsi="Consolas" w:cs="Calibri"/>
+                <w:lang w:val="en-US"/>
+              </w:rPr>
+            </w:pPr>
+            <w:r>
+              <w:rPr>
+                <w:rFonts w:ascii="Consolas" w:hAnsi="Consolas" w:cs="Calibri"/>
+                <w:lang w:val="en-US"/>
               </w:rPr>
               <w:lastRenderedPageBreak/>
               <w:t xml:space="preserve">  </w:t>
             </w:r>
-            <w:proofErr w:type="spellStart"/>
-            <w:r>
-              <w:rPr>
-                <w:rFonts w:ascii="Consolas" w:hAnsi="Consolas" w:cs="Calibri"/>
-              </w:rPr>
-              <w:t>border-style</w:t>
-            </w:r>
-            <w:proofErr w:type="spellEnd"/>
-            <w:r>
-              <w:rPr>
-                <w:rFonts w:ascii="Consolas" w:hAnsi="Consolas" w:cs="Calibri"/>
-              </w:rPr>
-              <w:t xml:space="preserve">: </w:t>
-            </w:r>
-            <w:proofErr w:type="spellStart"/>
-            <w:r>
-              <w:rPr>
-                <w:rFonts w:ascii="Consolas" w:hAnsi="Consolas" w:cs="Calibri"/>
-              </w:rPr>
-              <w:t>hidden</w:t>
-            </w:r>
-            <w:proofErr w:type="spellEnd"/>
-            <w:r>
-              <w:rPr>
-                <w:rFonts w:ascii="Consolas" w:hAnsi="Consolas" w:cs="Calibri"/>
-              </w:rPr>
-              <w:t>;</w:t>
+            <w:r>
+              <w:rPr>
+                <w:rFonts w:ascii="Consolas" w:hAnsi="Consolas" w:cs="Calibri"/>
+                <w:lang w:val="en-US"/>
+              </w:rPr>
+              <w:t>border-style: hidden;</w:t>
             </w:r>
           </w:p>
           <w:p>
@@ -5206,11 +4361,13 @@
               <w:spacing w:after="120"/>
               <w:rPr>
                 <w:rFonts w:ascii="Consolas" w:hAnsi="Consolas" w:cs="Calibri"/>
-              </w:rPr>
-            </w:pPr>
-            <w:r>
-              <w:rPr>
-                <w:rFonts w:ascii="Consolas" w:hAnsi="Consolas" w:cs="Calibri"/>
+                <w:lang w:val="en-US"/>
+              </w:rPr>
+            </w:pPr>
+            <w:r>
+              <w:rPr>
+                <w:rFonts w:ascii="Consolas" w:hAnsi="Consolas" w:cs="Calibri"/>
+                <w:lang w:val="en-US"/>
               </w:rPr>
               <w:t>}</w:t>
             </w:r>
@@ -5222,21 +4379,12 @@
                 <w:lang w:val="en-US"/>
               </w:rPr>
             </w:pPr>
-            <w:proofErr w:type="spellStart"/>
-            <w:r>
-              <w:rPr>
-                <w:rFonts w:ascii="Consolas" w:hAnsi="Consolas" w:cs="Calibri"/>
-                <w:lang w:val="en-US"/>
-              </w:rPr>
-              <w:t>p.mix</w:t>
-            </w:r>
-            <w:proofErr w:type="spellEnd"/>
-            <w:r>
-              <w:rPr>
-                <w:rFonts w:ascii="Consolas" w:hAnsi="Consolas" w:cs="Calibri"/>
-                <w:lang w:val="en-US"/>
-              </w:rPr>
-              <w:t xml:space="preserve"> {</w:t>
+            <w:r>
+              <w:rPr>
+                <w:rFonts w:ascii="Consolas" w:hAnsi="Consolas" w:cs="Calibri"/>
+                <w:lang w:val="en-US"/>
+              </w:rPr>
+              <w:t>p.mix {</w:t>
             </w:r>
           </w:p>
           <w:p>
@@ -5396,66 +4544,19 @@
                 <w:rFonts w:ascii="Consolas" w:hAnsi="Consolas" w:cs="Calibri"/>
                 <w:lang w:val="en-US"/>
               </w:rPr>
-              <w:t xml:space="preserve">&lt;link </w:t>
-            </w:r>
-            <w:proofErr w:type="spellStart"/>
-            <w:r>
-              <w:rPr>
-                <w:rFonts w:ascii="Consolas" w:hAnsi="Consolas" w:cs="Calibri"/>
-                <w:lang w:val="en-US"/>
-              </w:rPr>
-              <w:t>rel</w:t>
-            </w:r>
-            <w:proofErr w:type="spellEnd"/>
-            <w:r>
-              <w:rPr>
-                <w:rFonts w:ascii="Consolas" w:hAnsi="Consolas" w:cs="Calibri"/>
-                <w:lang w:val="en-US"/>
-              </w:rPr>
-              <w:t xml:space="preserve">="stylesheet" </w:t>
-            </w:r>
-            <w:proofErr w:type="spellStart"/>
-            <w:r>
-              <w:rPr>
-                <w:rFonts w:ascii="Consolas" w:hAnsi="Consolas" w:cs="Calibri"/>
-                <w:lang w:val="en-US"/>
-              </w:rPr>
-              <w:t>href</w:t>
-            </w:r>
-            <w:proofErr w:type="spellEnd"/>
-            <w:r>
-              <w:rPr>
-                <w:rFonts w:ascii="Consolas" w:hAnsi="Consolas" w:cs="Calibri"/>
-                <w:lang w:val="en-US"/>
-              </w:rPr>
-              <w:t>="</w:t>
-            </w:r>
-            <w:proofErr w:type="spellStart"/>
-            <w:r>
-              <w:rPr>
-                <w:rFonts w:ascii="Consolas" w:hAnsi="Consolas" w:cs="Calibri"/>
-                <w:lang w:val="en-US"/>
-              </w:rPr>
-              <w:t>css</w:t>
-            </w:r>
-            <w:proofErr w:type="spellEnd"/>
-            <w:r>
-              <w:rPr>
-                <w:rFonts w:ascii="Consolas" w:hAnsi="Consolas" w:cs="Calibri"/>
-                <w:lang w:val="en-US"/>
-              </w:rPr>
-              <w:t>/style.css" /&gt;</w:t>
-            </w:r>
-          </w:p>
-          <w:p>
-            <w:pPr>
-              <w:rPr>
-                <w:rFonts w:ascii="Consolas" w:hAnsi="Consolas" w:cs="Calibri"/>
-              </w:rPr>
-            </w:pPr>
-            <w:r>
-              <w:rPr>
-                <w:rFonts w:ascii="Consolas" w:hAnsi="Consolas" w:cs="Calibri"/>
+              <w:t>&lt;link rel="stylesheet" href="css/style.css" /&gt;</w:t>
+            </w:r>
+          </w:p>
+          <w:p>
+            <w:pPr>
+              <w:rPr>
+                <w:rFonts w:ascii="Consolas" w:hAnsi="Consolas" w:cs="Calibri"/>
+              </w:rPr>
+            </w:pPr>
+            <w:r>
+              <w:rPr>
+                <w:rFonts w:ascii="Consolas" w:hAnsi="Consolas" w:cs="Calibri"/>
+                <w:lang w:val="en-US"/>
               </w:rPr>
               <w:t xml:space="preserve">  </w:t>
             </w:r>
@@ -5463,21 +4564,7 @@
               <w:rPr>
                 <w:rFonts w:ascii="Consolas" w:hAnsi="Consolas" w:cs="Calibri"/>
               </w:rPr>
-              <w:t>&lt;/</w:t>
-            </w:r>
-            <w:proofErr w:type="spellStart"/>
-            <w:r>
-              <w:rPr>
-                <w:rFonts w:ascii="Consolas" w:hAnsi="Consolas" w:cs="Calibri"/>
-              </w:rPr>
-              <w:t>head</w:t>
-            </w:r>
-            <w:proofErr w:type="spellEnd"/>
-            <w:r>
-              <w:rPr>
-                <w:rFonts w:ascii="Consolas" w:hAnsi="Consolas" w:cs="Calibri"/>
-              </w:rPr>
-              <w:t>&gt;</w:t>
+              <w:t>&lt;/head&gt;</w:t>
             </w:r>
           </w:p>
           <w:p>
@@ -5534,190 +4621,88 @@
               <w:rPr>
                 <w:rFonts w:ascii="Consolas" w:hAnsi="Consolas" w:cs="Calibri"/>
               </w:rPr>
-              <w:t xml:space="preserve">&lt;p </w:t>
-            </w:r>
-            <w:proofErr w:type="spellStart"/>
-            <w:r>
-              <w:rPr>
-                <w:rFonts w:ascii="Consolas" w:hAnsi="Consolas" w:cs="Calibri"/>
-              </w:rPr>
-              <w:t>class</w:t>
-            </w:r>
-            <w:proofErr w:type="spellEnd"/>
-            <w:r>
-              <w:rPr>
-                <w:rFonts w:ascii="Consolas" w:hAnsi="Consolas" w:cs="Calibri"/>
-              </w:rPr>
-              <w:t>="</w:t>
-            </w:r>
-            <w:proofErr w:type="spellStart"/>
-            <w:r>
-              <w:rPr>
-                <w:rFonts w:ascii="Consolas" w:hAnsi="Consolas" w:cs="Calibri"/>
-              </w:rPr>
-              <w:t>dotted</w:t>
-            </w:r>
-            <w:proofErr w:type="spellEnd"/>
-            <w:r>
-              <w:rPr>
-                <w:rFonts w:ascii="Consolas" w:hAnsi="Consolas" w:cs="Calibri"/>
-              </w:rPr>
-              <w:t>"&gt;Borda pontilhada.&lt;/p&gt;</w:t>
-            </w:r>
-          </w:p>
-          <w:p>
-            <w:pPr>
-              <w:rPr>
-                <w:rFonts w:ascii="Consolas" w:hAnsi="Consolas" w:cs="Calibri"/>
-                <w:lang w:val="en-US"/>
-              </w:rPr>
-            </w:pPr>
-            <w:r>
-              <w:rPr>
-                <w:rFonts w:ascii="Consolas" w:hAnsi="Consolas" w:cs="Calibri"/>
-                <w:lang w:val="en-US"/>
-              </w:rPr>
-              <w:t xml:space="preserve">    &lt;p class="dashed"&gt;Borda </w:t>
-            </w:r>
-            <w:proofErr w:type="spellStart"/>
-            <w:r>
-              <w:rPr>
-                <w:rFonts w:ascii="Consolas" w:hAnsi="Consolas" w:cs="Calibri"/>
-                <w:lang w:val="en-US"/>
-              </w:rPr>
-              <w:t>tracejada</w:t>
-            </w:r>
-            <w:proofErr w:type="spellEnd"/>
-            <w:r>
-              <w:rPr>
-                <w:rFonts w:ascii="Consolas" w:hAnsi="Consolas" w:cs="Calibri"/>
-                <w:lang w:val="en-US"/>
-              </w:rPr>
-              <w:t>.&lt;/p&gt;</w:t>
-            </w:r>
-          </w:p>
-          <w:p>
-            <w:pPr>
-              <w:rPr>
-                <w:rFonts w:ascii="Consolas" w:hAnsi="Consolas" w:cs="Calibri"/>
-                <w:lang w:val="en-US"/>
-              </w:rPr>
-            </w:pPr>
-            <w:r>
-              <w:rPr>
-                <w:rFonts w:ascii="Consolas" w:hAnsi="Consolas" w:cs="Calibri"/>
-                <w:lang w:val="en-US"/>
-              </w:rPr>
-              <w:t xml:space="preserve">    &lt;p class="solid"&gt;Borda </w:t>
-            </w:r>
-            <w:proofErr w:type="spellStart"/>
-            <w:r>
-              <w:rPr>
-                <w:rFonts w:ascii="Consolas" w:hAnsi="Consolas" w:cs="Calibri"/>
-                <w:lang w:val="en-US"/>
-              </w:rPr>
-              <w:t>sólida</w:t>
-            </w:r>
-            <w:proofErr w:type="spellEnd"/>
-            <w:r>
-              <w:rPr>
-                <w:rFonts w:ascii="Consolas" w:hAnsi="Consolas" w:cs="Calibri"/>
-                <w:lang w:val="en-US"/>
-              </w:rPr>
-              <w:t>.&lt;/p&gt;</w:t>
-            </w:r>
-          </w:p>
-          <w:p>
-            <w:pPr>
-              <w:rPr>
-                <w:rFonts w:ascii="Consolas" w:hAnsi="Consolas" w:cs="Calibri"/>
-                <w:lang w:val="en-US"/>
-              </w:rPr>
-            </w:pPr>
-            <w:r>
-              <w:rPr>
-                <w:rFonts w:ascii="Consolas" w:hAnsi="Consolas" w:cs="Calibri"/>
-                <w:lang w:val="en-US"/>
-              </w:rPr>
-              <w:t xml:space="preserve">    &lt;p class="double"&gt;Borda </w:t>
-            </w:r>
-            <w:proofErr w:type="spellStart"/>
-            <w:r>
-              <w:rPr>
-                <w:rFonts w:ascii="Consolas" w:hAnsi="Consolas" w:cs="Calibri"/>
-                <w:lang w:val="en-US"/>
-              </w:rPr>
-              <w:t>dupla</w:t>
-            </w:r>
-            <w:proofErr w:type="spellEnd"/>
-            <w:r>
-              <w:rPr>
-                <w:rFonts w:ascii="Consolas" w:hAnsi="Consolas" w:cs="Calibri"/>
-                <w:lang w:val="en-US"/>
-              </w:rPr>
-              <w:t>.&lt;/p&gt;</w:t>
-            </w:r>
-          </w:p>
-          <w:p>
-            <w:pPr>
-              <w:rPr>
-                <w:rFonts w:ascii="Consolas" w:hAnsi="Consolas" w:cs="Calibri"/>
-                <w:lang w:val="en-US"/>
-              </w:rPr>
-            </w:pPr>
-            <w:r>
-              <w:rPr>
-                <w:rFonts w:ascii="Consolas" w:hAnsi="Consolas" w:cs="Calibri"/>
-                <w:lang w:val="en-US"/>
-              </w:rPr>
-              <w:t xml:space="preserve">    &lt;p class="hidden"&gt;Borda </w:t>
-            </w:r>
-            <w:proofErr w:type="spellStart"/>
-            <w:r>
-              <w:rPr>
-                <w:rFonts w:ascii="Consolas" w:hAnsi="Consolas" w:cs="Calibri"/>
-                <w:lang w:val="en-US"/>
-              </w:rPr>
-              <w:t>oculta</w:t>
-            </w:r>
-            <w:proofErr w:type="spellEnd"/>
-            <w:r>
-              <w:rPr>
-                <w:rFonts w:ascii="Consolas" w:hAnsi="Consolas" w:cs="Calibri"/>
-                <w:lang w:val="en-US"/>
-              </w:rPr>
-              <w:t>.&lt;/p&gt;</w:t>
-            </w:r>
-          </w:p>
-          <w:p>
-            <w:pPr>
-              <w:rPr>
-                <w:rFonts w:ascii="Consolas" w:hAnsi="Consolas" w:cs="Calibri"/>
-                <w:lang w:val="en-US"/>
-              </w:rPr>
-            </w:pPr>
-            <w:r>
-              <w:rPr>
-                <w:rFonts w:ascii="Consolas" w:hAnsi="Consolas" w:cs="Calibri"/>
-                <w:lang w:val="en-US"/>
-              </w:rPr>
-              <w:t xml:space="preserve">    &lt;p class="mix"&gt;Bordas </w:t>
-            </w:r>
-            <w:proofErr w:type="spellStart"/>
-            <w:r>
-              <w:rPr>
-                <w:rFonts w:ascii="Consolas" w:hAnsi="Consolas" w:cs="Calibri"/>
-                <w:lang w:val="en-US"/>
-              </w:rPr>
-              <w:t>mistas</w:t>
-            </w:r>
-            <w:proofErr w:type="spellEnd"/>
-            <w:r>
-              <w:rPr>
-                <w:rFonts w:ascii="Consolas" w:hAnsi="Consolas" w:cs="Calibri"/>
-                <w:lang w:val="en-US"/>
-              </w:rPr>
-              <w:t>.&lt;/p&gt;</w:t>
+              <w:t>&lt;p class="dotted"&gt;Borda pontilhada.&lt;/p&gt;</w:t>
+            </w:r>
+          </w:p>
+          <w:p>
+            <w:pPr>
+              <w:rPr>
+                <w:rFonts w:ascii="Consolas" w:hAnsi="Consolas" w:cs="Calibri"/>
+                <w:lang w:val="en-US"/>
+              </w:rPr>
+            </w:pPr>
+            <w:r>
+              <w:rPr>
+                <w:rFonts w:ascii="Consolas" w:hAnsi="Consolas" w:cs="Calibri"/>
+              </w:rPr>
+              <w:t xml:space="preserve">    </w:t>
+            </w:r>
+            <w:r>
+              <w:rPr>
+                <w:rFonts w:ascii="Consolas" w:hAnsi="Consolas" w:cs="Calibri"/>
+                <w:lang w:val="en-US"/>
+              </w:rPr>
+              <w:t>&lt;p class="dashed"&gt;Borda tracejada.&lt;/p&gt;</w:t>
+            </w:r>
+          </w:p>
+          <w:p>
+            <w:pPr>
+              <w:rPr>
+                <w:rFonts w:ascii="Consolas" w:hAnsi="Consolas" w:cs="Calibri"/>
+                <w:lang w:val="en-US"/>
+              </w:rPr>
+            </w:pPr>
+            <w:r>
+              <w:rPr>
+                <w:rFonts w:ascii="Consolas" w:hAnsi="Consolas" w:cs="Calibri"/>
+                <w:lang w:val="en-US"/>
+              </w:rPr>
+              <w:t xml:space="preserve">    &lt;p class="solid"&gt;Borda sólida.&lt;/p&gt;</w:t>
+            </w:r>
+          </w:p>
+          <w:p>
+            <w:pPr>
+              <w:rPr>
+                <w:rFonts w:ascii="Consolas" w:hAnsi="Consolas" w:cs="Calibri"/>
+                <w:lang w:val="en-US"/>
+              </w:rPr>
+            </w:pPr>
+            <w:r>
+              <w:rPr>
+                <w:rFonts w:ascii="Consolas" w:hAnsi="Consolas" w:cs="Calibri"/>
+                <w:lang w:val="en-US"/>
+              </w:rPr>
+              <w:t xml:space="preserve">    &lt;p class="double"&gt;Borda dupla.&lt;/p&gt;</w:t>
+            </w:r>
+          </w:p>
+          <w:p>
+            <w:pPr>
+              <w:rPr>
+                <w:rFonts w:ascii="Consolas" w:hAnsi="Consolas" w:cs="Calibri"/>
+                <w:lang w:val="en-US"/>
+              </w:rPr>
+            </w:pPr>
+            <w:r>
+              <w:rPr>
+                <w:rFonts w:ascii="Consolas" w:hAnsi="Consolas" w:cs="Calibri"/>
+                <w:lang w:val="en-US"/>
+              </w:rPr>
+              <w:t xml:space="preserve">    &lt;p class="hidden"&gt;Borda oculta.&lt;/p&gt;</w:t>
+            </w:r>
+          </w:p>
+          <w:p>
+            <w:pPr>
+              <w:rPr>
+                <w:rFonts w:ascii="Consolas" w:hAnsi="Consolas" w:cs="Calibri"/>
+                <w:lang w:val="en-US"/>
+              </w:rPr>
+            </w:pPr>
+            <w:r>
+              <w:rPr>
+                <w:rFonts w:ascii="Consolas" w:hAnsi="Consolas" w:cs="Calibri"/>
+                <w:lang w:val="en-US"/>
+              </w:rPr>
+              <w:t xml:space="preserve">    &lt;p class="mix"&gt;Bordas mistas.&lt;/p&gt;</w:t>
             </w:r>
           </w:p>
           <w:p>
@@ -5753,21 +4738,7 @@
               <w:rPr>
                 <w:rFonts w:ascii="Consolas" w:hAnsi="Consolas" w:cs="Calibri"/>
               </w:rPr>
-              <w:t>&lt;/</w:t>
-            </w:r>
-            <w:proofErr w:type="spellStart"/>
-            <w:r>
-              <w:rPr>
-                <w:rFonts w:ascii="Consolas" w:hAnsi="Consolas" w:cs="Calibri"/>
-              </w:rPr>
-              <w:t>html</w:t>
-            </w:r>
-            <w:proofErr w:type="spellEnd"/>
-            <w:r>
-              <w:rPr>
-                <w:rFonts w:ascii="Consolas" w:hAnsi="Consolas" w:cs="Calibri"/>
-              </w:rPr>
-              <w:t>&gt;</w:t>
+              <w:t>&lt;/html&gt;</w:t>
             </w:r>
           </w:p>
         </w:tc>
@@ -5816,6 +4787,7 @@
             <w:r>
               <w:rPr>
                 <w:rFonts w:ascii="Consolas" w:hAnsi="Consolas" w:cs="Calibri"/>
+                <w:noProof/>
                 <w:lang w:val="en-US"/>
               </w:rPr>
               <w:drawing>
@@ -5969,7 +4941,6 @@
         </w:rPr>
         <w:t xml:space="preserve">Propriedade </w:t>
       </w:r>
-      <w:proofErr w:type="spellStart"/>
       <w:r>
         <w:rPr>
           <w:rFonts w:ascii="Verdana" w:hAnsi="Verdana" w:cs="Calibri"/>
@@ -5978,50 +4949,29 @@
           <w:i/>
           <w:iCs/>
         </w:rPr>
-        <w:t>border</w:t>
-      </w:r>
-      <w:proofErr w:type="spellEnd"/>
-      <w:r>
-        <w:rPr>
-          <w:rFonts w:ascii="Verdana" w:hAnsi="Verdana" w:cs="Calibri"/>
-          <w:b/>
-          <w:bCs/>
+        <w:t>border-color</w:t>
+      </w:r>
+    </w:p>
+    <w:p>
+      <w:pPr>
+        <w:spacing w:line="360" w:lineRule="auto"/>
+        <w:rPr>
+          <w:rFonts w:ascii="Verdana" w:hAnsi="Verdana" w:cs="Calibri"/>
+        </w:rPr>
+      </w:pPr>
+      <w:r>
+        <w:rPr>
+          <w:rFonts w:ascii="Verdana" w:hAnsi="Verdana" w:cs="Calibri"/>
+        </w:rPr>
+        <w:t xml:space="preserve">A propriedade </w:t>
+      </w:r>
+      <w:r>
+        <w:rPr>
+          <w:rFonts w:ascii="Verdana" w:hAnsi="Verdana" w:cs="Calibri"/>
           <w:i/>
           <w:iCs/>
         </w:rPr>
-        <w:t>-color</w:t>
-      </w:r>
-    </w:p>
-    <w:p>
-      <w:pPr>
-        <w:spacing w:line="360" w:lineRule="auto"/>
-        <w:rPr>
-          <w:rFonts w:ascii="Verdana" w:hAnsi="Verdana" w:cs="Calibri"/>
-        </w:rPr>
-      </w:pPr>
-      <w:r>
-        <w:rPr>
-          <w:rFonts w:ascii="Verdana" w:hAnsi="Verdana" w:cs="Calibri"/>
-        </w:rPr>
-        <w:t xml:space="preserve">A propriedade </w:t>
-      </w:r>
-      <w:proofErr w:type="spellStart"/>
-      <w:r>
-        <w:rPr>
-          <w:rFonts w:ascii="Verdana" w:hAnsi="Verdana" w:cs="Calibri"/>
-          <w:i/>
-          <w:iCs/>
-        </w:rPr>
-        <w:t>border</w:t>
-      </w:r>
-      <w:proofErr w:type="spellEnd"/>
-      <w:r>
-        <w:rPr>
-          <w:rFonts w:ascii="Verdana" w:hAnsi="Verdana" w:cs="Calibri"/>
-          <w:i/>
-          <w:iCs/>
-        </w:rPr>
-        <w:t xml:space="preserve">-color </w:t>
+        <w:t xml:space="preserve">border-color </w:t>
       </w:r>
       <w:r>
         <w:rPr>
@@ -6093,7 +5043,6 @@
                 <w:bCs/>
               </w:rPr>
             </w:pPr>
-            <w:proofErr w:type="spellStart"/>
             <w:r>
               <w:rPr>
                 <w:rFonts w:ascii="Verdana" w:hAnsi="Verdana" w:cs="Calibri"/>
@@ -6102,7 +5051,6 @@
               </w:rPr>
               <w:t>css</w:t>
             </w:r>
-            <w:proofErr w:type="spellEnd"/>
           </w:p>
         </w:tc>
         <w:tc>
@@ -6119,7 +5067,6 @@
                 <w:bCs/>
               </w:rPr>
             </w:pPr>
-            <w:proofErr w:type="spellStart"/>
             <w:r>
               <w:rPr>
                 <w:rFonts w:ascii="Verdana" w:hAnsi="Verdana" w:cs="Calibri"/>
@@ -6128,7 +5075,6 @@
               </w:rPr>
               <w:t>html</w:t>
             </w:r>
-            <w:proofErr w:type="spellEnd"/>
           </w:p>
         </w:tc>
       </w:tr>
@@ -6347,23 +5293,7 @@
                 <w:rFonts w:ascii="Consolas" w:hAnsi="Consolas" w:cs="Calibri"/>
                 <w:lang w:val="en-US"/>
               </w:rPr>
-              <w:t xml:space="preserve">border-color: </w:t>
-            </w:r>
-            <w:proofErr w:type="gramStart"/>
-            <w:r>
-              <w:rPr>
-                <w:rFonts w:ascii="Consolas" w:hAnsi="Consolas" w:cs="Calibri"/>
-                <w:lang w:val="en-US"/>
-              </w:rPr>
-              <w:t>red green</w:t>
-            </w:r>
-            <w:proofErr w:type="gramEnd"/>
-            <w:r>
-              <w:rPr>
-                <w:rFonts w:ascii="Consolas" w:hAnsi="Consolas" w:cs="Calibri"/>
-                <w:lang w:val="en-US"/>
-              </w:rPr>
-              <w:t xml:space="preserve"> blue yellow;</w:t>
+              <w:t>border-color: red green blue yellow;</w:t>
             </w:r>
           </w:p>
           <w:p>
@@ -6371,11 +5301,13 @@
               <w:spacing w:after="120"/>
               <w:rPr>
                 <w:rFonts w:ascii="Consolas" w:hAnsi="Consolas" w:cs="Calibri"/>
-              </w:rPr>
-            </w:pPr>
-            <w:r>
-              <w:rPr>
-                <w:rFonts w:ascii="Consolas" w:hAnsi="Consolas" w:cs="Calibri"/>
+                <w:lang w:val="en-US"/>
+              </w:rPr>
+            </w:pPr>
+            <w:r>
+              <w:rPr>
+                <w:rFonts w:ascii="Consolas" w:hAnsi="Consolas" w:cs="Calibri"/>
+                <w:lang w:val="en-US"/>
               </w:rPr>
               <w:t>}</w:t>
             </w:r>
@@ -6437,23 +5369,7 @@
                 <w:rFonts w:ascii="Consolas" w:hAnsi="Consolas" w:cs="Calibri"/>
                 <w:lang w:val="en-US"/>
               </w:rPr>
-              <w:t xml:space="preserve">border-color: </w:t>
-            </w:r>
-            <w:proofErr w:type="spellStart"/>
-            <w:r>
-              <w:rPr>
-                <w:rFonts w:ascii="Consolas" w:hAnsi="Consolas" w:cs="Calibri"/>
-                <w:lang w:val="en-US"/>
-              </w:rPr>
-              <w:t>hsl</w:t>
-            </w:r>
-            <w:proofErr w:type="spellEnd"/>
-            <w:r>
-              <w:rPr>
-                <w:rFonts w:ascii="Consolas" w:hAnsi="Consolas" w:cs="Calibri"/>
-                <w:lang w:val="en-US"/>
-              </w:rPr>
-              <w:t>(145, 89%, 26%);</w:t>
+              <w:t>border-color: hsl(145, 89%, 26%);</w:t>
             </w:r>
           </w:p>
           <w:p>
@@ -6508,19 +5424,11 @@
                 <w:rFonts w:ascii="Consolas" w:hAnsi="Consolas" w:cs="Calibri"/>
               </w:rPr>
             </w:pPr>
-            <w:proofErr w:type="spellStart"/>
-            <w:r>
-              <w:rPr>
-                <w:rFonts w:ascii="Consolas" w:hAnsi="Consolas" w:cs="Calibri"/>
-              </w:rPr>
-              <w:t>border</w:t>
-            </w:r>
-            <w:proofErr w:type="spellEnd"/>
-            <w:r>
-              <w:rPr>
-                <w:rFonts w:ascii="Consolas" w:hAnsi="Consolas" w:cs="Calibri"/>
-              </w:rPr>
-              <w:t>-color: #c2247e;</w:t>
+            <w:r>
+              <w:rPr>
+                <w:rFonts w:ascii="Consolas" w:hAnsi="Consolas" w:cs="Calibri"/>
+              </w:rPr>
+              <w:t>border-color: #c2247e;</w:t>
             </w:r>
           </w:p>
           <w:p>
@@ -6658,55 +5566,7 @@
                 <w:rFonts w:ascii="Consolas" w:hAnsi="Consolas" w:cs="Calibri"/>
                 <w:lang w:val="en-US"/>
               </w:rPr>
-              <w:t xml:space="preserve">&lt;link </w:t>
-            </w:r>
-            <w:proofErr w:type="spellStart"/>
-            <w:r>
-              <w:rPr>
-                <w:rFonts w:ascii="Consolas" w:hAnsi="Consolas" w:cs="Calibri"/>
-                <w:lang w:val="en-US"/>
-              </w:rPr>
-              <w:t>rel</w:t>
-            </w:r>
-            <w:proofErr w:type="spellEnd"/>
-            <w:r>
-              <w:rPr>
-                <w:rFonts w:ascii="Consolas" w:hAnsi="Consolas" w:cs="Calibri"/>
-                <w:lang w:val="en-US"/>
-              </w:rPr>
-              <w:t xml:space="preserve">="stylesheet" </w:t>
-            </w:r>
-            <w:proofErr w:type="spellStart"/>
-            <w:r>
-              <w:rPr>
-                <w:rFonts w:ascii="Consolas" w:hAnsi="Consolas" w:cs="Calibri"/>
-                <w:lang w:val="en-US"/>
-              </w:rPr>
-              <w:t>href</w:t>
-            </w:r>
-            <w:proofErr w:type="spellEnd"/>
-            <w:r>
-              <w:rPr>
-                <w:rFonts w:ascii="Consolas" w:hAnsi="Consolas" w:cs="Calibri"/>
-                <w:lang w:val="en-US"/>
-              </w:rPr>
-              <w:t>="</w:t>
-            </w:r>
-            <w:proofErr w:type="spellStart"/>
-            <w:r>
-              <w:rPr>
-                <w:rFonts w:ascii="Consolas" w:hAnsi="Consolas" w:cs="Calibri"/>
-                <w:lang w:val="en-US"/>
-              </w:rPr>
-              <w:t>css</w:t>
-            </w:r>
-            <w:proofErr w:type="spellEnd"/>
-            <w:r>
-              <w:rPr>
-                <w:rFonts w:ascii="Consolas" w:hAnsi="Consolas" w:cs="Calibri"/>
-                <w:lang w:val="en-US"/>
-              </w:rPr>
-              <w:t>/style.css" /&gt;</w:t>
+              <w:t>&lt;link rel="stylesheet" href="css/style.css" /&gt;</w:t>
             </w:r>
           </w:p>
           <w:p>
@@ -6726,21 +5586,7 @@
               <w:rPr>
                 <w:rFonts w:ascii="Consolas" w:hAnsi="Consolas" w:cs="Calibri"/>
               </w:rPr>
-              <w:t>&lt;/</w:t>
-            </w:r>
-            <w:proofErr w:type="spellStart"/>
-            <w:r>
-              <w:rPr>
-                <w:rFonts w:ascii="Consolas" w:hAnsi="Consolas" w:cs="Calibri"/>
-              </w:rPr>
-              <w:t>head</w:t>
-            </w:r>
-            <w:proofErr w:type="spellEnd"/>
-            <w:r>
-              <w:rPr>
-                <w:rFonts w:ascii="Consolas" w:hAnsi="Consolas" w:cs="Calibri"/>
-              </w:rPr>
-              <w:t>&gt;</w:t>
+              <w:t>&lt;/head&gt;</w:t>
             </w:r>
           </w:p>
           <w:p>
@@ -6797,35 +5643,7 @@
               <w:rPr>
                 <w:rFonts w:ascii="Consolas" w:hAnsi="Consolas" w:cs="Calibri"/>
               </w:rPr>
-              <w:t xml:space="preserve">&lt;p </w:t>
-            </w:r>
-            <w:proofErr w:type="spellStart"/>
-            <w:r>
-              <w:rPr>
-                <w:rFonts w:ascii="Consolas" w:hAnsi="Consolas" w:cs="Calibri"/>
-              </w:rPr>
-              <w:t>class</w:t>
-            </w:r>
-            <w:proofErr w:type="spellEnd"/>
-            <w:r>
-              <w:rPr>
-                <w:rFonts w:ascii="Consolas" w:hAnsi="Consolas" w:cs="Calibri"/>
-              </w:rPr>
-              <w:t>="</w:t>
-            </w:r>
-            <w:proofErr w:type="spellStart"/>
-            <w:r>
-              <w:rPr>
-                <w:rFonts w:ascii="Consolas" w:hAnsi="Consolas" w:cs="Calibri"/>
-              </w:rPr>
-              <w:t>dotted</w:t>
-            </w:r>
-            <w:proofErr w:type="spellEnd"/>
-            <w:r>
-              <w:rPr>
-                <w:rFonts w:ascii="Consolas" w:hAnsi="Consolas" w:cs="Calibri"/>
-              </w:rPr>
-              <w:t>"&gt;Borda pontilhada.&lt;/p&gt;</w:t>
+              <w:t>&lt;p class="dotted"&gt;Borda pontilhada.&lt;/p&gt;</w:t>
             </w:r>
           </w:p>
           <w:p>
@@ -6846,23 +5664,7 @@
                 <w:rFonts w:ascii="Consolas" w:hAnsi="Consolas" w:cs="Calibri"/>
                 <w:lang w:val="en-US"/>
               </w:rPr>
-              <w:t xml:space="preserve">&lt;p class="dashed"&gt;Borda </w:t>
-            </w:r>
-            <w:proofErr w:type="spellStart"/>
-            <w:r>
-              <w:rPr>
-                <w:rFonts w:ascii="Consolas" w:hAnsi="Consolas" w:cs="Calibri"/>
-                <w:lang w:val="en-US"/>
-              </w:rPr>
-              <w:t>tracejada</w:t>
-            </w:r>
-            <w:proofErr w:type="spellEnd"/>
-            <w:r>
-              <w:rPr>
-                <w:rFonts w:ascii="Consolas" w:hAnsi="Consolas" w:cs="Calibri"/>
-                <w:lang w:val="en-US"/>
-              </w:rPr>
-              <w:t>.&lt;/p&gt;</w:t>
+              <w:t>&lt;p class="dashed"&gt;Borda tracejada.&lt;/p&gt;</w:t>
             </w:r>
           </w:p>
           <w:p>
@@ -6878,116 +5680,52 @@
                 <w:lang w:val="en-US"/>
               </w:rPr>
               <w:lastRenderedPageBreak/>
-              <w:t xml:space="preserve">    &lt;p class="solid"&gt;Borda </w:t>
-            </w:r>
-            <w:proofErr w:type="spellStart"/>
-            <w:r>
-              <w:rPr>
-                <w:rFonts w:ascii="Consolas" w:hAnsi="Consolas" w:cs="Calibri"/>
-                <w:lang w:val="en-US"/>
-              </w:rPr>
-              <w:t>sólida</w:t>
-            </w:r>
-            <w:proofErr w:type="spellEnd"/>
-            <w:r>
-              <w:rPr>
-                <w:rFonts w:ascii="Consolas" w:hAnsi="Consolas" w:cs="Calibri"/>
-                <w:lang w:val="en-US"/>
-              </w:rPr>
-              <w:t>.&lt;/p&gt;</w:t>
-            </w:r>
-          </w:p>
-          <w:p>
-            <w:pPr>
-              <w:rPr>
-                <w:rFonts w:ascii="Consolas" w:hAnsi="Consolas" w:cs="Calibri"/>
-                <w:lang w:val="en-US"/>
-              </w:rPr>
-            </w:pPr>
-            <w:r>
-              <w:rPr>
-                <w:rFonts w:ascii="Consolas" w:hAnsi="Consolas" w:cs="Calibri"/>
-                <w:lang w:val="en-US"/>
-              </w:rPr>
-              <w:t xml:space="preserve">    &lt;p class="double"&gt;Borda </w:t>
-            </w:r>
-            <w:proofErr w:type="spellStart"/>
-            <w:r>
-              <w:rPr>
-                <w:rFonts w:ascii="Consolas" w:hAnsi="Consolas" w:cs="Calibri"/>
-                <w:lang w:val="en-US"/>
-              </w:rPr>
-              <w:t>dupla</w:t>
-            </w:r>
-            <w:proofErr w:type="spellEnd"/>
-            <w:r>
-              <w:rPr>
-                <w:rFonts w:ascii="Consolas" w:hAnsi="Consolas" w:cs="Calibri"/>
-                <w:lang w:val="en-US"/>
-              </w:rPr>
-              <w:t>.&lt;/p&gt;</w:t>
-            </w:r>
-          </w:p>
-          <w:p>
-            <w:pPr>
-              <w:rPr>
-                <w:rFonts w:ascii="Consolas" w:hAnsi="Consolas" w:cs="Calibri"/>
-                <w:lang w:val="en-US"/>
-              </w:rPr>
-            </w:pPr>
-            <w:r>
-              <w:rPr>
-                <w:rFonts w:ascii="Consolas" w:hAnsi="Consolas" w:cs="Calibri"/>
-                <w:lang w:val="en-US"/>
-              </w:rPr>
-              <w:t xml:space="preserve">    &lt;p class="hidden"&gt;Borda </w:t>
-            </w:r>
-            <w:proofErr w:type="spellStart"/>
-            <w:r>
-              <w:rPr>
-                <w:rFonts w:ascii="Consolas" w:hAnsi="Consolas" w:cs="Calibri"/>
-                <w:lang w:val="en-US"/>
-              </w:rPr>
-              <w:t>oculta</w:t>
-            </w:r>
-            <w:proofErr w:type="spellEnd"/>
-            <w:r>
-              <w:rPr>
-                <w:rFonts w:ascii="Consolas" w:hAnsi="Consolas" w:cs="Calibri"/>
-                <w:lang w:val="en-US"/>
-              </w:rPr>
-              <w:t>.&lt;/p&gt;</w:t>
-            </w:r>
-          </w:p>
-          <w:p>
-            <w:pPr>
-              <w:rPr>
-                <w:rFonts w:ascii="Consolas" w:hAnsi="Consolas" w:cs="Calibri"/>
-                <w:lang w:val="en-US"/>
-              </w:rPr>
-            </w:pPr>
-            <w:r>
-              <w:rPr>
-                <w:rFonts w:ascii="Consolas" w:hAnsi="Consolas" w:cs="Calibri"/>
-                <w:lang w:val="en-US"/>
-              </w:rPr>
-              <w:t xml:space="preserve">    &lt;p class="mix"&gt;Bordas </w:t>
-            </w:r>
-            <w:proofErr w:type="spellStart"/>
-            <w:r>
-              <w:rPr>
-                <w:rFonts w:ascii="Consolas" w:hAnsi="Consolas" w:cs="Calibri"/>
-                <w:lang w:val="en-US"/>
-              </w:rPr>
-              <w:t>mistas</w:t>
-            </w:r>
-            <w:proofErr w:type="spellEnd"/>
-            <w:r>
-              <w:rPr>
-                <w:rFonts w:ascii="Consolas" w:hAnsi="Consolas" w:cs="Calibri"/>
-                <w:lang w:val="en-US"/>
-              </w:rPr>
-              <w:t>.&lt;/p&gt;</w:t>
+              <w:t xml:space="preserve">    &lt;p class="solid"&gt;Borda sólida.&lt;/p&gt;</w:t>
+            </w:r>
+          </w:p>
+          <w:p>
+            <w:pPr>
+              <w:rPr>
+                <w:rFonts w:ascii="Consolas" w:hAnsi="Consolas" w:cs="Calibri"/>
+                <w:lang w:val="en-US"/>
+              </w:rPr>
+            </w:pPr>
+            <w:r>
+              <w:rPr>
+                <w:rFonts w:ascii="Consolas" w:hAnsi="Consolas" w:cs="Calibri"/>
+                <w:lang w:val="en-US"/>
+              </w:rPr>
+              <w:t xml:space="preserve">    &lt;p class="double"&gt;Borda dupla.&lt;/p&gt;</w:t>
+            </w:r>
+          </w:p>
+          <w:p>
+            <w:pPr>
+              <w:rPr>
+                <w:rFonts w:ascii="Consolas" w:hAnsi="Consolas" w:cs="Calibri"/>
+                <w:lang w:val="en-US"/>
+              </w:rPr>
+            </w:pPr>
+            <w:r>
+              <w:rPr>
+                <w:rFonts w:ascii="Consolas" w:hAnsi="Consolas" w:cs="Calibri"/>
+                <w:lang w:val="en-US"/>
+              </w:rPr>
+              <w:t xml:space="preserve">    &lt;p class="hidden"&gt;Borda oculta.&lt;/p&gt;</w:t>
+            </w:r>
+          </w:p>
+          <w:p>
+            <w:pPr>
+              <w:rPr>
+                <w:rFonts w:ascii="Consolas" w:hAnsi="Consolas" w:cs="Calibri"/>
+                <w:lang w:val="en-US"/>
+              </w:rPr>
+            </w:pPr>
+            <w:r>
+              <w:rPr>
+                <w:rFonts w:ascii="Consolas" w:hAnsi="Consolas" w:cs="Calibri"/>
+                <w:lang w:val="en-US"/>
+              </w:rPr>
+              <w:t xml:space="preserve">    &lt;p class="mix"&gt;Bordas mistas.&lt;/p&gt;</w:t>
             </w:r>
           </w:p>
           <w:p>
@@ -7023,21 +5761,7 @@
               <w:rPr>
                 <w:rFonts w:ascii="Consolas" w:hAnsi="Consolas" w:cs="Calibri"/>
               </w:rPr>
-              <w:t>&lt;/</w:t>
-            </w:r>
-            <w:proofErr w:type="spellStart"/>
-            <w:r>
-              <w:rPr>
-                <w:rFonts w:ascii="Consolas" w:hAnsi="Consolas" w:cs="Calibri"/>
-              </w:rPr>
-              <w:t>html</w:t>
-            </w:r>
-            <w:proofErr w:type="spellEnd"/>
-            <w:r>
-              <w:rPr>
-                <w:rFonts w:ascii="Consolas" w:hAnsi="Consolas" w:cs="Calibri"/>
-              </w:rPr>
-              <w:t>&gt;</w:t>
+              <w:t>&lt;/html&gt;</w:t>
             </w:r>
           </w:p>
         </w:tc>
@@ -7087,6 +5811,7 @@
             <w:r>
               <w:rPr>
                 <w:rFonts w:ascii="Consolas" w:hAnsi="Consolas" w:cs="Calibri"/>
+                <w:noProof/>
                 <w:lang w:val="en-US"/>
               </w:rPr>
               <w:drawing>
@@ -7258,21 +5983,7 @@
         <w:rPr>
           <w:rFonts w:ascii="Verdana" w:hAnsi="Verdana" w:cs="Calibri"/>
         </w:rPr>
-        <w:t xml:space="preserve">A propriedade </w:t>
-      </w:r>
-      <w:proofErr w:type="spellStart"/>
-      <w:r>
-        <w:rPr>
-          <w:rFonts w:ascii="Verdana" w:hAnsi="Verdana" w:cs="Calibri"/>
-        </w:rPr>
-        <w:t>border</w:t>
-      </w:r>
-      <w:proofErr w:type="spellEnd"/>
-      <w:r>
-        <w:rPr>
-          <w:rFonts w:ascii="Verdana" w:hAnsi="Verdana" w:cs="Calibri"/>
-        </w:rPr>
-        <w:t xml:space="preserve"> é uma propriedade abreviada para as seguintes propriedades de borda</w:t>
+        <w:t>A propriedade border é uma propriedade abreviada para as seguintes propriedades de borda</w:t>
       </w:r>
       <w:r>
         <w:rPr>
@@ -7348,7 +6059,29 @@
           <w:rFonts w:ascii="Verdana" w:hAnsi="Verdana" w:cs="Calibri"/>
         </w:rPr>
         <w:lastRenderedPageBreak/>
-        <w:t>Cor da borda</w:t>
+        <w:t>Cor da borda:</w:t>
+      </w:r>
+    </w:p>
+    <w:p>
+      <w:pPr>
+        <w:spacing w:line="360" w:lineRule="auto"/>
+        <w:rPr>
+          <w:rFonts w:ascii="Verdana" w:hAnsi="Verdana" w:cs="Calibri"/>
+        </w:rPr>
+      </w:pPr>
+    </w:p>
+    <w:p>
+      <w:pPr>
+        <w:spacing w:line="360" w:lineRule="auto"/>
+        <w:rPr>
+          <w:rFonts w:ascii="Verdana" w:hAnsi="Verdana" w:cs="Calibri"/>
+        </w:rPr>
+      </w:pPr>
+      <w:r>
+        <w:rPr>
+          <w:rFonts w:ascii="Verdana" w:hAnsi="Verdana" w:cs="Calibri"/>
+        </w:rPr>
+        <w:t>Ou seja, ao invés de definir as propriedades da forma a seguir</w:t>
       </w:r>
       <w:r>
         <w:rPr>
@@ -7359,6 +6092,105 @@
     </w:p>
     <w:p>
       <w:pPr>
+        <w:spacing w:after="120" w:line="240" w:lineRule="auto"/>
+        <w:rPr>
+          <w:rFonts w:ascii="Consolas" w:hAnsi="Consolas" w:cs="Calibri"/>
+          <w:lang w:val="en-US"/>
+        </w:rPr>
+      </w:pPr>
+      <w:r>
+        <w:rPr>
+          <w:rFonts w:ascii="Consolas" w:hAnsi="Consolas" w:cs="Calibri"/>
+          <w:lang w:val="en-US"/>
+        </w:rPr>
+        <w:t>p.dotted {</w:t>
+      </w:r>
+    </w:p>
+    <w:p>
+      <w:pPr>
+        <w:spacing w:after="120" w:line="240" w:lineRule="auto"/>
+        <w:rPr>
+          <w:rFonts w:ascii="Consolas" w:hAnsi="Consolas" w:cs="Calibri"/>
+          <w:lang w:val="en-US"/>
+        </w:rPr>
+      </w:pPr>
+      <w:r>
+        <w:rPr>
+          <w:rFonts w:ascii="Consolas" w:hAnsi="Consolas" w:cs="Calibri"/>
+          <w:lang w:val="en-US"/>
+        </w:rPr>
+        <w:t xml:space="preserve">  </w:t>
+      </w:r>
+      <w:r>
+        <w:rPr>
+          <w:rFonts w:ascii="Consolas" w:hAnsi="Consolas" w:cs="Calibri"/>
+          <w:lang w:val="en-US"/>
+        </w:rPr>
+        <w:t>border-style: dotted;</w:t>
+      </w:r>
+    </w:p>
+    <w:p>
+      <w:pPr>
+        <w:spacing w:after="120" w:line="240" w:lineRule="auto"/>
+        <w:rPr>
+          <w:rFonts w:ascii="Consolas" w:hAnsi="Consolas" w:cs="Calibri"/>
+          <w:lang w:val="en-US"/>
+        </w:rPr>
+      </w:pPr>
+      <w:r>
+        <w:rPr>
+          <w:rFonts w:ascii="Consolas" w:hAnsi="Consolas" w:cs="Calibri"/>
+          <w:lang w:val="en-US"/>
+        </w:rPr>
+        <w:t xml:space="preserve">  </w:t>
+      </w:r>
+      <w:r>
+        <w:rPr>
+          <w:rFonts w:ascii="Consolas" w:hAnsi="Consolas" w:cs="Calibri"/>
+          <w:lang w:val="en-US"/>
+        </w:rPr>
+        <w:t>border-width: 10px;</w:t>
+      </w:r>
+    </w:p>
+    <w:p>
+      <w:pPr>
+        <w:spacing w:after="120" w:line="240" w:lineRule="auto"/>
+        <w:rPr>
+          <w:rFonts w:ascii="Consolas" w:hAnsi="Consolas" w:cs="Calibri"/>
+          <w:lang w:val="en-US"/>
+        </w:rPr>
+      </w:pPr>
+      <w:r>
+        <w:rPr>
+          <w:rFonts w:ascii="Consolas" w:hAnsi="Consolas" w:cs="Calibri"/>
+          <w:lang w:val="en-US"/>
+        </w:rPr>
+        <w:t xml:space="preserve">  </w:t>
+      </w:r>
+      <w:r>
+        <w:rPr>
+          <w:rFonts w:ascii="Consolas" w:hAnsi="Consolas" w:cs="Calibri"/>
+          <w:lang w:val="en-US"/>
+        </w:rPr>
+        <w:t>border-color: red;</w:t>
+      </w:r>
+    </w:p>
+    <w:p>
+      <w:pPr>
+        <w:spacing w:after="120" w:line="240" w:lineRule="auto"/>
+        <w:rPr>
+          <w:rFonts w:ascii="Consolas" w:hAnsi="Consolas" w:cs="Calibri"/>
+        </w:rPr>
+      </w:pPr>
+      <w:r>
+        <w:rPr>
+          <w:rFonts w:ascii="Consolas" w:hAnsi="Consolas" w:cs="Calibri"/>
+        </w:rPr>
+        <w:t>}</w:t>
+      </w:r>
+    </w:p>
+    <w:p>
+      <w:pPr>
         <w:spacing w:line="360" w:lineRule="auto"/>
         <w:rPr>
           <w:rFonts w:ascii="Verdana" w:hAnsi="Verdana" w:cs="Calibri"/>
@@ -7376,226 +6208,39 @@
         <w:rPr>
           <w:rFonts w:ascii="Verdana" w:hAnsi="Verdana" w:cs="Calibri"/>
         </w:rPr>
-        <w:t>Ou seja, ao invés de definir as propriedades da forma a seguir</w:t>
-      </w:r>
-      <w:r>
-        <w:rPr>
-          <w:rFonts w:ascii="Verdana" w:hAnsi="Verdana" w:cs="Calibri"/>
-        </w:rPr>
-        <w:t>:</w:t>
-      </w:r>
-    </w:p>
-    <w:p>
-      <w:pPr>
-        <w:spacing w:after="120" w:line="240" w:lineRule="auto"/>
+        <w:t>Você pode definir os valores das propriedades da seguinte forma abreviada:</w:t>
+      </w:r>
+    </w:p>
+    <w:p>
+      <w:pPr>
+        <w:spacing w:after="0" w:line="240" w:lineRule="auto"/>
         <w:rPr>
           <w:rFonts w:ascii="Consolas" w:hAnsi="Consolas" w:cs="Calibri"/>
           <w:lang w:val="en-US"/>
         </w:rPr>
       </w:pPr>
-      <w:proofErr w:type="spellStart"/>
       <w:r>
         <w:rPr>
           <w:rFonts w:ascii="Consolas" w:hAnsi="Consolas" w:cs="Calibri"/>
           <w:lang w:val="en-US"/>
         </w:rPr>
-        <w:t>p.dotted</w:t>
-      </w:r>
-      <w:proofErr w:type="spellEnd"/>
-      <w:r>
+        <w:t>p.dotted {</w:t>
+      </w:r>
+    </w:p>
+    <w:p>
+      <w:pPr>
+        <w:spacing w:after="0" w:line="240" w:lineRule="auto"/>
         <w:rPr>
           <w:rFonts w:ascii="Consolas" w:hAnsi="Consolas" w:cs="Calibri"/>
           <w:lang w:val="en-US"/>
         </w:rPr>
-        <w:t xml:space="preserve"> {</w:t>
-      </w:r>
-    </w:p>
-    <w:p>
-      <w:pPr>
-        <w:spacing w:after="120" w:line="240" w:lineRule="auto"/>
+      </w:pPr>
+      <w:r>
         <w:rPr>
           <w:rFonts w:ascii="Consolas" w:hAnsi="Consolas" w:cs="Calibri"/>
           <w:lang w:val="en-US"/>
         </w:rPr>
-      </w:pPr>
-      <w:r>
-        <w:rPr>
-          <w:rFonts w:ascii="Consolas" w:hAnsi="Consolas" w:cs="Calibri"/>
-          <w:lang w:val="en-US"/>
-        </w:rPr>
-        <w:t xml:space="preserve">  </w:t>
-      </w:r>
-      <w:r>
-        <w:rPr>
-          <w:rFonts w:ascii="Consolas" w:hAnsi="Consolas" w:cs="Calibri"/>
-          <w:lang w:val="en-US"/>
-        </w:rPr>
-        <w:t>border-style: dotted;</w:t>
-      </w:r>
-    </w:p>
-    <w:p>
-      <w:pPr>
-        <w:spacing w:after="120" w:line="240" w:lineRule="auto"/>
-        <w:rPr>
-          <w:rFonts w:ascii="Consolas" w:hAnsi="Consolas" w:cs="Calibri"/>
-          <w:lang w:val="en-US"/>
-        </w:rPr>
-      </w:pPr>
-      <w:r>
-        <w:rPr>
-          <w:rFonts w:ascii="Consolas" w:hAnsi="Consolas" w:cs="Calibri"/>
-          <w:lang w:val="en-US"/>
-        </w:rPr>
-        <w:t xml:space="preserve">  </w:t>
-      </w:r>
-      <w:r>
-        <w:rPr>
-          <w:rFonts w:ascii="Consolas" w:hAnsi="Consolas" w:cs="Calibri"/>
-          <w:lang w:val="en-US"/>
-        </w:rPr>
-        <w:t>border-width: 10px;</w:t>
-      </w:r>
-    </w:p>
-    <w:p>
-      <w:pPr>
-        <w:spacing w:after="120" w:line="240" w:lineRule="auto"/>
-        <w:rPr>
-          <w:rFonts w:ascii="Consolas" w:hAnsi="Consolas" w:cs="Calibri"/>
-          <w:lang w:val="en-US"/>
-        </w:rPr>
-      </w:pPr>
-      <w:r>
-        <w:rPr>
-          <w:rFonts w:ascii="Consolas" w:hAnsi="Consolas" w:cs="Calibri"/>
-          <w:lang w:val="en-US"/>
-        </w:rPr>
-        <w:t xml:space="preserve">  </w:t>
-      </w:r>
-      <w:r>
-        <w:rPr>
-          <w:rFonts w:ascii="Consolas" w:hAnsi="Consolas" w:cs="Calibri"/>
-          <w:lang w:val="en-US"/>
-        </w:rPr>
-        <w:t>border-color: red;</w:t>
-      </w:r>
-    </w:p>
-    <w:p>
-      <w:pPr>
-        <w:spacing w:after="120" w:line="240" w:lineRule="auto"/>
-        <w:rPr>
-          <w:rFonts w:ascii="Consolas" w:hAnsi="Consolas" w:cs="Calibri"/>
-          <w:lang w:val="en-US"/>
-        </w:rPr>
-      </w:pPr>
-      <w:r>
-        <w:rPr>
-          <w:rFonts w:ascii="Consolas" w:hAnsi="Consolas" w:cs="Calibri"/>
-          <w:lang w:val="en-US"/>
-        </w:rPr>
-        <w:t>}</w:t>
-      </w:r>
-    </w:p>
-    <w:p>
-      <w:pPr>
-        <w:spacing w:line="360" w:lineRule="auto"/>
-        <w:rPr>
-          <w:rFonts w:ascii="Verdana" w:hAnsi="Verdana" w:cs="Calibri"/>
-        </w:rPr>
-      </w:pPr>
-    </w:p>
-    <w:p>
-      <w:pPr>
-        <w:spacing w:line="360" w:lineRule="auto"/>
-        <w:rPr>
-          <w:rFonts w:ascii="Verdana" w:hAnsi="Verdana" w:cs="Calibri"/>
-        </w:rPr>
-      </w:pPr>
-      <w:r>
-        <w:rPr>
-          <w:rFonts w:ascii="Verdana" w:hAnsi="Verdana" w:cs="Calibri"/>
-        </w:rPr>
-        <w:t>Você pode definir os valores das propriedades da seguinte forma abreviada:</w:t>
-      </w:r>
-    </w:p>
-    <w:p>
-      <w:pPr>
-        <w:spacing w:after="0" w:line="240" w:lineRule="auto"/>
-        <w:rPr>
-          <w:rFonts w:ascii="Consolas" w:hAnsi="Consolas" w:cs="Calibri"/>
-          <w:lang w:val="en-US"/>
-        </w:rPr>
-      </w:pPr>
-      <w:proofErr w:type="spellStart"/>
-      <w:r>
-        <w:rPr>
-          <w:rFonts w:ascii="Consolas" w:hAnsi="Consolas" w:cs="Calibri"/>
-          <w:lang w:val="en-US"/>
-        </w:rPr>
-        <w:t>p.dotted</w:t>
-      </w:r>
-      <w:proofErr w:type="spellEnd"/>
-      <w:r>
-        <w:rPr>
-          <w:rFonts w:ascii="Consolas" w:hAnsi="Consolas" w:cs="Calibri"/>
-          <w:lang w:val="en-US"/>
-        </w:rPr>
-        <w:t xml:space="preserve"> {</w:t>
-      </w:r>
-    </w:p>
-    <w:p>
-      <w:pPr>
-        <w:spacing w:after="0" w:line="240" w:lineRule="auto"/>
-        <w:rPr>
-          <w:rFonts w:ascii="Consolas" w:hAnsi="Consolas" w:cs="Calibri"/>
-        </w:rPr>
-      </w:pPr>
-      <w:r>
-        <w:rPr>
-          <w:rFonts w:ascii="Consolas" w:hAnsi="Consolas" w:cs="Calibri"/>
-        </w:rPr>
-        <w:t xml:space="preserve">  </w:t>
-      </w:r>
-      <w:proofErr w:type="spellStart"/>
-      <w:r>
-        <w:rPr>
-          <w:rFonts w:ascii="Consolas" w:hAnsi="Consolas" w:cs="Calibri"/>
-        </w:rPr>
-        <w:t>border</w:t>
-      </w:r>
-      <w:proofErr w:type="spellEnd"/>
-      <w:r>
-        <w:rPr>
-          <w:rFonts w:ascii="Consolas" w:hAnsi="Consolas" w:cs="Calibri"/>
-        </w:rPr>
-        <w:t xml:space="preserve">: 10px </w:t>
-      </w:r>
-      <w:proofErr w:type="spellStart"/>
-      <w:r>
-        <w:rPr>
-          <w:rFonts w:ascii="Consolas" w:hAnsi="Consolas" w:cs="Calibri"/>
-        </w:rPr>
-        <w:t>dotted</w:t>
-      </w:r>
-      <w:proofErr w:type="spellEnd"/>
-      <w:r>
-        <w:rPr>
-          <w:rFonts w:ascii="Consolas" w:hAnsi="Consolas" w:cs="Calibri"/>
-        </w:rPr>
-        <w:t xml:space="preserve"> </w:t>
-      </w:r>
-      <w:proofErr w:type="spellStart"/>
-      <w:r>
-        <w:rPr>
-          <w:rFonts w:ascii="Consolas" w:hAnsi="Consolas" w:cs="Calibri"/>
-        </w:rPr>
-        <w:t>red</w:t>
-      </w:r>
-      <w:proofErr w:type="spellEnd"/>
-      <w:r>
-        <w:rPr>
-          <w:rFonts w:ascii="Consolas" w:hAnsi="Consolas" w:cs="Calibri"/>
-        </w:rPr>
-        <w:t>;</w:t>
+        <w:t xml:space="preserve">  border: 10px dotted red;</w:t>
       </w:r>
     </w:p>
     <w:p>
@@ -7968,7 +6613,6 @@
         </w:rPr>
         <w:t xml:space="preserve">Propriedade </w:t>
       </w:r>
-      <w:proofErr w:type="spellStart"/>
       <w:r>
         <w:rPr>
           <w:rFonts w:ascii="Verdana" w:hAnsi="Verdana" w:cs="Calibri"/>
@@ -7979,7 +6623,6 @@
         </w:rPr>
         <w:t>border-radius</w:t>
       </w:r>
-      <w:proofErr w:type="spellEnd"/>
     </w:p>
     <w:p>
       <w:pPr>
@@ -7992,21 +6635,7 @@
         <w:rPr>
           <w:rFonts w:ascii="Verdana" w:hAnsi="Verdana" w:cs="Calibri"/>
         </w:rPr>
-        <w:t xml:space="preserve">Outra propriedade que pode ser útil para você é a </w:t>
-      </w:r>
-      <w:proofErr w:type="spellStart"/>
-      <w:r>
-        <w:rPr>
-          <w:rFonts w:ascii="Verdana" w:hAnsi="Verdana" w:cs="Calibri"/>
-        </w:rPr>
-        <w:t>border-radius</w:t>
-      </w:r>
-      <w:proofErr w:type="spellEnd"/>
-      <w:r>
-        <w:rPr>
-          <w:rFonts w:ascii="Verdana" w:hAnsi="Verdana" w:cs="Calibri"/>
-        </w:rPr>
-        <w:t>. Ela é utilizada para arredondar os</w:t>
+        <w:t>Outra propriedade que pode ser útil para você é a border-radius. Ela é utilizada para arredondar os</w:t>
       </w:r>
       <w:r>
         <w:rPr>
@@ -8030,21 +6659,7 @@
         <w:rPr>
           <w:rFonts w:ascii="Verdana" w:hAnsi="Verdana" w:cs="Calibri"/>
         </w:rPr>
-        <w:t xml:space="preserve">propriedades de </w:t>
-      </w:r>
-      <w:proofErr w:type="spellStart"/>
-      <w:r>
-        <w:rPr>
-          <w:rFonts w:ascii="Verdana" w:hAnsi="Verdana" w:cs="Calibri"/>
-        </w:rPr>
-        <w:t>border-radius</w:t>
-      </w:r>
-      <w:proofErr w:type="spellEnd"/>
-      <w:r>
-        <w:rPr>
-          <w:rFonts w:ascii="Verdana" w:hAnsi="Verdana" w:cs="Calibri"/>
-        </w:rPr>
-        <w:t xml:space="preserve"> aplicada.</w:t>
+        <w:t>propriedades de border-radius aplicada.</w:t>
       </w:r>
     </w:p>
     <w:p>
@@ -8110,7 +6725,6 @@
                 <w:bCs/>
               </w:rPr>
             </w:pPr>
-            <w:proofErr w:type="spellStart"/>
             <w:r>
               <w:rPr>
                 <w:rFonts w:ascii="Verdana" w:hAnsi="Verdana" w:cs="Calibri"/>
@@ -8119,7 +6733,6 @@
               </w:rPr>
               <w:t>css</w:t>
             </w:r>
-            <w:proofErr w:type="spellEnd"/>
           </w:p>
         </w:tc>
         <w:tc>
@@ -8177,19 +6790,11 @@
                 <w:rFonts w:ascii="Verdana" w:hAnsi="Verdana" w:cs="Calibri"/>
               </w:rPr>
             </w:pPr>
-            <w:proofErr w:type="spellStart"/>
-            <w:r>
-              <w:rPr>
-                <w:rFonts w:ascii="Consolas" w:hAnsi="Consolas" w:cs="Calibri"/>
-              </w:rPr>
-              <w:t>border-radius</w:t>
-            </w:r>
-            <w:proofErr w:type="spellEnd"/>
-            <w:r>
-              <w:rPr>
-                <w:rFonts w:ascii="Consolas" w:hAnsi="Consolas" w:cs="Calibri"/>
-              </w:rPr>
-              <w:t>: 30px;</w:t>
+            <w:r>
+              <w:rPr>
+                <w:rFonts w:ascii="Consolas" w:hAnsi="Consolas" w:cs="Calibri"/>
+              </w:rPr>
+              <w:t>border-radius: 30px;</w:t>
             </w:r>
           </w:p>
         </w:tc>
@@ -8306,19 +6911,11 @@
                 <w:rFonts w:ascii="Verdana" w:hAnsi="Verdana" w:cs="Calibri"/>
               </w:rPr>
             </w:pPr>
-            <w:proofErr w:type="spellStart"/>
-            <w:r>
-              <w:rPr>
-                <w:rFonts w:ascii="Consolas" w:hAnsi="Consolas" w:cs="Calibri"/>
-              </w:rPr>
-              <w:t>border-radius</w:t>
-            </w:r>
-            <w:proofErr w:type="spellEnd"/>
-            <w:r>
-              <w:rPr>
-                <w:rFonts w:ascii="Consolas" w:hAnsi="Consolas" w:cs="Calibri"/>
-              </w:rPr>
-              <w:t>: 25% 5%;</w:t>
+            <w:r>
+              <w:rPr>
+                <w:rFonts w:ascii="Consolas" w:hAnsi="Consolas" w:cs="Calibri"/>
+              </w:rPr>
+              <w:t>border-radius: 25% 5%;</w:t>
             </w:r>
           </w:p>
         </w:tc>
@@ -8428,19 +7025,11 @@
                 <w:rFonts w:ascii="Consolas" w:hAnsi="Consolas" w:cs="Calibri"/>
               </w:rPr>
             </w:pPr>
-            <w:proofErr w:type="spellStart"/>
-            <w:r>
-              <w:rPr>
-                <w:rFonts w:ascii="Consolas" w:hAnsi="Consolas" w:cs="Calibri"/>
-              </w:rPr>
-              <w:t>border-radius</w:t>
-            </w:r>
-            <w:proofErr w:type="spellEnd"/>
-            <w:r>
-              <w:rPr>
-                <w:rFonts w:ascii="Consolas" w:hAnsi="Consolas" w:cs="Calibri"/>
-              </w:rPr>
-              <w:t>: 15% 30% 40% 70%;</w:t>
+            <w:r>
+              <w:rPr>
+                <w:rFonts w:ascii="Consolas" w:hAnsi="Consolas" w:cs="Calibri"/>
+              </w:rPr>
+              <w:t>border-radius: 15% 30% 40% 70%;</w:t>
             </w:r>
           </w:p>
         </w:tc>
@@ -8567,49 +7156,7 @@
           <w:szCs w:val="28"/>
         </w:rPr>
         <w:lastRenderedPageBreak/>
-        <w:t>Aprender a trabalhar com o preenchimento</w:t>
-      </w:r>
-      <w:r>
-        <w:rPr>
-          <w:rFonts w:ascii="Verdana" w:hAnsi="Verdana" w:cs="Calibri"/>
-          <w:b/>
-          <w:bCs/>
-          <w:sz w:val="28"/>
-          <w:szCs w:val="28"/>
-        </w:rPr>
-        <w:t xml:space="preserve"> </w:t>
-      </w:r>
-      <w:r>
-        <w:rPr>
-          <w:rFonts w:ascii="Verdana" w:hAnsi="Verdana" w:cs="Calibri"/>
-          <w:b/>
-          <w:bCs/>
-          <w:sz w:val="28"/>
-          <w:szCs w:val="28"/>
-        </w:rPr>
-        <w:t>(</w:t>
-      </w:r>
-      <w:proofErr w:type="spellStart"/>
-      <w:r>
-        <w:rPr>
-          <w:rFonts w:ascii="Verdana" w:hAnsi="Verdana" w:cs="Calibri"/>
-          <w:b/>
-          <w:bCs/>
-          <w:sz w:val="28"/>
-          <w:szCs w:val="28"/>
-        </w:rPr>
-        <w:t>padding</w:t>
-      </w:r>
-      <w:proofErr w:type="spellEnd"/>
-      <w:r>
-        <w:rPr>
-          <w:rFonts w:ascii="Verdana" w:hAnsi="Verdana" w:cs="Calibri"/>
-          <w:b/>
-          <w:bCs/>
-          <w:sz w:val="28"/>
-          <w:szCs w:val="28"/>
-        </w:rPr>
-        <w:t>)</w:t>
+        <w:t>Aprender a trabalhar com o preenchimento (padding)</w:t>
       </w:r>
     </w:p>
     <w:p>
@@ -8633,7 +7180,6 @@
         </w:rPr>
         <w:t xml:space="preserve">A propriedade </w:t>
       </w:r>
-      <w:proofErr w:type="spellStart"/>
       <w:r>
         <w:rPr>
           <w:rFonts w:ascii="Verdana" w:hAnsi="Verdana" w:cs="Calibri"/>
@@ -8642,18 +7188,7 @@
           <w:i/>
           <w:iCs/>
         </w:rPr>
-        <w:t>padding</w:t>
-      </w:r>
-      <w:proofErr w:type="spellEnd"/>
-      <w:r>
-        <w:rPr>
-          <w:rFonts w:ascii="Verdana" w:hAnsi="Verdana" w:cs="Calibri"/>
-          <w:b/>
-          <w:bCs/>
-          <w:i/>
-          <w:iCs/>
-        </w:rPr>
-        <w:t xml:space="preserve"> </w:t>
+        <w:t xml:space="preserve">padding </w:t>
       </w:r>
       <w:r>
         <w:rPr>
@@ -8757,14 +7292,12 @@
           <w:rFonts w:ascii="Verdana" w:hAnsi="Verdana" w:cs="Calibri"/>
         </w:rPr>
       </w:pPr>
-      <w:proofErr w:type="spellStart"/>
       <w:r>
         <w:rPr>
           <w:rFonts w:ascii="Verdana" w:hAnsi="Verdana" w:cs="Calibri"/>
         </w:rPr>
         <w:t>padding-left</w:t>
       </w:r>
-      <w:proofErr w:type="spellEnd"/>
     </w:p>
     <w:p>
       <w:pPr>
@@ -8785,57 +7318,53 @@
         <w:rPr>
           <w:rFonts w:ascii="Verdana" w:hAnsi="Verdana" w:cs="Calibri"/>
         </w:rPr>
-        <w:t xml:space="preserve">Assim como vimos com a opção </w:t>
-      </w:r>
-      <w:proofErr w:type="spellStart"/>
-      <w:r>
-        <w:rPr>
-          <w:rFonts w:ascii="Verdana" w:hAnsi="Verdana" w:cs="Calibri"/>
-        </w:rPr>
-        <w:t>border</w:t>
-      </w:r>
-      <w:proofErr w:type="spellEnd"/>
-      <w:r>
-        <w:rPr>
-          <w:rFonts w:ascii="Verdana" w:hAnsi="Verdana" w:cs="Calibri"/>
-        </w:rPr>
-        <w:t xml:space="preserve">, a propriedade </w:t>
-      </w:r>
-      <w:proofErr w:type="spellStart"/>
+        <w:t xml:space="preserve">Assim como vimos com a opção border, a propriedade </w:t>
+      </w:r>
       <w:r>
         <w:rPr>
           <w:rFonts w:ascii="Verdana" w:hAnsi="Verdana" w:cs="Calibri"/>
           <w:i/>
           <w:iCs/>
         </w:rPr>
-        <w:t>padding</w:t>
-      </w:r>
-      <w:proofErr w:type="spellEnd"/>
+        <w:t xml:space="preserve">padding </w:t>
+      </w:r>
+      <w:r>
+        <w:rPr>
+          <w:rFonts w:ascii="Verdana" w:hAnsi="Verdana" w:cs="Calibri"/>
+        </w:rPr>
+        <w:t>é uma propriedade abreviada para</w:t>
+      </w:r>
+      <w:r>
+        <w:rPr>
+          <w:rFonts w:ascii="Verdana" w:hAnsi="Verdana" w:cs="Calibri"/>
+        </w:rPr>
+        <w:t xml:space="preserve"> </w:t>
+      </w:r>
+      <w:r>
+        <w:rPr>
+          <w:rFonts w:ascii="Verdana" w:hAnsi="Verdana" w:cs="Calibri"/>
+        </w:rPr>
+        <w:t>essas propriedades individuais (</w:t>
+      </w:r>
       <w:r>
         <w:rPr>
           <w:rFonts w:ascii="Verdana" w:hAnsi="Verdana" w:cs="Calibri"/>
           <w:i/>
           <w:iCs/>
         </w:rPr>
+        <w:t>top, right, bottom, left</w:t>
+      </w:r>
+      <w:r>
+        <w:rPr>
+          <w:rFonts w:ascii="Verdana" w:hAnsi="Verdana" w:cs="Calibri"/>
+        </w:rPr>
+        <w:t>). Quando se utiliza a propriedade abreviada</w:t>
+      </w:r>
+      <w:r>
+        <w:rPr>
+          <w:rFonts w:ascii="Verdana" w:hAnsi="Verdana" w:cs="Calibri"/>
+        </w:rPr>
         <w:t xml:space="preserve"> </w:t>
-      </w:r>
-      <w:r>
-        <w:rPr>
-          <w:rFonts w:ascii="Verdana" w:hAnsi="Verdana" w:cs="Calibri"/>
-        </w:rPr>
-        <w:t>é uma propriedade abreviada para</w:t>
-      </w:r>
-      <w:r>
-        <w:rPr>
-          <w:rFonts w:ascii="Verdana" w:hAnsi="Verdana" w:cs="Calibri"/>
-        </w:rPr>
-        <w:t xml:space="preserve"> </w:t>
-      </w:r>
-      <w:r>
-        <w:rPr>
-          <w:rFonts w:ascii="Verdana" w:hAnsi="Verdana" w:cs="Calibri"/>
-        </w:rPr>
-        <w:t>essas propriedades individuais (</w:t>
       </w:r>
       <w:r>
         <w:rPr>
@@ -8843,154 +7372,74 @@
           <w:i/>
           <w:iCs/>
         </w:rPr>
-        <w:t xml:space="preserve">top, </w:t>
-      </w:r>
-      <w:proofErr w:type="spellStart"/>
+        <w:t xml:space="preserve">padding </w:t>
+      </w:r>
+      <w:r>
+        <w:rPr>
+          <w:rFonts w:ascii="Verdana" w:hAnsi="Verdana" w:cs="Calibri"/>
+        </w:rPr>
+        <w:t>e dois valores estão presentes, o primeiro valor determina o preenchimento superior e</w:t>
+      </w:r>
+      <w:r>
+        <w:rPr>
+          <w:rFonts w:ascii="Verdana" w:hAnsi="Verdana" w:cs="Calibri"/>
+        </w:rPr>
+        <w:t xml:space="preserve"> </w:t>
+      </w:r>
+      <w:r>
+        <w:rPr>
+          <w:rFonts w:ascii="Verdana" w:hAnsi="Verdana" w:cs="Calibri"/>
+        </w:rPr>
+        <w:t>inferior e o segundo valor determina o preenchimento esquerdo e direito, conforme vimos no caso</w:t>
+      </w:r>
+      <w:r>
+        <w:rPr>
+          <w:rFonts w:ascii="Verdana" w:hAnsi="Verdana" w:cs="Calibri"/>
+        </w:rPr>
+        <w:t xml:space="preserve"> </w:t>
+      </w:r>
+      <w:r>
+        <w:rPr>
+          <w:rFonts w:ascii="Verdana" w:hAnsi="Verdana" w:cs="Calibri"/>
+        </w:rPr>
+        <w:t xml:space="preserve">da propriedade </w:t>
+      </w:r>
       <w:r>
         <w:rPr>
           <w:rFonts w:ascii="Verdana" w:hAnsi="Verdana" w:cs="Calibri"/>
           <w:i/>
           <w:iCs/>
         </w:rPr>
-        <w:t>right</w:t>
-      </w:r>
-      <w:proofErr w:type="spellEnd"/>
+        <w:t>margin</w:t>
+      </w:r>
+      <w:r>
+        <w:rPr>
+          <w:rFonts w:ascii="Verdana" w:hAnsi="Verdana" w:cs="Calibri"/>
+        </w:rPr>
+        <w:t>.</w:t>
+      </w:r>
+    </w:p>
+    <w:p>
+      <w:pPr>
+        <w:spacing w:line="360" w:lineRule="auto"/>
+        <w:rPr>
+          <w:rFonts w:ascii="Verdana" w:hAnsi="Verdana" w:cs="Calibri"/>
+        </w:rPr>
+      </w:pPr>
+      <w:r>
+        <w:rPr>
+          <w:rFonts w:ascii="Verdana" w:hAnsi="Verdana" w:cs="Calibri"/>
+        </w:rPr>
+        <w:t xml:space="preserve">Confira alguns exemplos de definição do </w:t>
+      </w:r>
       <w:r>
         <w:rPr>
           <w:rFonts w:ascii="Verdana" w:hAnsi="Verdana" w:cs="Calibri"/>
           <w:i/>
           <w:iCs/>
         </w:rPr>
-        <w:t xml:space="preserve">, </w:t>
-      </w:r>
-      <w:proofErr w:type="spellStart"/>
-      <w:r>
-        <w:rPr>
-          <w:rFonts w:ascii="Verdana" w:hAnsi="Verdana" w:cs="Calibri"/>
-          <w:i/>
-          <w:iCs/>
-        </w:rPr>
-        <w:t>bottom</w:t>
-      </w:r>
-      <w:proofErr w:type="spellEnd"/>
-      <w:r>
-        <w:rPr>
-          <w:rFonts w:ascii="Verdana" w:hAnsi="Verdana" w:cs="Calibri"/>
-          <w:i/>
-          <w:iCs/>
-        </w:rPr>
-        <w:t xml:space="preserve">, </w:t>
-      </w:r>
-      <w:proofErr w:type="spellStart"/>
-      <w:r>
-        <w:rPr>
-          <w:rFonts w:ascii="Verdana" w:hAnsi="Verdana" w:cs="Calibri"/>
-          <w:i/>
-          <w:iCs/>
-        </w:rPr>
-        <w:t>left</w:t>
-      </w:r>
-      <w:proofErr w:type="spellEnd"/>
-      <w:r>
-        <w:rPr>
-          <w:rFonts w:ascii="Verdana" w:hAnsi="Verdana" w:cs="Calibri"/>
-        </w:rPr>
-        <w:t>). Quando se utiliza a propriedade abreviada</w:t>
-      </w:r>
-      <w:r>
-        <w:rPr>
-          <w:rFonts w:ascii="Verdana" w:hAnsi="Verdana" w:cs="Calibri"/>
-        </w:rPr>
-        <w:t xml:space="preserve"> </w:t>
-      </w:r>
-      <w:proofErr w:type="spellStart"/>
-      <w:r>
-        <w:rPr>
-          <w:rFonts w:ascii="Verdana" w:hAnsi="Verdana" w:cs="Calibri"/>
-          <w:i/>
-          <w:iCs/>
-        </w:rPr>
         <w:t>padding</w:t>
       </w:r>
-      <w:proofErr w:type="spellEnd"/>
-      <w:r>
-        <w:rPr>
-          <w:rFonts w:ascii="Verdana" w:hAnsi="Verdana" w:cs="Calibri"/>
-          <w:i/>
-          <w:iCs/>
-        </w:rPr>
-        <w:t xml:space="preserve"> </w:t>
-      </w:r>
-      <w:r>
-        <w:rPr>
-          <w:rFonts w:ascii="Verdana" w:hAnsi="Verdana" w:cs="Calibri"/>
-        </w:rPr>
-        <w:t>e dois valores estão presentes, o primeiro valor determina o preenchimento superior e</w:t>
-      </w:r>
-      <w:r>
-        <w:rPr>
-          <w:rFonts w:ascii="Verdana" w:hAnsi="Verdana" w:cs="Calibri"/>
-        </w:rPr>
-        <w:t xml:space="preserve"> </w:t>
-      </w:r>
-      <w:r>
-        <w:rPr>
-          <w:rFonts w:ascii="Verdana" w:hAnsi="Verdana" w:cs="Calibri"/>
-        </w:rPr>
-        <w:t>inferior e o segundo valor determina o preenchimento esquerdo e direito, conforme vimos no caso</w:t>
-      </w:r>
-      <w:r>
-        <w:rPr>
-          <w:rFonts w:ascii="Verdana" w:hAnsi="Verdana" w:cs="Calibri"/>
-        </w:rPr>
-        <w:t xml:space="preserve"> </w:t>
-      </w:r>
-      <w:r>
-        <w:rPr>
-          <w:rFonts w:ascii="Verdana" w:hAnsi="Verdana" w:cs="Calibri"/>
-        </w:rPr>
-        <w:t xml:space="preserve">da propriedade </w:t>
-      </w:r>
-      <w:proofErr w:type="spellStart"/>
-      <w:r>
-        <w:rPr>
-          <w:rFonts w:ascii="Verdana" w:hAnsi="Verdana" w:cs="Calibri"/>
-          <w:i/>
-          <w:iCs/>
-        </w:rPr>
-        <w:t>margin</w:t>
-      </w:r>
-      <w:proofErr w:type="spellEnd"/>
-      <w:r>
-        <w:rPr>
-          <w:rFonts w:ascii="Verdana" w:hAnsi="Verdana" w:cs="Calibri"/>
-        </w:rPr>
-        <w:t>.</w:t>
-      </w:r>
-    </w:p>
-    <w:p>
-      <w:pPr>
-        <w:spacing w:line="360" w:lineRule="auto"/>
-        <w:rPr>
-          <w:rFonts w:ascii="Verdana" w:hAnsi="Verdana" w:cs="Calibri"/>
-        </w:rPr>
-      </w:pPr>
-      <w:r>
-        <w:rPr>
-          <w:rFonts w:ascii="Verdana" w:hAnsi="Verdana" w:cs="Calibri"/>
-        </w:rPr>
-        <w:t xml:space="preserve">Confira alguns exemplos de definição do </w:t>
-      </w:r>
-      <w:proofErr w:type="spellStart"/>
-      <w:r>
-        <w:rPr>
-          <w:rFonts w:ascii="Verdana" w:hAnsi="Verdana" w:cs="Calibri"/>
-          <w:i/>
-          <w:iCs/>
-        </w:rPr>
-        <w:t>padding</w:t>
-      </w:r>
-      <w:proofErr w:type="spellEnd"/>
       <w:r>
         <w:rPr>
           <w:rFonts w:ascii="Verdana" w:hAnsi="Verdana" w:cs="Calibri"/>
@@ -9165,19 +7614,11 @@
         </w:rPr>
         <w:t xml:space="preserve">  </w:t>
       </w:r>
-      <w:proofErr w:type="spellStart"/>
-      <w:r>
-        <w:rPr>
-          <w:rFonts w:ascii="Consolas" w:hAnsi="Consolas" w:cs="Calibri"/>
-        </w:rPr>
-        <w:t>padding</w:t>
-      </w:r>
-      <w:proofErr w:type="spellEnd"/>
-      <w:r>
-        <w:rPr>
-          <w:rFonts w:ascii="Consolas" w:hAnsi="Consolas" w:cs="Calibri"/>
-        </w:rPr>
-        <w:t>: 10px;</w:t>
+      <w:r>
+        <w:rPr>
+          <w:rFonts w:ascii="Consolas" w:hAnsi="Consolas" w:cs="Calibri"/>
+        </w:rPr>
+        <w:t>padding: 10px;</w:t>
       </w:r>
     </w:p>
     <w:p>
@@ -9314,19 +7755,11 @@
         </w:rPr>
         <w:t xml:space="preserve">  </w:t>
       </w:r>
-      <w:proofErr w:type="spellStart"/>
-      <w:r>
-        <w:rPr>
-          <w:rFonts w:ascii="Consolas" w:hAnsi="Consolas" w:cs="Calibri"/>
-        </w:rPr>
-        <w:t>padding</w:t>
-      </w:r>
-      <w:proofErr w:type="spellEnd"/>
-      <w:r>
-        <w:rPr>
-          <w:rFonts w:ascii="Consolas" w:hAnsi="Consolas" w:cs="Calibri"/>
-        </w:rPr>
-        <w:t>: 1em 10px 5px;</w:t>
+      <w:r>
+        <w:rPr>
+          <w:rFonts w:ascii="Consolas" w:hAnsi="Consolas" w:cs="Calibri"/>
+        </w:rPr>
+        <w:t>padding: 1em 10px 5px;</w:t>
       </w:r>
     </w:p>
     <w:p>
@@ -9391,22 +7824,15 @@
       <w:r>
         <w:rPr>
           <w:rFonts w:ascii="Consolas" w:hAnsi="Consolas" w:cs="Calibri"/>
+          <w:lang w:val="en-US"/>
         </w:rPr>
         <w:t xml:space="preserve">  </w:t>
       </w:r>
-      <w:proofErr w:type="spellStart"/>
-      <w:r>
-        <w:rPr>
-          <w:rFonts w:ascii="Consolas" w:hAnsi="Consolas" w:cs="Calibri"/>
-        </w:rPr>
-        <w:t>padding</w:t>
-      </w:r>
-      <w:proofErr w:type="spellEnd"/>
-      <w:r>
-        <w:rPr>
-          <w:rFonts w:ascii="Consolas" w:hAnsi="Consolas" w:cs="Calibri"/>
-        </w:rPr>
-        <w:t>: 20px 10% 2em 10px;</w:t>
+      <w:r>
+        <w:rPr>
+          <w:rFonts w:ascii="Consolas" w:hAnsi="Consolas" w:cs="Calibri"/>
+        </w:rPr>
+        <w:t>padding: 20px 10% 2em 10px;</w:t>
       </w:r>
     </w:p>
     <w:p>
@@ -9505,7 +7931,6 @@
                 <w:bCs/>
               </w:rPr>
             </w:pPr>
-            <w:proofErr w:type="spellStart"/>
             <w:r>
               <w:rPr>
                 <w:rFonts w:ascii="Verdana" w:hAnsi="Verdana" w:cs="Calibri"/>
@@ -9514,7 +7939,6 @@
               </w:rPr>
               <w:t>css</w:t>
             </w:r>
-            <w:proofErr w:type="spellEnd"/>
           </w:p>
         </w:tc>
         <w:tc>
@@ -9531,7 +7955,6 @@
                 <w:bCs/>
               </w:rPr>
             </w:pPr>
-            <w:proofErr w:type="spellStart"/>
             <w:r>
               <w:rPr>
                 <w:rFonts w:ascii="Verdana" w:hAnsi="Verdana" w:cs="Calibri"/>
@@ -9540,7 +7963,6 @@
               </w:rPr>
               <w:t>html</w:t>
             </w:r>
-            <w:proofErr w:type="spellEnd"/>
           </w:p>
         </w:tc>
       </w:tr>
@@ -9627,37 +8049,20 @@
                 <w:rFonts w:ascii="Consolas" w:hAnsi="Consolas" w:cs="Calibri"/>
                 <w:lang w:val="en-US"/>
               </w:rPr>
-              <w:t xml:space="preserve">background-color: </w:t>
-            </w:r>
-            <w:proofErr w:type="spellStart"/>
-            <w:proofErr w:type="gramStart"/>
-            <w:r>
-              <w:rPr>
-                <w:rFonts w:ascii="Consolas" w:hAnsi="Consolas" w:cs="Calibri"/>
-                <w:lang w:val="en-US"/>
-              </w:rPr>
-              <w:t>lightblue</w:t>
-            </w:r>
-            <w:proofErr w:type="spellEnd"/>
-            <w:proofErr w:type="gramEnd"/>
-            <w:r>
-              <w:rPr>
-                <w:rFonts w:ascii="Consolas" w:hAnsi="Consolas" w:cs="Calibri"/>
-                <w:lang w:val="en-US"/>
-              </w:rPr>
-              <w:t>;</w:t>
-            </w:r>
-          </w:p>
-          <w:p>
-            <w:pPr>
-              <w:rPr>
-                <w:rFonts w:ascii="Consolas" w:hAnsi="Consolas" w:cs="Calibri"/>
-                <w:lang w:val="en-US"/>
-              </w:rPr>
-            </w:pPr>
-            <w:r>
-              <w:rPr>
-                <w:rFonts w:ascii="Consolas" w:hAnsi="Consolas" w:cs="Calibri"/>
+              <w:t>background-color: lightblue;</w:t>
+            </w:r>
+          </w:p>
+          <w:p>
+            <w:pPr>
+              <w:rPr>
+                <w:rFonts w:ascii="Consolas" w:hAnsi="Consolas" w:cs="Calibri"/>
+                <w:lang w:val="en-US"/>
+              </w:rPr>
+            </w:pPr>
+            <w:r>
+              <w:rPr>
+                <w:rFonts w:ascii="Consolas" w:hAnsi="Consolas" w:cs="Calibri"/>
+                <w:lang w:val="en-US"/>
               </w:rPr>
               <w:t>}</w:t>
             </w:r>
@@ -9782,66 +8187,19 @@
                 <w:rFonts w:ascii="Consolas" w:hAnsi="Consolas" w:cs="Calibri"/>
                 <w:lang w:val="en-US"/>
               </w:rPr>
-              <w:t xml:space="preserve">&lt;link </w:t>
-            </w:r>
-            <w:proofErr w:type="spellStart"/>
-            <w:r>
-              <w:rPr>
-                <w:rFonts w:ascii="Consolas" w:hAnsi="Consolas" w:cs="Calibri"/>
-                <w:lang w:val="en-US"/>
-              </w:rPr>
-              <w:t>rel</w:t>
-            </w:r>
-            <w:proofErr w:type="spellEnd"/>
-            <w:r>
-              <w:rPr>
-                <w:rFonts w:ascii="Consolas" w:hAnsi="Consolas" w:cs="Calibri"/>
-                <w:lang w:val="en-US"/>
-              </w:rPr>
-              <w:t xml:space="preserve">="stylesheet" </w:t>
-            </w:r>
-            <w:proofErr w:type="spellStart"/>
-            <w:r>
-              <w:rPr>
-                <w:rFonts w:ascii="Consolas" w:hAnsi="Consolas" w:cs="Calibri"/>
-                <w:lang w:val="en-US"/>
-              </w:rPr>
-              <w:t>href</w:t>
-            </w:r>
-            <w:proofErr w:type="spellEnd"/>
-            <w:r>
-              <w:rPr>
-                <w:rFonts w:ascii="Consolas" w:hAnsi="Consolas" w:cs="Calibri"/>
-                <w:lang w:val="en-US"/>
-              </w:rPr>
-              <w:t>="</w:t>
-            </w:r>
-            <w:proofErr w:type="spellStart"/>
-            <w:r>
-              <w:rPr>
-                <w:rFonts w:ascii="Consolas" w:hAnsi="Consolas" w:cs="Calibri"/>
-                <w:lang w:val="en-US"/>
-              </w:rPr>
-              <w:t>css</w:t>
-            </w:r>
-            <w:proofErr w:type="spellEnd"/>
-            <w:r>
-              <w:rPr>
-                <w:rFonts w:ascii="Consolas" w:hAnsi="Consolas" w:cs="Calibri"/>
-                <w:lang w:val="en-US"/>
-              </w:rPr>
-              <w:t>/style.css" /&gt;</w:t>
-            </w:r>
-          </w:p>
-          <w:p>
-            <w:pPr>
-              <w:rPr>
-                <w:rFonts w:ascii="Consolas" w:hAnsi="Consolas" w:cs="Calibri"/>
-              </w:rPr>
-            </w:pPr>
-            <w:r>
-              <w:rPr>
-                <w:rFonts w:ascii="Consolas" w:hAnsi="Consolas" w:cs="Calibri"/>
+              <w:t>&lt;link rel="stylesheet" href="css/style.css" /&gt;</w:t>
+            </w:r>
+          </w:p>
+          <w:p>
+            <w:pPr>
+              <w:rPr>
+                <w:rFonts w:ascii="Consolas" w:hAnsi="Consolas" w:cs="Calibri"/>
+              </w:rPr>
+            </w:pPr>
+            <w:r>
+              <w:rPr>
+                <w:rFonts w:ascii="Consolas" w:hAnsi="Consolas" w:cs="Calibri"/>
+                <w:lang w:val="en-US"/>
               </w:rPr>
               <w:t xml:space="preserve">  </w:t>
             </w:r>
@@ -9849,21 +8207,7 @@
               <w:rPr>
                 <w:rFonts w:ascii="Consolas" w:hAnsi="Consolas" w:cs="Calibri"/>
               </w:rPr>
-              <w:t>&lt;/</w:t>
-            </w:r>
-            <w:proofErr w:type="spellStart"/>
-            <w:r>
-              <w:rPr>
-                <w:rFonts w:ascii="Consolas" w:hAnsi="Consolas" w:cs="Calibri"/>
-              </w:rPr>
-              <w:t>head</w:t>
-            </w:r>
-            <w:proofErr w:type="spellEnd"/>
-            <w:r>
-              <w:rPr>
-                <w:rFonts w:ascii="Consolas" w:hAnsi="Consolas" w:cs="Calibri"/>
-              </w:rPr>
-              <w:t>&gt;</w:t>
+              <w:t>&lt;/head&gt;</w:t>
             </w:r>
           </w:p>
           <w:p>
@@ -9901,21 +8245,7 @@
               <w:rPr>
                 <w:rFonts w:ascii="Consolas" w:hAnsi="Consolas" w:cs="Calibri"/>
               </w:rPr>
-              <w:t xml:space="preserve">&lt;h2&gt;Exemplo de </w:t>
-            </w:r>
-            <w:proofErr w:type="spellStart"/>
-            <w:r>
-              <w:rPr>
-                <w:rFonts w:ascii="Consolas" w:hAnsi="Consolas" w:cs="Calibri"/>
-              </w:rPr>
-              <w:t>padding</w:t>
-            </w:r>
-            <w:proofErr w:type="spellEnd"/>
-            <w:r>
-              <w:rPr>
-                <w:rFonts w:ascii="Consolas" w:hAnsi="Consolas" w:cs="Calibri"/>
-              </w:rPr>
-              <w:t>&lt;/h2&gt;</w:t>
+              <w:t>&lt;h2&gt;Exemplo de padding&lt;/h2&gt;</w:t>
             </w:r>
           </w:p>
           <w:p>
@@ -9934,21 +8264,7 @@
               <w:rPr>
                 <w:rFonts w:ascii="Consolas" w:hAnsi="Consolas" w:cs="Calibri"/>
               </w:rPr>
-              <w:t>&lt;</w:t>
-            </w:r>
-            <w:proofErr w:type="spellStart"/>
-            <w:r>
-              <w:rPr>
-                <w:rFonts w:ascii="Consolas" w:hAnsi="Consolas" w:cs="Calibri"/>
-              </w:rPr>
-              <w:t>div</w:t>
-            </w:r>
-            <w:proofErr w:type="spellEnd"/>
-            <w:r>
-              <w:rPr>
-                <w:rFonts w:ascii="Consolas" w:hAnsi="Consolas" w:cs="Calibri"/>
-              </w:rPr>
-              <w:t>&gt;Aula de CSS - Aprendendo a usar a propriedade</w:t>
+              <w:t>&lt;div&gt;Aula de CSS - Aprendendo a usar a propriedade</w:t>
             </w:r>
             <w:r>
               <w:rPr>
@@ -9956,19 +8272,11 @@
               </w:rPr>
               <w:t xml:space="preserve"> </w:t>
             </w:r>
-            <w:proofErr w:type="spellStart"/>
-            <w:r>
-              <w:rPr>
-                <w:rFonts w:ascii="Consolas" w:hAnsi="Consolas" w:cs="Calibri"/>
-              </w:rPr>
-              <w:t>padding</w:t>
-            </w:r>
-            <w:proofErr w:type="spellEnd"/>
-            <w:r>
-              <w:rPr>
-                <w:rFonts w:ascii="Consolas" w:hAnsi="Consolas" w:cs="Calibri"/>
-              </w:rPr>
-              <w:t>.</w:t>
+            <w:r>
+              <w:rPr>
+                <w:rFonts w:ascii="Consolas" w:hAnsi="Consolas" w:cs="Calibri"/>
+              </w:rPr>
+              <w:t>padding.</w:t>
             </w:r>
           </w:p>
           <w:p>
@@ -9987,21 +8295,7 @@
               <w:rPr>
                 <w:rFonts w:ascii="Consolas" w:hAnsi="Consolas" w:cs="Calibri"/>
               </w:rPr>
-              <w:t>&lt;/</w:t>
-            </w:r>
-            <w:proofErr w:type="spellStart"/>
-            <w:r>
-              <w:rPr>
-                <w:rFonts w:ascii="Consolas" w:hAnsi="Consolas" w:cs="Calibri"/>
-              </w:rPr>
-              <w:t>div</w:t>
-            </w:r>
-            <w:proofErr w:type="spellEnd"/>
-            <w:r>
-              <w:rPr>
-                <w:rFonts w:ascii="Consolas" w:hAnsi="Consolas" w:cs="Calibri"/>
-              </w:rPr>
-              <w:t>&gt;</w:t>
+              <w:t>&lt;/div&gt;</w:t>
             </w:r>
           </w:p>
           <w:p>
@@ -10033,21 +8327,7 @@
               <w:rPr>
                 <w:rFonts w:ascii="Consolas" w:hAnsi="Consolas" w:cs="Calibri"/>
               </w:rPr>
-              <w:t>&lt;/</w:t>
-            </w:r>
-            <w:proofErr w:type="spellStart"/>
-            <w:r>
-              <w:rPr>
-                <w:rFonts w:ascii="Consolas" w:hAnsi="Consolas" w:cs="Calibri"/>
-              </w:rPr>
-              <w:t>html</w:t>
-            </w:r>
-            <w:proofErr w:type="spellEnd"/>
-            <w:r>
-              <w:rPr>
-                <w:rFonts w:ascii="Consolas" w:hAnsi="Consolas" w:cs="Calibri"/>
-              </w:rPr>
-              <w:t>&gt;</w:t>
+              <w:t>&lt;/html&gt;</w:t>
             </w:r>
           </w:p>
         </w:tc>
@@ -10096,6 +8376,7 @@
             <w:r>
               <w:rPr>
                 <w:rFonts w:ascii="Consolas" w:hAnsi="Consolas" w:cs="Calibri"/>
+                <w:noProof/>
                 <w:lang w:val="en-US"/>
               </w:rPr>
               <w:drawing>
@@ -10197,7 +8478,6 @@
                 <w:bCs/>
               </w:rPr>
             </w:pPr>
-            <w:proofErr w:type="spellStart"/>
             <w:r>
               <w:rPr>
                 <w:rFonts w:ascii="Verdana" w:hAnsi="Verdana" w:cs="Calibri"/>
@@ -10206,7 +8486,6 @@
               </w:rPr>
               <w:t>css</w:t>
             </w:r>
-            <w:proofErr w:type="spellEnd"/>
           </w:p>
         </w:tc>
         <w:tc>
@@ -10223,7 +8502,6 @@
                 <w:bCs/>
               </w:rPr>
             </w:pPr>
-            <w:proofErr w:type="spellStart"/>
             <w:r>
               <w:rPr>
                 <w:rFonts w:ascii="Verdana" w:hAnsi="Verdana" w:cs="Calibri"/>
@@ -10232,7 +8510,6 @@
               </w:rPr>
               <w:t>html</w:t>
             </w:r>
-            <w:proofErr w:type="spellEnd"/>
           </w:p>
         </w:tc>
       </w:tr>
@@ -10319,25 +8596,7 @@
                 <w:rFonts w:ascii="Consolas" w:hAnsi="Consolas" w:cs="Calibri"/>
                 <w:lang w:val="en-US"/>
               </w:rPr>
-              <w:t xml:space="preserve">background-color: </w:t>
-            </w:r>
-            <w:proofErr w:type="spellStart"/>
-            <w:proofErr w:type="gramStart"/>
-            <w:r>
-              <w:rPr>
-                <w:rFonts w:ascii="Consolas" w:hAnsi="Consolas" w:cs="Calibri"/>
-                <w:lang w:val="en-US"/>
-              </w:rPr>
-              <w:t>lightblue</w:t>
-            </w:r>
-            <w:proofErr w:type="spellEnd"/>
-            <w:proofErr w:type="gramEnd"/>
-            <w:r>
-              <w:rPr>
-                <w:rFonts w:ascii="Consolas" w:hAnsi="Consolas" w:cs="Calibri"/>
-                <w:lang w:val="en-US"/>
-              </w:rPr>
-              <w:t>;</w:t>
+              <w:t>background-color: lightblue;</w:t>
             </w:r>
           </w:p>
           <w:p>
@@ -10359,23 +8618,7 @@
                 <w:rFonts w:ascii="Consolas" w:hAnsi="Consolas" w:cs="Calibri"/>
                 <w:lang w:val="en-US"/>
               </w:rPr>
-              <w:t xml:space="preserve">padding: 10px 50px </w:t>
-            </w:r>
-            <w:proofErr w:type="spellStart"/>
-            <w:r>
-              <w:rPr>
-                <w:rFonts w:ascii="Consolas" w:hAnsi="Consolas" w:cs="Calibri"/>
-                <w:lang w:val="en-US"/>
-              </w:rPr>
-              <w:t>50px</w:t>
-            </w:r>
-            <w:proofErr w:type="spellEnd"/>
-            <w:r>
-              <w:rPr>
-                <w:rFonts w:ascii="Consolas" w:hAnsi="Consolas" w:cs="Calibri"/>
-                <w:lang w:val="en-US"/>
-              </w:rPr>
-              <w:t xml:space="preserve"> 10px;</w:t>
+              <w:t>padding: 10px 50px 50px 10px;</w:t>
             </w:r>
           </w:p>
           <w:p>
@@ -10512,55 +8755,7 @@
                 <w:rFonts w:ascii="Consolas" w:hAnsi="Consolas" w:cs="Calibri"/>
                 <w:lang w:val="en-US"/>
               </w:rPr>
-              <w:t xml:space="preserve">&lt;link </w:t>
-            </w:r>
-            <w:proofErr w:type="spellStart"/>
-            <w:r>
-              <w:rPr>
-                <w:rFonts w:ascii="Consolas" w:hAnsi="Consolas" w:cs="Calibri"/>
-                <w:lang w:val="en-US"/>
-              </w:rPr>
-              <w:t>rel</w:t>
-            </w:r>
-            <w:proofErr w:type="spellEnd"/>
-            <w:r>
-              <w:rPr>
-                <w:rFonts w:ascii="Consolas" w:hAnsi="Consolas" w:cs="Calibri"/>
-                <w:lang w:val="en-US"/>
-              </w:rPr>
-              <w:t xml:space="preserve">="stylesheet" </w:t>
-            </w:r>
-            <w:proofErr w:type="spellStart"/>
-            <w:r>
-              <w:rPr>
-                <w:rFonts w:ascii="Consolas" w:hAnsi="Consolas" w:cs="Calibri"/>
-                <w:lang w:val="en-US"/>
-              </w:rPr>
-              <w:t>href</w:t>
-            </w:r>
-            <w:proofErr w:type="spellEnd"/>
-            <w:r>
-              <w:rPr>
-                <w:rFonts w:ascii="Consolas" w:hAnsi="Consolas" w:cs="Calibri"/>
-                <w:lang w:val="en-US"/>
-              </w:rPr>
-              <w:t>="</w:t>
-            </w:r>
-            <w:proofErr w:type="spellStart"/>
-            <w:r>
-              <w:rPr>
-                <w:rFonts w:ascii="Consolas" w:hAnsi="Consolas" w:cs="Calibri"/>
-                <w:lang w:val="en-US"/>
-              </w:rPr>
-              <w:t>css</w:t>
-            </w:r>
-            <w:proofErr w:type="spellEnd"/>
-            <w:r>
-              <w:rPr>
-                <w:rFonts w:ascii="Consolas" w:hAnsi="Consolas" w:cs="Calibri"/>
-                <w:lang w:val="en-US"/>
-              </w:rPr>
-              <w:t>/style.css" /&gt;</w:t>
+              <w:t>&lt;link rel="stylesheet" href="css/style.css" /&gt;</w:t>
             </w:r>
           </w:p>
           <w:p>
@@ -10580,21 +8775,7 @@
               <w:rPr>
                 <w:rFonts w:ascii="Consolas" w:hAnsi="Consolas" w:cs="Calibri"/>
               </w:rPr>
-              <w:t>&lt;/</w:t>
-            </w:r>
-            <w:proofErr w:type="spellStart"/>
-            <w:r>
-              <w:rPr>
-                <w:rFonts w:ascii="Consolas" w:hAnsi="Consolas" w:cs="Calibri"/>
-              </w:rPr>
-              <w:t>head</w:t>
-            </w:r>
-            <w:proofErr w:type="spellEnd"/>
-            <w:r>
-              <w:rPr>
-                <w:rFonts w:ascii="Consolas" w:hAnsi="Consolas" w:cs="Calibri"/>
-              </w:rPr>
-              <w:t>&gt;</w:t>
+              <w:t>&lt;/head&gt;</w:t>
             </w:r>
           </w:p>
           <w:p>
@@ -10632,21 +8813,7 @@
               <w:rPr>
                 <w:rFonts w:ascii="Consolas" w:hAnsi="Consolas" w:cs="Calibri"/>
               </w:rPr>
-              <w:t xml:space="preserve">&lt;h2&gt;Exemplo de </w:t>
-            </w:r>
-            <w:proofErr w:type="spellStart"/>
-            <w:r>
-              <w:rPr>
-                <w:rFonts w:ascii="Consolas" w:hAnsi="Consolas" w:cs="Calibri"/>
-              </w:rPr>
-              <w:t>padding</w:t>
-            </w:r>
-            <w:proofErr w:type="spellEnd"/>
-            <w:r>
-              <w:rPr>
-                <w:rFonts w:ascii="Consolas" w:hAnsi="Consolas" w:cs="Calibri"/>
-              </w:rPr>
-              <w:t>&lt;/h2&gt;</w:t>
+              <w:t>&lt;h2&gt;Exemplo de padding&lt;/h2&gt;</w:t>
             </w:r>
           </w:p>
           <w:p>
@@ -10665,21 +8832,7 @@
               <w:rPr>
                 <w:rFonts w:ascii="Consolas" w:hAnsi="Consolas" w:cs="Calibri"/>
               </w:rPr>
-              <w:t>&lt;</w:t>
-            </w:r>
-            <w:proofErr w:type="spellStart"/>
-            <w:r>
-              <w:rPr>
-                <w:rFonts w:ascii="Consolas" w:hAnsi="Consolas" w:cs="Calibri"/>
-              </w:rPr>
-              <w:t>div</w:t>
-            </w:r>
-            <w:proofErr w:type="spellEnd"/>
-            <w:r>
-              <w:rPr>
-                <w:rFonts w:ascii="Consolas" w:hAnsi="Consolas" w:cs="Calibri"/>
-              </w:rPr>
-              <w:t>&gt;Aula de CSS - Aprendendo a usar a propriedade</w:t>
+              <w:t>&lt;div&gt;Aula de CSS - Aprendendo a usar a propriedade</w:t>
             </w:r>
             <w:r>
               <w:rPr>
@@ -10687,19 +8840,11 @@
               </w:rPr>
               <w:t xml:space="preserve"> </w:t>
             </w:r>
-            <w:proofErr w:type="spellStart"/>
-            <w:r>
-              <w:rPr>
-                <w:rFonts w:ascii="Consolas" w:hAnsi="Consolas" w:cs="Calibri"/>
-              </w:rPr>
-              <w:t>padding</w:t>
-            </w:r>
-            <w:proofErr w:type="spellEnd"/>
-            <w:r>
-              <w:rPr>
-                <w:rFonts w:ascii="Consolas" w:hAnsi="Consolas" w:cs="Calibri"/>
-              </w:rPr>
-              <w:t>.</w:t>
+            <w:r>
+              <w:rPr>
+                <w:rFonts w:ascii="Consolas" w:hAnsi="Consolas" w:cs="Calibri"/>
+              </w:rPr>
+              <w:t>padding.</w:t>
             </w:r>
           </w:p>
           <w:p>
@@ -10718,21 +8863,7 @@
               <w:rPr>
                 <w:rFonts w:ascii="Consolas" w:hAnsi="Consolas" w:cs="Calibri"/>
               </w:rPr>
-              <w:t>&lt;/</w:t>
-            </w:r>
-            <w:proofErr w:type="spellStart"/>
-            <w:r>
-              <w:rPr>
-                <w:rFonts w:ascii="Consolas" w:hAnsi="Consolas" w:cs="Calibri"/>
-              </w:rPr>
-              <w:t>div</w:t>
-            </w:r>
-            <w:proofErr w:type="spellEnd"/>
-            <w:r>
-              <w:rPr>
-                <w:rFonts w:ascii="Consolas" w:hAnsi="Consolas" w:cs="Calibri"/>
-              </w:rPr>
-              <w:t>&gt;</w:t>
+              <w:t>&lt;/div&gt;</w:t>
             </w:r>
           </w:p>
           <w:p>
@@ -10764,21 +8895,7 @@
               <w:rPr>
                 <w:rFonts w:ascii="Consolas" w:hAnsi="Consolas" w:cs="Calibri"/>
               </w:rPr>
-              <w:t>&lt;/</w:t>
-            </w:r>
-            <w:proofErr w:type="spellStart"/>
-            <w:r>
-              <w:rPr>
-                <w:rFonts w:ascii="Consolas" w:hAnsi="Consolas" w:cs="Calibri"/>
-              </w:rPr>
-              <w:t>html</w:t>
-            </w:r>
-            <w:proofErr w:type="spellEnd"/>
-            <w:r>
-              <w:rPr>
-                <w:rFonts w:ascii="Consolas" w:hAnsi="Consolas" w:cs="Calibri"/>
-              </w:rPr>
-              <w:t>&gt;</w:t>
+              <w:t>&lt;/html&gt;</w:t>
             </w:r>
           </w:p>
         </w:tc>
@@ -10827,6 +8944,7 @@
             <w:r>
               <w:rPr>
                 <w:rFonts w:ascii="Consolas" w:hAnsi="Consolas" w:cs="Calibri"/>
+                <w:noProof/>
                 <w:lang w:val="en-US"/>
               </w:rPr>
               <w:lastRenderedPageBreak/>
@@ -11118,231 +9236,151 @@
           <w:i/>
           <w:iCs/>
         </w:rPr>
-        <w:t>box-</w:t>
-      </w:r>
-      <w:proofErr w:type="spellStart"/>
-      <w:r>
-        <w:rPr>
-          <w:rFonts w:ascii="Verdana" w:hAnsi="Verdana" w:cs="Calibri"/>
-          <w:b/>
-          <w:bCs/>
+        <w:t>box-sizing</w:t>
+      </w:r>
+      <w:r>
+        <w:rPr>
+          <w:rFonts w:ascii="Verdana" w:hAnsi="Verdana" w:cs="Calibri"/>
+        </w:rPr>
+        <w:t>. Ela define como a largura e</w:t>
+      </w:r>
+      <w:r>
+        <w:rPr>
+          <w:rFonts w:ascii="Verdana" w:hAnsi="Verdana" w:cs="Calibri"/>
+        </w:rPr>
+        <w:t xml:space="preserve"> </w:t>
+      </w:r>
+      <w:r>
+        <w:rPr>
+          <w:rFonts w:ascii="Verdana" w:hAnsi="Verdana" w:cs="Calibri"/>
+        </w:rPr>
+        <w:t>a altura totais de um elemento serão calculadas.</w:t>
+      </w:r>
+    </w:p>
+    <w:p>
+      <w:pPr>
+        <w:spacing w:line="360" w:lineRule="auto"/>
+        <w:rPr>
+          <w:rFonts w:ascii="Verdana" w:hAnsi="Verdana" w:cs="Calibri"/>
+        </w:rPr>
+      </w:pPr>
+      <w:r>
+        <w:rPr>
+          <w:rFonts w:ascii="Verdana" w:hAnsi="Verdana" w:cs="Calibri"/>
+        </w:rPr>
+        <w:t>Por padrão, a largura e a altura de um elemento são aplicadas apenas à caixa de conteúdo do</w:t>
+      </w:r>
+      <w:r>
+        <w:rPr>
+          <w:rFonts w:ascii="Verdana" w:hAnsi="Verdana" w:cs="Calibri"/>
+        </w:rPr>
+        <w:t xml:space="preserve"> </w:t>
+      </w:r>
+      <w:r>
+        <w:rPr>
+          <w:rFonts w:ascii="Verdana" w:hAnsi="Verdana" w:cs="Calibri"/>
+        </w:rPr>
+        <w:t>elemento. Por exemplo, imagine que você tenha dois elementos lado a lado. Caso ambos tenham a</w:t>
+      </w:r>
+      <w:r>
+        <w:rPr>
+          <w:rFonts w:ascii="Verdana" w:hAnsi="Verdana" w:cs="Calibri"/>
+        </w:rPr>
+        <w:t xml:space="preserve"> </w:t>
+      </w:r>
+      <w:r>
+        <w:rPr>
+          <w:rFonts w:ascii="Verdana" w:hAnsi="Verdana" w:cs="Calibri"/>
+        </w:rPr>
+        <w:t>largura de 50%, podemos pensar que irão caber em um container, porém, se além de definirmos</w:t>
+      </w:r>
+      <w:r>
+        <w:rPr>
+          <w:rFonts w:ascii="Verdana" w:hAnsi="Verdana" w:cs="Calibri"/>
+        </w:rPr>
+        <w:t xml:space="preserve"> </w:t>
+      </w:r>
+      <w:r>
+        <w:rPr>
+          <w:rFonts w:ascii="Verdana" w:hAnsi="Verdana" w:cs="Calibri"/>
+        </w:rPr>
+        <w:t>uma largura a um elemento, também adicionarmos valores ao padding e ao border, a largura geral</w:t>
+      </w:r>
+      <w:r>
+        <w:rPr>
+          <w:rFonts w:ascii="Verdana" w:hAnsi="Verdana" w:cs="Calibri"/>
+        </w:rPr>
+        <w:t xml:space="preserve"> </w:t>
+      </w:r>
+      <w:r>
+        <w:rPr>
+          <w:rFonts w:ascii="Verdana" w:hAnsi="Verdana" w:cs="Calibri"/>
+        </w:rPr>
+        <w:t xml:space="preserve">do elemento aumentará. Ou seja, o </w:t>
+      </w:r>
+      <w:r>
+        <w:rPr>
+          <w:rFonts w:ascii="Verdana" w:hAnsi="Verdana" w:cs="Calibri"/>
           <w:i/>
           <w:iCs/>
         </w:rPr>
-        <w:t>sizing</w:t>
-      </w:r>
-      <w:proofErr w:type="spellEnd"/>
-      <w:r>
-        <w:rPr>
-          <w:rFonts w:ascii="Verdana" w:hAnsi="Verdana" w:cs="Calibri"/>
-        </w:rPr>
-        <w:t>. Ela define como a largura e</w:t>
-      </w:r>
-      <w:r>
-        <w:rPr>
-          <w:rFonts w:ascii="Verdana" w:hAnsi="Verdana" w:cs="Calibri"/>
-        </w:rPr>
-        <w:t xml:space="preserve"> </w:t>
-      </w:r>
-      <w:r>
-        <w:rPr>
-          <w:rFonts w:ascii="Verdana" w:hAnsi="Verdana" w:cs="Calibri"/>
-        </w:rPr>
-        <w:t>a altura totais de um elemento serão calculadas.</w:t>
-      </w:r>
-    </w:p>
-    <w:p>
-      <w:pPr>
-        <w:spacing w:line="360" w:lineRule="auto"/>
-        <w:rPr>
-          <w:rFonts w:ascii="Verdana" w:hAnsi="Verdana" w:cs="Calibri"/>
-        </w:rPr>
-      </w:pPr>
-      <w:r>
-        <w:rPr>
-          <w:rFonts w:ascii="Verdana" w:hAnsi="Verdana" w:cs="Calibri"/>
-        </w:rPr>
-        <w:t>Por padrão, a largura e a altura de um elemento são aplicadas apenas à caixa de conteúdo do</w:t>
-      </w:r>
-      <w:r>
-        <w:rPr>
-          <w:rFonts w:ascii="Verdana" w:hAnsi="Verdana" w:cs="Calibri"/>
-        </w:rPr>
-        <w:t xml:space="preserve"> </w:t>
-      </w:r>
-      <w:r>
-        <w:rPr>
-          <w:rFonts w:ascii="Verdana" w:hAnsi="Verdana" w:cs="Calibri"/>
-        </w:rPr>
-        <w:t>elemento. Por exemplo, imagine que você tenha dois elementos lado a lado. Caso ambos tenham a</w:t>
-      </w:r>
-      <w:r>
-        <w:rPr>
-          <w:rFonts w:ascii="Verdana" w:hAnsi="Verdana" w:cs="Calibri"/>
-        </w:rPr>
-        <w:t xml:space="preserve"> </w:t>
-      </w:r>
-      <w:r>
-        <w:rPr>
-          <w:rFonts w:ascii="Verdana" w:hAnsi="Verdana" w:cs="Calibri"/>
-        </w:rPr>
-        <w:t>largura de 50%, podemos pensar que irão caber em um container, porém, se além de definirmos</w:t>
-      </w:r>
-      <w:r>
-        <w:rPr>
-          <w:rFonts w:ascii="Verdana" w:hAnsi="Verdana" w:cs="Calibri"/>
-        </w:rPr>
-        <w:t xml:space="preserve"> </w:t>
-      </w:r>
-      <w:r>
-        <w:rPr>
-          <w:rFonts w:ascii="Verdana" w:hAnsi="Verdana" w:cs="Calibri"/>
-        </w:rPr>
-        <w:t xml:space="preserve">uma largura a um elemento, também adicionarmos valores ao </w:t>
-      </w:r>
-      <w:proofErr w:type="spellStart"/>
-      <w:r>
-        <w:rPr>
-          <w:rFonts w:ascii="Verdana" w:hAnsi="Verdana" w:cs="Calibri"/>
-        </w:rPr>
-        <w:t>padding</w:t>
-      </w:r>
-      <w:proofErr w:type="spellEnd"/>
-      <w:r>
-        <w:rPr>
-          <w:rFonts w:ascii="Verdana" w:hAnsi="Verdana" w:cs="Calibri"/>
-        </w:rPr>
-        <w:t xml:space="preserve"> e ao </w:t>
-      </w:r>
-      <w:proofErr w:type="spellStart"/>
-      <w:r>
-        <w:rPr>
-          <w:rFonts w:ascii="Verdana" w:hAnsi="Verdana" w:cs="Calibri"/>
-        </w:rPr>
-        <w:t>border</w:t>
-      </w:r>
-      <w:proofErr w:type="spellEnd"/>
-      <w:r>
-        <w:rPr>
-          <w:rFonts w:ascii="Verdana" w:hAnsi="Verdana" w:cs="Calibri"/>
-        </w:rPr>
-        <w:t>, a largura geral</w:t>
-      </w:r>
-      <w:r>
-        <w:rPr>
-          <w:rFonts w:ascii="Verdana" w:hAnsi="Verdana" w:cs="Calibri"/>
-        </w:rPr>
-        <w:t xml:space="preserve"> </w:t>
-      </w:r>
-      <w:r>
-        <w:rPr>
-          <w:rFonts w:ascii="Verdana" w:hAnsi="Verdana" w:cs="Calibri"/>
-        </w:rPr>
-        <w:t xml:space="preserve">do elemento aumentará. Ou seja, o </w:t>
-      </w:r>
-      <w:proofErr w:type="spellStart"/>
+        <w:t xml:space="preserve">padding </w:t>
+      </w:r>
+      <w:r>
+        <w:rPr>
+          <w:rFonts w:ascii="Verdana" w:hAnsi="Verdana" w:cs="Calibri"/>
+        </w:rPr>
+        <w:t xml:space="preserve">e </w:t>
+      </w:r>
       <w:r>
         <w:rPr>
           <w:rFonts w:ascii="Verdana" w:hAnsi="Verdana" w:cs="Calibri"/>
           <w:i/>
           <w:iCs/>
         </w:rPr>
-        <w:t>padding</w:t>
-      </w:r>
-      <w:proofErr w:type="spellEnd"/>
+        <w:t xml:space="preserve">border </w:t>
+      </w:r>
+      <w:r>
+        <w:rPr>
+          <w:rFonts w:ascii="Verdana" w:hAnsi="Verdana" w:cs="Calibri"/>
+        </w:rPr>
+        <w:t>são adicionados à largura total do elemento.</w:t>
+      </w:r>
+    </w:p>
+    <w:p>
+      <w:pPr>
+        <w:spacing w:line="360" w:lineRule="auto"/>
+        <w:rPr>
+          <w:rFonts w:ascii="Verdana" w:hAnsi="Verdana" w:cs="Calibri"/>
+        </w:rPr>
+      </w:pPr>
+      <w:r>
+        <w:rPr>
+          <w:rFonts w:ascii="Verdana" w:hAnsi="Verdana" w:cs="Calibri"/>
+        </w:rPr>
+        <w:t xml:space="preserve">Portanto, se os elementos definidos com largura 50% tiverem </w:t>
+      </w:r>
       <w:r>
         <w:rPr>
           <w:rFonts w:ascii="Verdana" w:hAnsi="Verdana" w:cs="Calibri"/>
           <w:i/>
           <w:iCs/>
         </w:rPr>
-        <w:t xml:space="preserve"> </w:t>
-      </w:r>
-      <w:r>
-        <w:rPr>
-          <w:rFonts w:ascii="Verdana" w:hAnsi="Verdana" w:cs="Calibri"/>
-        </w:rPr>
-        <w:t xml:space="preserve">e </w:t>
-      </w:r>
-      <w:proofErr w:type="spellStart"/>
+        <w:t xml:space="preserve">padding </w:t>
+      </w:r>
+      <w:r>
+        <w:rPr>
+          <w:rFonts w:ascii="Verdana" w:hAnsi="Verdana" w:cs="Calibri"/>
+        </w:rPr>
+        <w:t xml:space="preserve">e/ou </w:t>
+      </w:r>
       <w:r>
         <w:rPr>
           <w:rFonts w:ascii="Verdana" w:hAnsi="Verdana" w:cs="Calibri"/>
           <w:i/>
           <w:iCs/>
         </w:rPr>
-        <w:t>border</w:t>
-      </w:r>
-      <w:proofErr w:type="spellEnd"/>
-      <w:r>
-        <w:rPr>
-          <w:rFonts w:ascii="Verdana" w:hAnsi="Verdana" w:cs="Calibri"/>
-          <w:i/>
-          <w:iCs/>
-        </w:rPr>
-        <w:t xml:space="preserve"> </w:t>
-      </w:r>
-      <w:r>
-        <w:rPr>
-          <w:rFonts w:ascii="Verdana" w:hAnsi="Verdana" w:cs="Calibri"/>
-        </w:rPr>
-        <w:t>são adicionados à largura total do elemento.</w:t>
-      </w:r>
-    </w:p>
-    <w:p>
-      <w:pPr>
-        <w:spacing w:line="360" w:lineRule="auto"/>
-        <w:rPr>
-          <w:rFonts w:ascii="Verdana" w:hAnsi="Verdana" w:cs="Calibri"/>
-        </w:rPr>
-      </w:pPr>
-      <w:r>
-        <w:rPr>
-          <w:rFonts w:ascii="Verdana" w:hAnsi="Verdana" w:cs="Calibri"/>
-        </w:rPr>
-        <w:t xml:space="preserve">Portanto, se os elementos definidos com largura 50% tiverem </w:t>
-      </w:r>
-      <w:proofErr w:type="spellStart"/>
-      <w:r>
-        <w:rPr>
-          <w:rFonts w:ascii="Verdana" w:hAnsi="Verdana" w:cs="Calibri"/>
-          <w:i/>
-          <w:iCs/>
-        </w:rPr>
-        <w:t>padding</w:t>
-      </w:r>
-      <w:proofErr w:type="spellEnd"/>
-      <w:r>
-        <w:rPr>
-          <w:rFonts w:ascii="Verdana" w:hAnsi="Verdana" w:cs="Calibri"/>
-          <w:i/>
-          <w:iCs/>
-        </w:rPr>
-        <w:t xml:space="preserve"> </w:t>
-      </w:r>
-      <w:r>
-        <w:rPr>
-          <w:rFonts w:ascii="Verdana" w:hAnsi="Verdana" w:cs="Calibri"/>
-        </w:rPr>
-        <w:t xml:space="preserve">e/ou </w:t>
-      </w:r>
-      <w:proofErr w:type="spellStart"/>
-      <w:r>
-        <w:rPr>
-          <w:rFonts w:ascii="Verdana" w:hAnsi="Verdana" w:cs="Calibri"/>
-          <w:i/>
-          <w:iCs/>
-        </w:rPr>
-        <w:t>border</w:t>
-      </w:r>
-      <w:proofErr w:type="spellEnd"/>
-      <w:r>
-        <w:rPr>
-          <w:rFonts w:ascii="Verdana" w:hAnsi="Verdana" w:cs="Calibri"/>
-          <w:i/>
-          <w:iCs/>
-        </w:rPr>
-        <w:t xml:space="preserve"> </w:t>
+        <w:t xml:space="preserve">border </w:t>
       </w:r>
       <w:r>
         <w:rPr>
@@ -11399,9 +9437,36 @@
           <w:i/>
           <w:iCs/>
         </w:rPr>
-        <w:t>box-</w:t>
-      </w:r>
-      <w:proofErr w:type="spellStart"/>
+        <w:t>box-sizing: content-box</w:t>
+      </w:r>
+      <w:r>
+        <w:rPr>
+          <w:rFonts w:ascii="Verdana" w:hAnsi="Verdana" w:cs="Calibri"/>
+        </w:rPr>
+        <w:t>: valor padrão dos elementos. As propriedades de largura e altura incluem o conteúdo (</w:t>
+      </w:r>
+      <w:r>
+        <w:rPr>
+          <w:rFonts w:ascii="Verdana" w:hAnsi="Verdana" w:cs="Calibri"/>
+          <w:i/>
+          <w:iCs/>
+        </w:rPr>
+        <w:t>content</w:t>
+      </w:r>
+      <w:r>
+        <w:rPr>
+          <w:rFonts w:ascii="Verdana" w:hAnsi="Verdana" w:cs="Calibri"/>
+        </w:rPr>
+        <w:t xml:space="preserve">), mas </w:t>
+      </w:r>
+      <w:r>
+        <w:rPr>
+          <w:rFonts w:ascii="Verdana" w:hAnsi="Verdana" w:cs="Calibri"/>
+          <w:b/>
+          <w:bCs/>
+        </w:rPr>
+        <w:t xml:space="preserve">não incluem o </w:t>
+      </w:r>
       <w:r>
         <w:rPr>
           <w:rFonts w:ascii="Verdana" w:hAnsi="Verdana" w:cs="Calibri"/>
@@ -11410,9 +9475,16 @@
           <w:i/>
           <w:iCs/>
         </w:rPr>
-        <w:t>sizing</w:t>
-      </w:r>
-      <w:proofErr w:type="spellEnd"/>
+        <w:t xml:space="preserve">padding, border </w:t>
+      </w:r>
+      <w:r>
+        <w:rPr>
+          <w:rFonts w:ascii="Verdana" w:hAnsi="Verdana" w:cs="Calibri"/>
+          <w:b/>
+          <w:bCs/>
+        </w:rPr>
+        <w:t xml:space="preserve">e </w:t>
+      </w:r>
       <w:r>
         <w:rPr>
           <w:rFonts w:ascii="Verdana" w:hAnsi="Verdana" w:cs="Calibri"/>
@@ -11421,136 +9493,8 @@
           <w:i/>
           <w:iCs/>
         </w:rPr>
-        <w:t xml:space="preserve">: </w:t>
-      </w:r>
-      <w:proofErr w:type="spellStart"/>
-      <w:r>
-        <w:rPr>
-          <w:rFonts w:ascii="Verdana" w:hAnsi="Verdana" w:cs="Calibri"/>
-          <w:b/>
-          <w:bCs/>
-          <w:i/>
-          <w:iCs/>
-        </w:rPr>
-        <w:t>content</w:t>
-      </w:r>
-      <w:proofErr w:type="spellEnd"/>
-      <w:r>
-        <w:rPr>
-          <w:rFonts w:ascii="Verdana" w:hAnsi="Verdana" w:cs="Calibri"/>
-          <w:b/>
-          <w:bCs/>
-          <w:i/>
-          <w:iCs/>
-        </w:rPr>
-        <w:t>-box</w:t>
-      </w:r>
-      <w:r>
-        <w:rPr>
-          <w:rFonts w:ascii="Verdana" w:hAnsi="Verdana" w:cs="Calibri"/>
-        </w:rPr>
-        <w:t>: valor padrão dos elementos. As propriedades de largura e altura</w:t>
-      </w:r>
-      <w:r>
-        <w:rPr>
-          <w:rFonts w:ascii="Verdana" w:hAnsi="Verdana" w:cs="Calibri"/>
-        </w:rPr>
-        <w:t xml:space="preserve"> </w:t>
-      </w:r>
-      <w:r>
-        <w:rPr>
-          <w:rFonts w:ascii="Verdana" w:hAnsi="Verdana" w:cs="Calibri"/>
-        </w:rPr>
-        <w:t>incluem o conteúdo (</w:t>
-      </w:r>
-      <w:proofErr w:type="spellStart"/>
-      <w:r>
-        <w:rPr>
-          <w:rFonts w:ascii="Verdana" w:hAnsi="Verdana" w:cs="Calibri"/>
-          <w:i/>
-          <w:iCs/>
-        </w:rPr>
-        <w:t>content</w:t>
-      </w:r>
-      <w:proofErr w:type="spellEnd"/>
-      <w:r>
-        <w:rPr>
-          <w:rFonts w:ascii="Verdana" w:hAnsi="Verdana" w:cs="Calibri"/>
-        </w:rPr>
-        <w:t xml:space="preserve">), mas </w:t>
-      </w:r>
-      <w:r>
-        <w:rPr>
-          <w:rFonts w:ascii="Verdana" w:hAnsi="Verdana" w:cs="Calibri"/>
-          <w:b/>
-          <w:bCs/>
-        </w:rPr>
-        <w:t xml:space="preserve">não incluem o </w:t>
-      </w:r>
-      <w:proofErr w:type="spellStart"/>
-      <w:r>
-        <w:rPr>
-          <w:rFonts w:ascii="Verdana" w:hAnsi="Verdana" w:cs="Calibri"/>
-          <w:b/>
-          <w:bCs/>
-          <w:i/>
-          <w:iCs/>
-        </w:rPr>
-        <w:t>padding</w:t>
-      </w:r>
-      <w:proofErr w:type="spellEnd"/>
-      <w:r>
-        <w:rPr>
-          <w:rFonts w:ascii="Verdana" w:hAnsi="Verdana" w:cs="Calibri"/>
-          <w:b/>
-          <w:bCs/>
-          <w:i/>
-          <w:iCs/>
-        </w:rPr>
-        <w:t xml:space="preserve">, </w:t>
-      </w:r>
-      <w:proofErr w:type="spellStart"/>
-      <w:r>
-        <w:rPr>
-          <w:rFonts w:ascii="Verdana" w:hAnsi="Verdana" w:cs="Calibri"/>
-          <w:b/>
-          <w:bCs/>
-          <w:i/>
-          <w:iCs/>
-        </w:rPr>
-        <w:t>border</w:t>
-      </w:r>
-      <w:proofErr w:type="spellEnd"/>
-      <w:r>
-        <w:rPr>
-          <w:rFonts w:ascii="Verdana" w:hAnsi="Verdana" w:cs="Calibri"/>
-          <w:b/>
-          <w:bCs/>
-          <w:i/>
-          <w:iCs/>
-        </w:rPr>
-        <w:t xml:space="preserve"> </w:t>
-      </w:r>
-      <w:r>
-        <w:rPr>
-          <w:rFonts w:ascii="Verdana" w:hAnsi="Verdana" w:cs="Calibri"/>
-          <w:b/>
-          <w:bCs/>
-        </w:rPr>
-        <w:t xml:space="preserve">e </w:t>
-      </w:r>
-      <w:proofErr w:type="spellStart"/>
-      <w:r>
-        <w:rPr>
-          <w:rFonts w:ascii="Verdana" w:hAnsi="Verdana" w:cs="Calibri"/>
-          <w:b/>
-          <w:bCs/>
-          <w:i/>
-          <w:iCs/>
-        </w:rPr>
         <w:t>margin</w:t>
       </w:r>
-      <w:proofErr w:type="spellEnd"/>
       <w:r>
         <w:rPr>
           <w:rFonts w:ascii="Verdana" w:hAnsi="Verdana" w:cs="Calibri"/>
@@ -11580,132 +9524,50 @@
           <w:i/>
           <w:iCs/>
         </w:rPr>
-        <w:t>box-</w:t>
-      </w:r>
-      <w:proofErr w:type="spellStart"/>
-      <w:r>
-        <w:rPr>
-          <w:rFonts w:ascii="Verdana" w:hAnsi="Verdana" w:cs="Calibri"/>
-          <w:b/>
-          <w:bCs/>
+        <w:t>box-sizing: border-box</w:t>
+      </w:r>
+      <w:r>
+        <w:rPr>
+          <w:rFonts w:ascii="Verdana" w:hAnsi="Verdana" w:cs="Calibri"/>
+        </w:rPr>
+        <w:t xml:space="preserve">: as propriedades de largura e altura passam a incluir os valores de </w:t>
+      </w:r>
+      <w:r>
+        <w:rPr>
+          <w:rFonts w:ascii="Verdana" w:hAnsi="Verdana" w:cs="Calibri"/>
           <w:i/>
           <w:iCs/>
         </w:rPr>
-        <w:t>sizing</w:t>
-      </w:r>
-      <w:proofErr w:type="spellEnd"/>
-      <w:r>
-        <w:rPr>
-          <w:rFonts w:ascii="Verdana" w:hAnsi="Verdana" w:cs="Calibri"/>
-          <w:b/>
-          <w:bCs/>
+        <w:t xml:space="preserve">content, padding </w:t>
+      </w:r>
+      <w:r>
+        <w:rPr>
+          <w:rFonts w:ascii="Verdana" w:hAnsi="Verdana" w:cs="Calibri"/>
+        </w:rPr>
+        <w:t xml:space="preserve">e </w:t>
+      </w:r>
+      <w:r>
+        <w:rPr>
+          <w:rFonts w:ascii="Verdana" w:hAnsi="Verdana" w:cs="Calibri"/>
           <w:i/>
           <w:iCs/>
         </w:rPr>
-        <w:t xml:space="preserve">: </w:t>
-      </w:r>
-      <w:proofErr w:type="spellStart"/>
-      <w:r>
-        <w:rPr>
-          <w:rFonts w:ascii="Verdana" w:hAnsi="Verdana" w:cs="Calibri"/>
-          <w:b/>
-          <w:bCs/>
+        <w:t>border</w:t>
+      </w:r>
+      <w:r>
+        <w:rPr>
+          <w:rFonts w:ascii="Verdana" w:hAnsi="Verdana" w:cs="Calibri"/>
+        </w:rPr>
+        <w:t xml:space="preserve">, mas não incluem </w:t>
+      </w:r>
+      <w:r>
+        <w:rPr>
+          <w:rFonts w:ascii="Verdana" w:hAnsi="Verdana" w:cs="Calibri"/>
           <w:i/>
           <w:iCs/>
         </w:rPr>
-        <w:t>border</w:t>
-      </w:r>
-      <w:proofErr w:type="spellEnd"/>
-      <w:r>
-        <w:rPr>
-          <w:rFonts w:ascii="Verdana" w:hAnsi="Verdana" w:cs="Calibri"/>
-          <w:b/>
-          <w:bCs/>
-          <w:i/>
-          <w:iCs/>
-        </w:rPr>
-        <w:t>-box</w:t>
-      </w:r>
-      <w:r>
-        <w:rPr>
-          <w:rFonts w:ascii="Verdana" w:hAnsi="Verdana" w:cs="Calibri"/>
-        </w:rPr>
-        <w:t>: as propriedades de largura e altura passam a incluir os valores de</w:t>
-      </w:r>
-      <w:r>
-        <w:rPr>
-          <w:rFonts w:ascii="Verdana" w:hAnsi="Verdana" w:cs="Calibri"/>
-        </w:rPr>
-        <w:t xml:space="preserve"> </w:t>
-      </w:r>
-      <w:proofErr w:type="spellStart"/>
-      <w:r>
-        <w:rPr>
-          <w:rFonts w:ascii="Verdana" w:hAnsi="Verdana" w:cs="Calibri"/>
-          <w:i/>
-          <w:iCs/>
-        </w:rPr>
-        <w:t>content</w:t>
-      </w:r>
-      <w:proofErr w:type="spellEnd"/>
-      <w:r>
-        <w:rPr>
-          <w:rFonts w:ascii="Verdana" w:hAnsi="Verdana" w:cs="Calibri"/>
-          <w:i/>
-          <w:iCs/>
-        </w:rPr>
-        <w:t xml:space="preserve">, </w:t>
-      </w:r>
-      <w:proofErr w:type="spellStart"/>
-      <w:r>
-        <w:rPr>
-          <w:rFonts w:ascii="Verdana" w:hAnsi="Verdana" w:cs="Calibri"/>
-          <w:i/>
-          <w:iCs/>
-        </w:rPr>
-        <w:t>padding</w:t>
-      </w:r>
-      <w:proofErr w:type="spellEnd"/>
-      <w:r>
-        <w:rPr>
-          <w:rFonts w:ascii="Verdana" w:hAnsi="Verdana" w:cs="Calibri"/>
-          <w:i/>
-          <w:iCs/>
-        </w:rPr>
-        <w:t xml:space="preserve"> </w:t>
-      </w:r>
-      <w:r>
-        <w:rPr>
-          <w:rFonts w:ascii="Verdana" w:hAnsi="Verdana" w:cs="Calibri"/>
-        </w:rPr>
-        <w:t xml:space="preserve">e </w:t>
-      </w:r>
-      <w:proofErr w:type="spellStart"/>
-      <w:r>
-        <w:rPr>
-          <w:rFonts w:ascii="Verdana" w:hAnsi="Verdana" w:cs="Calibri"/>
-          <w:i/>
-          <w:iCs/>
-        </w:rPr>
-        <w:t>border</w:t>
-      </w:r>
-      <w:proofErr w:type="spellEnd"/>
-      <w:r>
-        <w:rPr>
-          <w:rFonts w:ascii="Verdana" w:hAnsi="Verdana" w:cs="Calibri"/>
-        </w:rPr>
-        <w:t xml:space="preserve">, mas não incluem </w:t>
-      </w:r>
-      <w:proofErr w:type="spellStart"/>
-      <w:r>
-        <w:rPr>
-          <w:rFonts w:ascii="Verdana" w:hAnsi="Verdana" w:cs="Calibri"/>
-          <w:i/>
-          <w:iCs/>
-        </w:rPr>
         <w:t>margin</w:t>
       </w:r>
-      <w:proofErr w:type="spellEnd"/>
       <w:r>
         <w:rPr>
           <w:rFonts w:ascii="Verdana" w:hAnsi="Verdana" w:cs="Calibri"/>
@@ -11801,27 +9663,15 @@
         <w:spacing w:after="0" w:line="240" w:lineRule="auto"/>
         <w:rPr>
           <w:rFonts w:ascii="Consolas" w:hAnsi="Consolas" w:cs="Calibri"/>
-        </w:rPr>
-      </w:pPr>
-      <w:r>
-        <w:rPr>
-          <w:rFonts w:ascii="Consolas" w:hAnsi="Consolas" w:cs="Calibri"/>
-        </w:rPr>
-        <w:t>&lt;</w:t>
-      </w:r>
-      <w:proofErr w:type="spellStart"/>
-      <w:r>
-        <w:rPr>
-          <w:rFonts w:ascii="Consolas" w:hAnsi="Consolas" w:cs="Calibri"/>
-        </w:rPr>
-        <w:t>style</w:t>
-      </w:r>
-      <w:proofErr w:type="spellEnd"/>
-      <w:r>
-        <w:rPr>
-          <w:rFonts w:ascii="Consolas" w:hAnsi="Consolas" w:cs="Calibri"/>
-        </w:rPr>
-        <w:t>&gt;</w:t>
+          <w:lang w:val="en-US"/>
+        </w:rPr>
+      </w:pPr>
+      <w:r>
+        <w:rPr>
+          <w:rFonts w:ascii="Consolas" w:hAnsi="Consolas" w:cs="Calibri"/>
+          <w:lang w:val="en-US"/>
+        </w:rPr>
+        <w:t>&lt;style&gt;</w:t>
       </w:r>
     </w:p>
     <w:p>
@@ -11829,6 +9679,7 @@
         <w:spacing w:after="0" w:line="240" w:lineRule="auto"/>
         <w:rPr>
           <w:rFonts w:ascii="Consolas" w:hAnsi="Consolas" w:cs="Calibri"/>
+          <w:lang w:val="en-US"/>
         </w:rPr>
       </w:pPr>
     </w:p>
@@ -11837,11 +9688,13 @@
         <w:spacing w:after="0" w:line="240" w:lineRule="auto"/>
         <w:rPr>
           <w:rFonts w:ascii="Consolas" w:hAnsi="Consolas" w:cs="Calibri"/>
-        </w:rPr>
-      </w:pPr>
-      <w:r>
-        <w:rPr>
-          <w:rFonts w:ascii="Consolas" w:hAnsi="Consolas" w:cs="Calibri"/>
+          <w:lang w:val="en-US"/>
+        </w:rPr>
+      </w:pPr>
+      <w:r>
+        <w:rPr>
+          <w:rFonts w:ascii="Consolas" w:hAnsi="Consolas" w:cs="Calibri"/>
+          <w:lang w:val="en-US"/>
         </w:rPr>
         <w:t>#div1 {</w:t>
       </w:r>
@@ -11859,14 +9712,37 @@
           <w:rFonts w:ascii="Consolas" w:hAnsi="Consolas" w:cs="Calibri"/>
           <w:lang w:val="en-US"/>
         </w:rPr>
-        <w:t xml:space="preserve">  </w:t>
-      </w:r>
-      <w:r>
+        <w:t xml:space="preserve">  padding: 15px;</w:t>
+      </w:r>
+    </w:p>
+    <w:p>
+      <w:pPr>
+        <w:spacing w:after="0" w:line="240" w:lineRule="auto"/>
         <w:rPr>
           <w:rFonts w:ascii="Consolas" w:hAnsi="Consolas" w:cs="Calibri"/>
           <w:lang w:val="en-US"/>
         </w:rPr>
-        <w:t>padding: 15px;</w:t>
+      </w:pPr>
+      <w:r>
+        <w:rPr>
+          <w:rFonts w:ascii="Consolas" w:hAnsi="Consolas" w:cs="Calibri"/>
+          <w:lang w:val="en-US"/>
+        </w:rPr>
+        <w:t xml:space="preserve"> </w:t>
+      </w:r>
+      <w:r>
+        <w:rPr>
+          <w:rFonts w:ascii="Consolas" w:hAnsi="Consolas" w:cs="Calibri"/>
+          <w:lang w:val="en-US"/>
+        </w:rPr>
+        <w:t xml:space="preserve"> </w:t>
+      </w:r>
+      <w:r>
+        <w:rPr>
+          <w:rFonts w:ascii="Consolas" w:hAnsi="Consolas" w:cs="Calibri"/>
+          <w:lang w:val="en-US"/>
+        </w:rPr>
+        <w:t>border-style: solid;</w:t>
       </w:r>
     </w:p>
     <w:p>
@@ -11896,7 +9772,7 @@
           <w:rFonts w:ascii="Consolas" w:hAnsi="Consolas" w:cs="Calibri"/>
           <w:lang w:val="en-US"/>
         </w:rPr>
-        <w:t>border-style: solid;</w:t>
+        <w:t>border-color: blue;</w:t>
       </w:r>
     </w:p>
     <w:p>
@@ -11926,7 +9802,7 @@
           <w:rFonts w:ascii="Consolas" w:hAnsi="Consolas" w:cs="Calibri"/>
           <w:lang w:val="en-US"/>
         </w:rPr>
-        <w:t>border-color: blue;</w:t>
+        <w:t>margin: 20px;</w:t>
       </w:r>
     </w:p>
     <w:p>
@@ -11942,44 +9818,7 @@
           <w:rFonts w:ascii="Consolas" w:hAnsi="Consolas" w:cs="Calibri"/>
           <w:lang w:val="en-US"/>
         </w:rPr>
-        <w:t xml:space="preserve"> </w:t>
-      </w:r>
-      <w:r>
-        <w:rPr>
-          <w:rFonts w:ascii="Consolas" w:hAnsi="Consolas" w:cs="Calibri"/>
-          <w:lang w:val="en-US"/>
-        </w:rPr>
-        <w:t xml:space="preserve"> </w:t>
-      </w:r>
-      <w:r>
-        <w:rPr>
-          <w:rFonts w:ascii="Consolas" w:hAnsi="Consolas" w:cs="Calibri"/>
-          <w:lang w:val="en-US"/>
-        </w:rPr>
-        <w:t>margin: 20px;</w:t>
-      </w:r>
-    </w:p>
-    <w:p>
-      <w:pPr>
-        <w:spacing w:after="0" w:line="240" w:lineRule="auto"/>
-        <w:rPr>
-          <w:rFonts w:ascii="Consolas" w:hAnsi="Consolas" w:cs="Calibri"/>
-          <w:lang w:val="en-US"/>
-        </w:rPr>
-      </w:pPr>
-      <w:r>
-        <w:rPr>
-          <w:rFonts w:ascii="Consolas" w:hAnsi="Consolas" w:cs="Calibri"/>
-          <w:lang w:val="en-US"/>
-        </w:rPr>
-        <w:t xml:space="preserve">  </w:t>
-      </w:r>
-      <w:r>
-        <w:rPr>
-          <w:rFonts w:ascii="Consolas" w:hAnsi="Consolas" w:cs="Calibri"/>
-          <w:lang w:val="en-US"/>
-        </w:rPr>
-        <w:t>width: 100px;</w:t>
+        <w:t xml:space="preserve">  width: 100px;</w:t>
       </w:r>
     </w:p>
     <w:p>
@@ -12027,244 +9866,219 @@
           <w:color w:val="EE0000"/>
           <w:lang w:val="en-US"/>
         </w:rPr>
-        <w:t xml:space="preserve">  </w:t>
-      </w:r>
-      <w:r>
+        <w:t xml:space="preserve">  box-sizing: content-box;</w:t>
+      </w:r>
+    </w:p>
+    <w:p>
+      <w:pPr>
+        <w:spacing w:after="0" w:line="240" w:lineRule="auto"/>
+        <w:rPr>
+          <w:rFonts w:ascii="Consolas" w:hAnsi="Consolas" w:cs="Calibri"/>
+          <w:lang w:val="en-US"/>
+        </w:rPr>
+      </w:pPr>
+      <w:r>
+        <w:rPr>
+          <w:rFonts w:ascii="Consolas" w:hAnsi="Consolas" w:cs="Calibri"/>
+          <w:lang w:val="en-US"/>
+        </w:rPr>
+        <w:t>}</w:t>
+      </w:r>
+    </w:p>
+    <w:p>
+      <w:pPr>
+        <w:spacing w:after="0" w:line="240" w:lineRule="auto"/>
+        <w:rPr>
+          <w:rFonts w:ascii="Consolas" w:hAnsi="Consolas" w:cs="Calibri"/>
+          <w:lang w:val="en-US"/>
+        </w:rPr>
+      </w:pPr>
+    </w:p>
+    <w:p>
+      <w:pPr>
+        <w:spacing w:after="0" w:line="240" w:lineRule="auto"/>
+        <w:rPr>
+          <w:rFonts w:ascii="Consolas" w:hAnsi="Consolas" w:cs="Calibri"/>
+          <w:lang w:val="en-US"/>
+        </w:rPr>
+      </w:pPr>
+      <w:r>
+        <w:rPr>
+          <w:rFonts w:ascii="Consolas" w:hAnsi="Consolas" w:cs="Calibri"/>
+          <w:lang w:val="en-US"/>
+        </w:rPr>
+        <w:t>#div2 {</w:t>
+      </w:r>
+    </w:p>
+    <w:p>
+      <w:pPr>
+        <w:spacing w:after="0" w:line="240" w:lineRule="auto"/>
+        <w:rPr>
+          <w:rFonts w:ascii="Consolas" w:hAnsi="Consolas" w:cs="Calibri"/>
+          <w:lang w:val="en-US"/>
+        </w:rPr>
+      </w:pPr>
+      <w:r>
+        <w:rPr>
+          <w:rFonts w:ascii="Consolas" w:hAnsi="Consolas" w:cs="Calibri"/>
+          <w:lang w:val="en-US"/>
+        </w:rPr>
+        <w:t xml:space="preserve">  padding: 15px;</w:t>
+      </w:r>
+    </w:p>
+    <w:p>
+      <w:pPr>
+        <w:spacing w:after="0" w:line="240" w:lineRule="auto"/>
+        <w:rPr>
+          <w:rFonts w:ascii="Consolas" w:hAnsi="Consolas" w:cs="Calibri"/>
+          <w:lang w:val="en-US"/>
+        </w:rPr>
+      </w:pPr>
+      <w:r>
+        <w:rPr>
+          <w:rFonts w:ascii="Consolas" w:hAnsi="Consolas" w:cs="Calibri"/>
+          <w:lang w:val="en-US"/>
+        </w:rPr>
+        <w:t xml:space="preserve"> </w:t>
+      </w:r>
+      <w:r>
+        <w:rPr>
+          <w:rFonts w:ascii="Consolas" w:hAnsi="Consolas" w:cs="Calibri"/>
+          <w:lang w:val="en-US"/>
+        </w:rPr>
+        <w:t xml:space="preserve"> </w:t>
+      </w:r>
+      <w:r>
+        <w:rPr>
+          <w:rFonts w:ascii="Consolas" w:hAnsi="Consolas" w:cs="Calibri"/>
+          <w:lang w:val="en-US"/>
+        </w:rPr>
+        <w:t>border-style: solid;</w:t>
+      </w:r>
+    </w:p>
+    <w:p>
+      <w:pPr>
+        <w:spacing w:after="0" w:line="240" w:lineRule="auto"/>
+        <w:rPr>
+          <w:rFonts w:ascii="Consolas" w:hAnsi="Consolas" w:cs="Calibri"/>
+          <w:lang w:val="en-US"/>
+        </w:rPr>
+      </w:pPr>
+      <w:r>
+        <w:rPr>
+          <w:rFonts w:ascii="Consolas" w:hAnsi="Consolas" w:cs="Calibri"/>
+          <w:lang w:val="en-US"/>
+        </w:rPr>
+        <w:t xml:space="preserve"> </w:t>
+      </w:r>
+      <w:r>
+        <w:rPr>
+          <w:rFonts w:ascii="Consolas" w:hAnsi="Consolas" w:cs="Calibri"/>
+          <w:lang w:val="en-US"/>
+        </w:rPr>
+        <w:t xml:space="preserve"> </w:t>
+      </w:r>
+      <w:r>
+        <w:rPr>
+          <w:rFonts w:ascii="Consolas" w:hAnsi="Consolas" w:cs="Calibri"/>
+          <w:lang w:val="en-US"/>
+        </w:rPr>
+        <w:t>border-color: red;</w:t>
+      </w:r>
+    </w:p>
+    <w:p>
+      <w:pPr>
+        <w:spacing w:after="0" w:line="240" w:lineRule="auto"/>
+        <w:rPr>
+          <w:rFonts w:ascii="Consolas" w:hAnsi="Consolas" w:cs="Calibri"/>
+          <w:lang w:val="en-US"/>
+        </w:rPr>
+      </w:pPr>
+      <w:r>
+        <w:rPr>
+          <w:rFonts w:ascii="Consolas" w:hAnsi="Consolas" w:cs="Calibri"/>
+          <w:lang w:val="en-US"/>
+        </w:rPr>
+        <w:t xml:space="preserve"> </w:t>
+      </w:r>
+      <w:r>
+        <w:rPr>
+          <w:rFonts w:ascii="Consolas" w:hAnsi="Consolas" w:cs="Calibri"/>
+          <w:lang w:val="en-US"/>
+        </w:rPr>
+        <w:t xml:space="preserve"> </w:t>
+      </w:r>
+      <w:r>
+        <w:rPr>
+          <w:rFonts w:ascii="Consolas" w:hAnsi="Consolas" w:cs="Calibri"/>
+          <w:lang w:val="en-US"/>
+        </w:rPr>
+        <w:t>margin: 20px;</w:t>
+      </w:r>
+    </w:p>
+    <w:p>
+      <w:pPr>
+        <w:spacing w:after="0" w:line="240" w:lineRule="auto"/>
+        <w:rPr>
+          <w:rFonts w:ascii="Consolas" w:hAnsi="Consolas" w:cs="Calibri"/>
+          <w:lang w:val="en-US"/>
+        </w:rPr>
+      </w:pPr>
+      <w:r>
+        <w:rPr>
+          <w:rFonts w:ascii="Consolas" w:hAnsi="Consolas" w:cs="Calibri"/>
+          <w:lang w:val="en-US"/>
+        </w:rPr>
+        <w:lastRenderedPageBreak/>
+        <w:t xml:space="preserve">  width: 100px;</w:t>
+      </w:r>
+    </w:p>
+    <w:p>
+      <w:pPr>
+        <w:spacing w:after="0" w:line="240" w:lineRule="auto"/>
+        <w:rPr>
+          <w:rFonts w:ascii="Consolas" w:hAnsi="Consolas" w:cs="Calibri"/>
+          <w:lang w:val="en-US"/>
+        </w:rPr>
+      </w:pPr>
+      <w:r>
+        <w:rPr>
+          <w:rFonts w:ascii="Consolas" w:hAnsi="Consolas" w:cs="Calibri"/>
+          <w:lang w:val="en-US"/>
+        </w:rPr>
+        <w:t xml:space="preserve"> </w:t>
+      </w:r>
+      <w:r>
+        <w:rPr>
+          <w:rFonts w:ascii="Consolas" w:hAnsi="Consolas" w:cs="Calibri"/>
+          <w:lang w:val="en-US"/>
+        </w:rPr>
+        <w:t xml:space="preserve"> </w:t>
+      </w:r>
+      <w:r>
+        <w:rPr>
+          <w:rFonts w:ascii="Consolas" w:hAnsi="Consolas" w:cs="Calibri"/>
+          <w:lang w:val="en-US"/>
+        </w:rPr>
+        <w:t>height: 100px;</w:t>
+      </w:r>
+    </w:p>
+    <w:p>
+      <w:pPr>
+        <w:spacing w:after="0" w:line="240" w:lineRule="auto"/>
         <w:rPr>
           <w:rFonts w:ascii="Consolas" w:hAnsi="Consolas" w:cs="Calibri"/>
           <w:color w:val="EE0000"/>
           <w:lang w:val="en-US"/>
         </w:rPr>
-        <w:t>box-sizing: content-box;</w:t>
-      </w:r>
-    </w:p>
-    <w:p>
-      <w:pPr>
-        <w:spacing w:after="0" w:line="240" w:lineRule="auto"/>
-        <w:rPr>
-          <w:rFonts w:ascii="Consolas" w:hAnsi="Consolas" w:cs="Calibri"/>
-        </w:rPr>
-      </w:pPr>
-      <w:r>
-        <w:rPr>
-          <w:rFonts w:ascii="Consolas" w:hAnsi="Consolas" w:cs="Calibri"/>
-        </w:rPr>
-        <w:t>}</w:t>
-      </w:r>
-    </w:p>
-    <w:p>
-      <w:pPr>
-        <w:spacing w:after="0" w:line="240" w:lineRule="auto"/>
-        <w:rPr>
-          <w:rFonts w:ascii="Consolas" w:hAnsi="Consolas" w:cs="Calibri"/>
-        </w:rPr>
-      </w:pPr>
-    </w:p>
-    <w:p>
-      <w:pPr>
-        <w:spacing w:after="0" w:line="240" w:lineRule="auto"/>
-        <w:rPr>
-          <w:rFonts w:ascii="Consolas" w:hAnsi="Consolas" w:cs="Calibri"/>
-        </w:rPr>
-      </w:pPr>
-      <w:r>
-        <w:rPr>
-          <w:rFonts w:ascii="Consolas" w:hAnsi="Consolas" w:cs="Calibri"/>
-        </w:rPr>
-        <w:t>#div2 {</w:t>
-      </w:r>
-    </w:p>
-    <w:p>
-      <w:pPr>
-        <w:spacing w:after="0" w:line="240" w:lineRule="auto"/>
-        <w:rPr>
-          <w:rFonts w:ascii="Consolas" w:hAnsi="Consolas" w:cs="Calibri"/>
-          <w:lang w:val="en-US"/>
-        </w:rPr>
-      </w:pPr>
-      <w:r>
-        <w:rPr>
-          <w:rFonts w:ascii="Consolas" w:hAnsi="Consolas" w:cs="Calibri"/>
-          <w:lang w:val="en-US"/>
-        </w:rPr>
-        <w:t xml:space="preserve">  </w:t>
-      </w:r>
-      <w:r>
-        <w:rPr>
-          <w:rFonts w:ascii="Consolas" w:hAnsi="Consolas" w:cs="Calibri"/>
-          <w:lang w:val="en-US"/>
-        </w:rPr>
-        <w:t>padding: 15px;</w:t>
-      </w:r>
-    </w:p>
-    <w:p>
-      <w:pPr>
-        <w:spacing w:after="0" w:line="240" w:lineRule="auto"/>
-        <w:rPr>
-          <w:rFonts w:ascii="Consolas" w:hAnsi="Consolas" w:cs="Calibri"/>
-          <w:lang w:val="en-US"/>
-        </w:rPr>
-      </w:pPr>
-      <w:r>
-        <w:rPr>
-          <w:rFonts w:ascii="Consolas" w:hAnsi="Consolas" w:cs="Calibri"/>
-          <w:lang w:val="en-US"/>
-        </w:rPr>
-        <w:t xml:space="preserve"> </w:t>
-      </w:r>
-      <w:r>
-        <w:rPr>
-          <w:rFonts w:ascii="Consolas" w:hAnsi="Consolas" w:cs="Calibri"/>
-          <w:lang w:val="en-US"/>
-        </w:rPr>
-        <w:t xml:space="preserve"> </w:t>
-      </w:r>
-      <w:r>
-        <w:rPr>
-          <w:rFonts w:ascii="Consolas" w:hAnsi="Consolas" w:cs="Calibri"/>
-          <w:lang w:val="en-US"/>
-        </w:rPr>
-        <w:t>border-style: solid;</w:t>
-      </w:r>
-    </w:p>
-    <w:p>
-      <w:pPr>
-        <w:spacing w:after="0" w:line="240" w:lineRule="auto"/>
-        <w:rPr>
-          <w:rFonts w:ascii="Consolas" w:hAnsi="Consolas" w:cs="Calibri"/>
-          <w:lang w:val="en-US"/>
-        </w:rPr>
-      </w:pPr>
-      <w:r>
-        <w:rPr>
-          <w:rFonts w:ascii="Consolas" w:hAnsi="Consolas" w:cs="Calibri"/>
-          <w:lang w:val="en-US"/>
-        </w:rPr>
-        <w:t xml:space="preserve"> </w:t>
-      </w:r>
-      <w:r>
-        <w:rPr>
-          <w:rFonts w:ascii="Consolas" w:hAnsi="Consolas" w:cs="Calibri"/>
-          <w:lang w:val="en-US"/>
-        </w:rPr>
-        <w:t xml:space="preserve"> </w:t>
-      </w:r>
-      <w:r>
-        <w:rPr>
-          <w:rFonts w:ascii="Consolas" w:hAnsi="Consolas" w:cs="Calibri"/>
-          <w:lang w:val="en-US"/>
-        </w:rPr>
-        <w:t>border-color: red;</w:t>
-      </w:r>
-    </w:p>
-    <w:p>
-      <w:pPr>
-        <w:spacing w:after="0" w:line="240" w:lineRule="auto"/>
-        <w:rPr>
-          <w:rFonts w:ascii="Consolas" w:hAnsi="Consolas" w:cs="Calibri"/>
-          <w:lang w:val="en-US"/>
-        </w:rPr>
-      </w:pPr>
-      <w:r>
-        <w:rPr>
-          <w:rFonts w:ascii="Consolas" w:hAnsi="Consolas" w:cs="Calibri"/>
-          <w:lang w:val="en-US"/>
-        </w:rPr>
-        <w:t xml:space="preserve"> </w:t>
-      </w:r>
-      <w:r>
-        <w:rPr>
-          <w:rFonts w:ascii="Consolas" w:hAnsi="Consolas" w:cs="Calibri"/>
-          <w:lang w:val="en-US"/>
-        </w:rPr>
-        <w:t xml:space="preserve"> </w:t>
-      </w:r>
-      <w:r>
-        <w:rPr>
-          <w:rFonts w:ascii="Consolas" w:hAnsi="Consolas" w:cs="Calibri"/>
-          <w:lang w:val="en-US"/>
-        </w:rPr>
-        <w:t>margin: 20px;</w:t>
-      </w:r>
-    </w:p>
-    <w:p>
-      <w:pPr>
-        <w:spacing w:after="0" w:line="240" w:lineRule="auto"/>
-        <w:rPr>
-          <w:rFonts w:ascii="Consolas" w:hAnsi="Consolas" w:cs="Calibri"/>
-          <w:lang w:val="en-US"/>
-        </w:rPr>
-      </w:pPr>
-      <w:r>
-        <w:rPr>
-          <w:rFonts w:ascii="Consolas" w:hAnsi="Consolas" w:cs="Calibri"/>
-          <w:lang w:val="en-US"/>
-        </w:rPr>
-        <w:lastRenderedPageBreak/>
-        <w:t xml:space="preserve">  </w:t>
-      </w:r>
-      <w:r>
-        <w:rPr>
-          <w:rFonts w:ascii="Consolas" w:hAnsi="Consolas" w:cs="Calibri"/>
-          <w:lang w:val="en-US"/>
-        </w:rPr>
-        <w:t>width: 100px;</w:t>
-      </w:r>
-    </w:p>
-    <w:p>
-      <w:pPr>
-        <w:spacing w:after="0" w:line="240" w:lineRule="auto"/>
-        <w:rPr>
-          <w:rFonts w:ascii="Consolas" w:hAnsi="Consolas" w:cs="Calibri"/>
-          <w:lang w:val="en-US"/>
-        </w:rPr>
-      </w:pPr>
-      <w:r>
-        <w:rPr>
-          <w:rFonts w:ascii="Consolas" w:hAnsi="Consolas" w:cs="Calibri"/>
-          <w:lang w:val="en-US"/>
-        </w:rPr>
-        <w:t xml:space="preserve"> </w:t>
-      </w:r>
-      <w:r>
-        <w:rPr>
-          <w:rFonts w:ascii="Consolas" w:hAnsi="Consolas" w:cs="Calibri"/>
-          <w:lang w:val="en-US"/>
-        </w:rPr>
-        <w:t xml:space="preserve"> </w:t>
-      </w:r>
-      <w:r>
-        <w:rPr>
-          <w:rFonts w:ascii="Consolas" w:hAnsi="Consolas" w:cs="Calibri"/>
-          <w:lang w:val="en-US"/>
-        </w:rPr>
-        <w:t>height: 100px;</w:t>
-      </w:r>
-    </w:p>
-    <w:p>
-      <w:pPr>
-        <w:spacing w:after="0" w:line="240" w:lineRule="auto"/>
+      </w:pPr>
+      <w:r>
         <w:rPr>
           <w:rFonts w:ascii="Consolas" w:hAnsi="Consolas" w:cs="Calibri"/>
           <w:color w:val="EE0000"/>
           <w:lang w:val="en-US"/>
         </w:rPr>
-      </w:pPr>
-      <w:r>
-        <w:rPr>
-          <w:rFonts w:ascii="Consolas" w:hAnsi="Consolas" w:cs="Calibri"/>
-          <w:color w:val="EE0000"/>
-          <w:lang w:val="en-US"/>
-        </w:rPr>
-        <w:t xml:space="preserve">  </w:t>
-      </w:r>
-      <w:r>
-        <w:rPr>
-          <w:rFonts w:ascii="Consolas" w:hAnsi="Consolas" w:cs="Calibri"/>
-          <w:color w:val="EE0000"/>
-          <w:lang w:val="en-US"/>
-        </w:rPr>
-        <w:t>box-sizing: border-box;</w:t>
+        <w:t xml:space="preserve">  box-sizing: border-box;</w:t>
       </w:r>
     </w:p>
     <w:p>
@@ -12300,21 +10114,7 @@
         <w:rPr>
           <w:rFonts w:ascii="Consolas" w:hAnsi="Consolas" w:cs="Calibri"/>
         </w:rPr>
-        <w:t>&lt;/</w:t>
-      </w:r>
-      <w:proofErr w:type="spellStart"/>
-      <w:r>
-        <w:rPr>
-          <w:rFonts w:ascii="Consolas" w:hAnsi="Consolas" w:cs="Calibri"/>
-        </w:rPr>
-        <w:t>style</w:t>
-      </w:r>
-      <w:proofErr w:type="spellEnd"/>
-      <w:r>
-        <w:rPr>
-          <w:rFonts w:ascii="Consolas" w:hAnsi="Consolas" w:cs="Calibri"/>
-        </w:rPr>
-        <w:t>&gt;</w:t>
+        <w:t>&lt;/style&gt;</w:t>
       </w:r>
     </w:p>
     <w:p>
@@ -12562,17 +10362,8 @@
           <w:rFonts w:ascii="Verdana" w:hAnsi="Verdana" w:cs="Calibri"/>
           <w:lang w:val="en-US"/>
         </w:rPr>
-        <w:t xml:space="preserve">display: </w:t>
-      </w:r>
-      <w:proofErr w:type="gramStart"/>
-      <w:r>
-        <w:rPr>
-          <w:rFonts w:ascii="Verdana" w:hAnsi="Verdana" w:cs="Calibri"/>
-          <w:lang w:val="en-US"/>
-        </w:rPr>
-        <w:t>inline-block</w:t>
-      </w:r>
-      <w:proofErr w:type="gramEnd"/>
+        <w:t>display: inline-block</w:t>
+      </w:r>
     </w:p>
     <w:p>
       <w:pPr>
@@ -12695,48 +10486,28 @@
         </w:rPr>
         <w:t xml:space="preserve">elementos HTML; </w:t>
       </w:r>
-      <w:proofErr w:type="spellStart"/>
       <w:r>
         <w:rPr>
           <w:rFonts w:ascii="Verdana" w:hAnsi="Verdana" w:cs="Calibri"/>
           <w:i/>
           <w:iCs/>
         </w:rPr>
-        <w:t>block-level</w:t>
-      </w:r>
-      <w:proofErr w:type="spellEnd"/>
+        <w:t xml:space="preserve">block-level </w:t>
+      </w:r>
+      <w:r>
+        <w:rPr>
+          <w:rFonts w:ascii="Verdana" w:hAnsi="Verdana" w:cs="Calibri"/>
+        </w:rPr>
+        <w:t xml:space="preserve">e </w:t>
+      </w:r>
       <w:r>
         <w:rPr>
           <w:rFonts w:ascii="Verdana" w:hAnsi="Verdana" w:cs="Calibri"/>
           <w:i/>
           <w:iCs/>
         </w:rPr>
-        <w:t xml:space="preserve"> </w:t>
-      </w:r>
-      <w:r>
-        <w:rPr>
-          <w:rFonts w:ascii="Verdana" w:hAnsi="Verdana" w:cs="Calibri"/>
-        </w:rPr>
-        <w:t xml:space="preserve">e </w:t>
-      </w:r>
-      <w:r>
-        <w:rPr>
-          <w:rFonts w:ascii="Verdana" w:hAnsi="Verdana" w:cs="Calibri"/>
-          <w:i/>
-          <w:iCs/>
-        </w:rPr>
-        <w:t>inline-</w:t>
-      </w:r>
-      <w:proofErr w:type="spellStart"/>
-      <w:r>
-        <w:rPr>
-          <w:rFonts w:ascii="Verdana" w:hAnsi="Verdana" w:cs="Calibri"/>
-          <w:i/>
-          <w:iCs/>
-        </w:rPr>
-        <w:t>level</w:t>
-      </w:r>
-      <w:proofErr w:type="spellEnd"/>
+        <w:t>inline-level</w:t>
+      </w:r>
       <w:r>
         <w:rPr>
           <w:rFonts w:ascii="Verdana" w:hAnsi="Verdana" w:cs="Calibri"/>
@@ -12880,21 +10651,7 @@
         <w:rPr>
           <w:rFonts w:ascii="Consolas" w:hAnsi="Consolas" w:cs="Calibri"/>
         </w:rPr>
-        <w:t>&lt;</w:t>
-      </w:r>
-      <w:proofErr w:type="spellStart"/>
-      <w:r>
-        <w:rPr>
-          <w:rFonts w:ascii="Consolas" w:hAnsi="Consolas" w:cs="Calibri"/>
-        </w:rPr>
-        <w:t>img</w:t>
-      </w:r>
-      <w:proofErr w:type="spellEnd"/>
-      <w:r>
-        <w:rPr>
-          <w:rFonts w:ascii="Consolas" w:hAnsi="Consolas" w:cs="Calibri"/>
-        </w:rPr>
-        <w:t>&gt;</w:t>
+        <w:t>&lt;img&gt;</w:t>
       </w:r>
     </w:p>
     <w:p>
@@ -12962,7 +10719,6 @@
                 <w:bCs/>
               </w:rPr>
             </w:pPr>
-            <w:proofErr w:type="spellStart"/>
             <w:r>
               <w:rPr>
                 <w:rFonts w:ascii="Verdana" w:hAnsi="Verdana" w:cs="Calibri"/>
@@ -12971,7 +10727,6 @@
               </w:rPr>
               <w:t>css</w:t>
             </w:r>
-            <w:proofErr w:type="spellEnd"/>
           </w:p>
         </w:tc>
         <w:tc>
@@ -12988,7 +10743,6 @@
                 <w:bCs/>
               </w:rPr>
             </w:pPr>
-            <w:proofErr w:type="spellStart"/>
             <w:r>
               <w:rPr>
                 <w:rFonts w:ascii="Verdana" w:hAnsi="Verdana" w:cs="Calibri"/>
@@ -12997,7 +10751,6 @@
               </w:rPr>
               <w:t>html</w:t>
             </w:r>
-            <w:proofErr w:type="spellEnd"/>
           </w:p>
         </w:tc>
       </w:tr>
@@ -13035,21 +10788,7 @@
               <w:rPr>
                 <w:rFonts w:ascii="Consolas" w:hAnsi="Consolas" w:cs="Calibri"/>
               </w:rPr>
-              <w:t xml:space="preserve">background-color: </w:t>
-            </w:r>
-            <w:proofErr w:type="spellStart"/>
-            <w:r>
-              <w:rPr>
-                <w:rFonts w:ascii="Consolas" w:hAnsi="Consolas" w:cs="Calibri"/>
-              </w:rPr>
-              <w:t>yellow</w:t>
-            </w:r>
-            <w:proofErr w:type="spellEnd"/>
-            <w:r>
-              <w:rPr>
-                <w:rFonts w:ascii="Consolas" w:hAnsi="Consolas" w:cs="Calibri"/>
-              </w:rPr>
-              <w:t>;</w:t>
+              <w:t>background-color: yellow;</w:t>
             </w:r>
           </w:p>
           <w:p>
@@ -13179,55 +10918,7 @@
                 <w:rFonts w:ascii="Consolas" w:hAnsi="Consolas" w:cs="Calibri"/>
                 <w:lang w:val="en-US"/>
               </w:rPr>
-              <w:t xml:space="preserve">&lt;link </w:t>
-            </w:r>
-            <w:proofErr w:type="spellStart"/>
-            <w:r>
-              <w:rPr>
-                <w:rFonts w:ascii="Consolas" w:hAnsi="Consolas" w:cs="Calibri"/>
-                <w:lang w:val="en-US"/>
-              </w:rPr>
-              <w:t>rel</w:t>
-            </w:r>
-            <w:proofErr w:type="spellEnd"/>
-            <w:r>
-              <w:rPr>
-                <w:rFonts w:ascii="Consolas" w:hAnsi="Consolas" w:cs="Calibri"/>
-                <w:lang w:val="en-US"/>
-              </w:rPr>
-              <w:t xml:space="preserve">="stylesheet" </w:t>
-            </w:r>
-            <w:proofErr w:type="spellStart"/>
-            <w:r>
-              <w:rPr>
-                <w:rFonts w:ascii="Consolas" w:hAnsi="Consolas" w:cs="Calibri"/>
-                <w:lang w:val="en-US"/>
-              </w:rPr>
-              <w:t>href</w:t>
-            </w:r>
-            <w:proofErr w:type="spellEnd"/>
-            <w:r>
-              <w:rPr>
-                <w:rFonts w:ascii="Consolas" w:hAnsi="Consolas" w:cs="Calibri"/>
-                <w:lang w:val="en-US"/>
-              </w:rPr>
-              <w:t>="</w:t>
-            </w:r>
-            <w:proofErr w:type="spellStart"/>
-            <w:r>
-              <w:rPr>
-                <w:rFonts w:ascii="Consolas" w:hAnsi="Consolas" w:cs="Calibri"/>
-                <w:lang w:val="en-US"/>
-              </w:rPr>
-              <w:t>css</w:t>
-            </w:r>
-            <w:proofErr w:type="spellEnd"/>
-            <w:r>
-              <w:rPr>
-                <w:rFonts w:ascii="Consolas" w:hAnsi="Consolas" w:cs="Calibri"/>
-                <w:lang w:val="en-US"/>
-              </w:rPr>
-              <w:t>/style.css" /&gt;</w:t>
+              <w:t>&lt;link rel="stylesheet" href="css/style.css" /&gt;</w:t>
             </w:r>
           </w:p>
           <w:p>
@@ -13294,39 +10985,7 @@
                 <w:rFonts w:ascii="Consolas" w:hAnsi="Consolas" w:cs="Calibri"/>
                 <w:lang w:val="en-US"/>
               </w:rPr>
-              <w:t xml:space="preserve">&lt;p&gt;Exemplo de </w:t>
-            </w:r>
-            <w:proofErr w:type="spellStart"/>
-            <w:r>
-              <w:rPr>
-                <w:rFonts w:ascii="Consolas" w:hAnsi="Consolas" w:cs="Calibri"/>
-                <w:lang w:val="en-US"/>
-              </w:rPr>
-              <w:t>parágrafo</w:t>
-            </w:r>
-            <w:proofErr w:type="spellEnd"/>
-            <w:r>
-              <w:rPr>
-                <w:rFonts w:ascii="Consolas" w:hAnsi="Consolas" w:cs="Calibri"/>
-                <w:lang w:val="en-US"/>
-              </w:rPr>
-              <w:t xml:space="preserve"> com &lt;span&gt;</w:t>
-            </w:r>
-            <w:proofErr w:type="spellStart"/>
-            <w:r>
-              <w:rPr>
-                <w:rFonts w:ascii="Consolas" w:hAnsi="Consolas" w:cs="Calibri"/>
-                <w:lang w:val="en-US"/>
-              </w:rPr>
-              <w:t>elemento</w:t>
-            </w:r>
-            <w:proofErr w:type="spellEnd"/>
-            <w:r>
-              <w:rPr>
-                <w:rFonts w:ascii="Consolas" w:hAnsi="Consolas" w:cs="Calibri"/>
-                <w:lang w:val="en-US"/>
-              </w:rPr>
-              <w:t xml:space="preserve"> span&lt;/span&gt;.&lt;/p&gt;</w:t>
+              <w:t>&lt;p&gt;Exemplo de parágrafo com &lt;span&gt;elemento span&lt;/span&gt;.&lt;/p&gt;</w:t>
             </w:r>
           </w:p>
           <w:p>
@@ -13361,21 +11020,7 @@
               <w:rPr>
                 <w:rFonts w:ascii="Consolas" w:hAnsi="Consolas" w:cs="Calibri"/>
               </w:rPr>
-              <w:t>&lt;/</w:t>
-            </w:r>
-            <w:proofErr w:type="spellStart"/>
-            <w:r>
-              <w:rPr>
-                <w:rFonts w:ascii="Consolas" w:hAnsi="Consolas" w:cs="Calibri"/>
-              </w:rPr>
-              <w:t>html</w:t>
-            </w:r>
-            <w:proofErr w:type="spellEnd"/>
-            <w:r>
-              <w:rPr>
-                <w:rFonts w:ascii="Consolas" w:hAnsi="Consolas" w:cs="Calibri"/>
-              </w:rPr>
-              <w:t>&gt;</w:t>
+              <w:t>&lt;/html&gt;</w:t>
             </w:r>
           </w:p>
         </w:tc>
@@ -13425,6 +11070,7 @@
             <w:r>
               <w:rPr>
                 <w:rFonts w:ascii="Consolas" w:hAnsi="Consolas" w:cs="Calibri"/>
+                <w:noProof/>
                 <w:lang w:val="en-US"/>
               </w:rPr>
               <w:drawing>
@@ -13646,33 +11292,7 @@
         <w:rPr>
           <w:rFonts w:ascii="Verdana" w:hAnsi="Verdana" w:cs="Calibri"/>
         </w:rPr>
-        <w:t xml:space="preserve">No preenchimento superior e inferior, as margens e as bordas serão </w:t>
-      </w:r>
-      <w:proofErr w:type="gramStart"/>
-      <w:r>
-        <w:rPr>
-          <w:rFonts w:ascii="Verdana" w:hAnsi="Verdana" w:cs="Calibri"/>
-        </w:rPr>
-        <w:t>aplicados</w:t>
-      </w:r>
-      <w:proofErr w:type="gramEnd"/>
-      <w:r>
-        <w:rPr>
-          <w:rFonts w:ascii="Verdana" w:hAnsi="Verdana" w:cs="Calibri"/>
-        </w:rPr>
-        <w:t>, mas não</w:t>
-      </w:r>
-      <w:r>
-        <w:rPr>
-          <w:rFonts w:ascii="Verdana" w:hAnsi="Verdana" w:cs="Calibri"/>
-        </w:rPr>
-        <w:t xml:space="preserve"> </w:t>
-      </w:r>
-      <w:r>
-        <w:rPr>
-          <w:rFonts w:ascii="Verdana" w:hAnsi="Verdana" w:cs="Calibri"/>
-        </w:rPr>
-        <w:t>farão com que outras caixas embutidas se afastem da caixa.</w:t>
+        <w:t>No preenchimento superior e inferior, as margens e as bordas serão aplicados, mas não farão com que outras caixas embutidas se afastem da caixa.</w:t>
       </w:r>
     </w:p>
     <w:p>
@@ -13693,19 +11313,7 @@
         <w:rPr>
           <w:rFonts w:ascii="Verdana" w:hAnsi="Verdana" w:cs="Calibri"/>
         </w:rPr>
-        <w:t>No preenchimento esquerdo e direito, as margens e as bordas serão aplicados e farão com</w:t>
-      </w:r>
-      <w:r>
-        <w:rPr>
-          <w:rFonts w:ascii="Verdana" w:hAnsi="Verdana" w:cs="Calibri"/>
-        </w:rPr>
-        <w:t xml:space="preserve"> </w:t>
-      </w:r>
-      <w:r>
-        <w:rPr>
-          <w:rFonts w:ascii="Verdana" w:hAnsi="Verdana" w:cs="Calibri"/>
-        </w:rPr>
-        <w:t>que outras caixas embutidas se afastem da caixa.</w:t>
+        <w:t>No preenchimento esquerdo e direito, as margens e as bordas serão aplicados e farão com que outras caixas embutidas se afastem da caixa.</w:t>
       </w:r>
     </w:p>
     <w:p>
@@ -13731,55 +11339,44 @@
           <w:b/>
           <w:bCs/>
         </w:rPr>
-        <w:t xml:space="preserve">display: </w:t>
-      </w:r>
-      <w:proofErr w:type="spellStart"/>
+        <w:t>display: block</w:t>
+      </w:r>
+    </w:p>
+    <w:p>
+      <w:pPr>
+        <w:spacing w:line="360" w:lineRule="auto"/>
+        <w:rPr>
+          <w:rFonts w:ascii="Verdana" w:hAnsi="Verdana" w:cs="Calibri"/>
+        </w:rPr>
+      </w:pPr>
+      <w:r>
+        <w:rPr>
+          <w:rFonts w:ascii="Verdana" w:hAnsi="Verdana" w:cs="Calibri"/>
+        </w:rPr>
+        <w:t xml:space="preserve">Diferente dos elementos </w:t>
+      </w:r>
+      <w:r>
+        <w:rPr>
+          <w:rFonts w:ascii="Verdana" w:hAnsi="Verdana" w:cs="Calibri"/>
+          <w:i/>
+          <w:iCs/>
+        </w:rPr>
+        <w:t>inline</w:t>
+      </w:r>
+      <w:r>
+        <w:rPr>
+          <w:rFonts w:ascii="Verdana" w:hAnsi="Verdana" w:cs="Calibri"/>
+        </w:rPr>
+        <w:t xml:space="preserve">, </w:t>
+      </w:r>
       <w:r>
         <w:rPr>
           <w:rFonts w:ascii="Verdana" w:hAnsi="Verdana" w:cs="Calibri"/>
           <w:b/>
           <w:bCs/>
         </w:rPr>
-        <w:t>block</w:t>
-      </w:r>
-      <w:proofErr w:type="spellEnd"/>
-    </w:p>
-    <w:p>
-      <w:pPr>
-        <w:spacing w:line="360" w:lineRule="auto"/>
-        <w:rPr>
-          <w:rFonts w:ascii="Verdana" w:hAnsi="Verdana" w:cs="Calibri"/>
-        </w:rPr>
-      </w:pPr>
-      <w:r>
-        <w:rPr>
-          <w:rFonts w:ascii="Verdana" w:hAnsi="Verdana" w:cs="Calibri"/>
-        </w:rPr>
-        <w:t xml:space="preserve">Diferente dos elementos </w:t>
-      </w:r>
-      <w:r>
-        <w:rPr>
-          <w:rFonts w:ascii="Verdana" w:hAnsi="Verdana" w:cs="Calibri"/>
-          <w:i/>
-          <w:iCs/>
-        </w:rPr>
-        <w:t>inline</w:t>
-      </w:r>
-      <w:r>
-        <w:rPr>
-          <w:rFonts w:ascii="Verdana" w:hAnsi="Verdana" w:cs="Calibri"/>
-        </w:rPr>
-        <w:t xml:space="preserve">, </w:t>
-      </w:r>
-      <w:r>
-        <w:rPr>
-          <w:rFonts w:ascii="Verdana" w:hAnsi="Verdana" w:cs="Calibri"/>
-          <w:b/>
-          <w:bCs/>
-        </w:rPr>
         <w:t xml:space="preserve">elementos </w:t>
       </w:r>
-      <w:proofErr w:type="spellStart"/>
       <w:r>
         <w:rPr>
           <w:rFonts w:ascii="Verdana" w:hAnsi="Verdana" w:cs="Calibri"/>
@@ -13788,61 +11385,48 @@
           <w:i/>
           <w:iCs/>
         </w:rPr>
-        <w:t>block</w:t>
-      </w:r>
-      <w:proofErr w:type="spellEnd"/>
-      <w:r>
-        <w:rPr>
-          <w:rFonts w:ascii="Verdana" w:hAnsi="Verdana" w:cs="Calibri"/>
-          <w:b/>
-          <w:bCs/>
+        <w:t xml:space="preserve">block </w:t>
+      </w:r>
+      <w:r>
+        <w:rPr>
+          <w:rFonts w:ascii="Verdana" w:hAnsi="Verdana" w:cs="Calibri"/>
+        </w:rPr>
+        <w:t>forçam uma quebra de linha entre seus</w:t>
+      </w:r>
+      <w:r>
+        <w:rPr>
+          <w:rFonts w:ascii="Verdana" w:hAnsi="Verdana" w:cs="Calibri"/>
+        </w:rPr>
+        <w:t xml:space="preserve"> </w:t>
+      </w:r>
+      <w:r>
+        <w:rPr>
+          <w:rFonts w:ascii="Verdana" w:hAnsi="Verdana" w:cs="Calibri"/>
+        </w:rPr>
+        <w:t>elementos. Ou seja, ocupam toda a largura horizontal disponível.</w:t>
+      </w:r>
+    </w:p>
+    <w:p>
+      <w:pPr>
+        <w:spacing w:line="360" w:lineRule="auto"/>
+        <w:rPr>
+          <w:rFonts w:ascii="Verdana" w:hAnsi="Verdana" w:cs="Calibri"/>
+        </w:rPr>
+      </w:pPr>
+      <w:r>
+        <w:rPr>
+          <w:rFonts w:ascii="Verdana" w:hAnsi="Verdana" w:cs="Calibri"/>
+        </w:rPr>
+        <w:t xml:space="preserve">São exemplos de elementos do tipo </w:t>
+      </w:r>
+      <w:r>
+        <w:rPr>
+          <w:rFonts w:ascii="Verdana" w:hAnsi="Verdana" w:cs="Calibri"/>
           <w:i/>
           <w:iCs/>
         </w:rPr>
-        <w:t xml:space="preserve"> </w:t>
-      </w:r>
-      <w:r>
-        <w:rPr>
-          <w:rFonts w:ascii="Verdana" w:hAnsi="Verdana" w:cs="Calibri"/>
-        </w:rPr>
-        <w:t>forçam uma quebra de linha entre seus</w:t>
-      </w:r>
-      <w:r>
-        <w:rPr>
-          <w:rFonts w:ascii="Verdana" w:hAnsi="Verdana" w:cs="Calibri"/>
-        </w:rPr>
-        <w:t xml:space="preserve"> </w:t>
-      </w:r>
-      <w:r>
-        <w:rPr>
-          <w:rFonts w:ascii="Verdana" w:hAnsi="Verdana" w:cs="Calibri"/>
-        </w:rPr>
-        <w:t>elementos. Ou seja, ocupam toda a largura horizontal disponível.</w:t>
-      </w:r>
-    </w:p>
-    <w:p>
-      <w:pPr>
-        <w:spacing w:line="360" w:lineRule="auto"/>
-        <w:rPr>
-          <w:rFonts w:ascii="Verdana" w:hAnsi="Verdana" w:cs="Calibri"/>
-        </w:rPr>
-      </w:pPr>
-      <w:r>
-        <w:rPr>
-          <w:rFonts w:ascii="Verdana" w:hAnsi="Verdana" w:cs="Calibri"/>
-        </w:rPr>
-        <w:t xml:space="preserve">São exemplos de elementos do tipo </w:t>
-      </w:r>
-      <w:proofErr w:type="spellStart"/>
-      <w:r>
-        <w:rPr>
-          <w:rFonts w:ascii="Verdana" w:hAnsi="Verdana" w:cs="Calibri"/>
-          <w:i/>
-          <w:iCs/>
-        </w:rPr>
         <w:t>block</w:t>
       </w:r>
-      <w:proofErr w:type="spellEnd"/>
       <w:r>
         <w:rPr>
           <w:rFonts w:ascii="Verdana" w:hAnsi="Verdana" w:cs="Calibri"/>
@@ -13868,21 +11452,7 @@
         <w:rPr>
           <w:rFonts w:ascii="Consolas" w:hAnsi="Consolas" w:cs="Calibri"/>
         </w:rPr>
-        <w:t>&lt;</w:t>
-      </w:r>
-      <w:proofErr w:type="spellStart"/>
-      <w:r>
-        <w:rPr>
-          <w:rFonts w:ascii="Consolas" w:hAnsi="Consolas" w:cs="Calibri"/>
-        </w:rPr>
-        <w:t>div</w:t>
-      </w:r>
-      <w:proofErr w:type="spellEnd"/>
-      <w:r>
-        <w:rPr>
-          <w:rFonts w:ascii="Consolas" w:hAnsi="Consolas" w:cs="Calibri"/>
-        </w:rPr>
-        <w:t>&gt;</w:t>
+        <w:t>&lt;div&gt;</w:t>
       </w:r>
     </w:p>
     <w:p>
@@ -13945,21 +11515,7 @@
         <w:rPr>
           <w:rFonts w:ascii="Consolas" w:hAnsi="Consolas" w:cs="Calibri"/>
         </w:rPr>
-        <w:t>&lt;</w:t>
-      </w:r>
-      <w:proofErr w:type="spellStart"/>
-      <w:r>
-        <w:rPr>
-          <w:rFonts w:ascii="Consolas" w:hAnsi="Consolas" w:cs="Calibri"/>
-        </w:rPr>
-        <w:t>form</w:t>
-      </w:r>
-      <w:proofErr w:type="spellEnd"/>
-      <w:r>
-        <w:rPr>
-          <w:rFonts w:ascii="Consolas" w:hAnsi="Consolas" w:cs="Calibri"/>
-        </w:rPr>
-        <w:t>&gt;</w:t>
+        <w:t>&lt;form&gt;</w:t>
       </w:r>
     </w:p>
     <w:p>
@@ -13980,21 +11536,7 @@
         <w:rPr>
           <w:rFonts w:ascii="Consolas" w:hAnsi="Consolas" w:cs="Calibri"/>
         </w:rPr>
-        <w:t>&lt;</w:t>
-      </w:r>
-      <w:proofErr w:type="spellStart"/>
-      <w:r>
-        <w:rPr>
-          <w:rFonts w:ascii="Consolas" w:hAnsi="Consolas" w:cs="Calibri"/>
-        </w:rPr>
-        <w:t>ol</w:t>
-      </w:r>
-      <w:proofErr w:type="spellEnd"/>
-      <w:r>
-        <w:rPr>
-          <w:rFonts w:ascii="Consolas" w:hAnsi="Consolas" w:cs="Calibri"/>
-        </w:rPr>
-        <w:t>&gt;</w:t>
+        <w:t>&lt;ol&gt;</w:t>
       </w:r>
     </w:p>
     <w:p>
@@ -14015,21 +11557,7 @@
         <w:rPr>
           <w:rFonts w:ascii="Consolas" w:hAnsi="Consolas" w:cs="Calibri"/>
         </w:rPr>
-        <w:t>&lt;</w:t>
-      </w:r>
-      <w:proofErr w:type="spellStart"/>
-      <w:r>
-        <w:rPr>
-          <w:rFonts w:ascii="Consolas" w:hAnsi="Consolas" w:cs="Calibri"/>
-        </w:rPr>
-        <w:t>ul</w:t>
-      </w:r>
-      <w:proofErr w:type="spellEnd"/>
-      <w:r>
-        <w:rPr>
-          <w:rFonts w:ascii="Consolas" w:hAnsi="Consolas" w:cs="Calibri"/>
-        </w:rPr>
-        <w:t>&gt;</w:t>
+        <w:t>&lt;ul&gt;</w:t>
       </w:r>
     </w:p>
     <w:p>
@@ -14071,21 +11599,7 @@
         <w:rPr>
           <w:rFonts w:ascii="Consolas" w:hAnsi="Consolas" w:cs="Calibri"/>
         </w:rPr>
-        <w:t>&lt;</w:t>
-      </w:r>
-      <w:proofErr w:type="spellStart"/>
-      <w:r>
-        <w:rPr>
-          <w:rFonts w:ascii="Consolas" w:hAnsi="Consolas" w:cs="Calibri"/>
-        </w:rPr>
-        <w:t>footer</w:t>
-      </w:r>
-      <w:proofErr w:type="spellEnd"/>
-      <w:r>
-        <w:rPr>
-          <w:rFonts w:ascii="Consolas" w:hAnsi="Consolas" w:cs="Calibri"/>
-        </w:rPr>
-        <w:t>&gt;</w:t>
+        <w:t>&lt;footer&gt;</w:t>
       </w:r>
     </w:p>
     <w:tbl>
@@ -14113,7 +11627,6 @@
                 <w:bCs/>
               </w:rPr>
             </w:pPr>
-            <w:proofErr w:type="spellStart"/>
             <w:r>
               <w:rPr>
                 <w:rFonts w:ascii="Verdana" w:hAnsi="Verdana" w:cs="Calibri"/>
@@ -14123,7 +11636,6 @@
               <w:lastRenderedPageBreak/>
               <w:t>css</w:t>
             </w:r>
-            <w:proofErr w:type="spellEnd"/>
           </w:p>
         </w:tc>
         <w:tc>
@@ -14140,7 +11652,6 @@
                 <w:bCs/>
               </w:rPr>
             </w:pPr>
-            <w:proofErr w:type="spellStart"/>
             <w:r>
               <w:rPr>
                 <w:rFonts w:ascii="Verdana" w:hAnsi="Verdana" w:cs="Calibri"/>
@@ -14149,7 +11660,6 @@
               </w:rPr>
               <w:t>html</w:t>
             </w:r>
-            <w:proofErr w:type="spellEnd"/>
           </w:p>
         </w:tc>
       </w:tr>
@@ -14187,21 +11697,7 @@
               <w:rPr>
                 <w:rFonts w:ascii="Consolas" w:hAnsi="Consolas" w:cs="Calibri"/>
               </w:rPr>
-              <w:t xml:space="preserve">background-color: </w:t>
-            </w:r>
-            <w:proofErr w:type="spellStart"/>
-            <w:r>
-              <w:rPr>
-                <w:rFonts w:ascii="Consolas" w:hAnsi="Consolas" w:cs="Calibri"/>
-              </w:rPr>
-              <w:t>yellow</w:t>
-            </w:r>
-            <w:proofErr w:type="spellEnd"/>
-            <w:r>
-              <w:rPr>
-                <w:rFonts w:ascii="Consolas" w:hAnsi="Consolas" w:cs="Calibri"/>
-              </w:rPr>
-              <w:t>;</w:t>
+              <w:t>background-color: yellow;</w:t>
             </w:r>
           </w:p>
           <w:p>
@@ -14345,66 +11841,19 @@
                 <w:rFonts w:ascii="Consolas" w:hAnsi="Consolas" w:cs="Calibri"/>
                 <w:lang w:val="en-US"/>
               </w:rPr>
-              <w:t xml:space="preserve">&lt;link </w:t>
-            </w:r>
-            <w:proofErr w:type="spellStart"/>
-            <w:r>
-              <w:rPr>
-                <w:rFonts w:ascii="Consolas" w:hAnsi="Consolas" w:cs="Calibri"/>
-                <w:lang w:val="en-US"/>
-              </w:rPr>
-              <w:t>rel</w:t>
-            </w:r>
-            <w:proofErr w:type="spellEnd"/>
-            <w:r>
-              <w:rPr>
-                <w:rFonts w:ascii="Consolas" w:hAnsi="Consolas" w:cs="Calibri"/>
-                <w:lang w:val="en-US"/>
-              </w:rPr>
-              <w:t xml:space="preserve">="stylesheet" </w:t>
-            </w:r>
-            <w:proofErr w:type="spellStart"/>
-            <w:r>
-              <w:rPr>
-                <w:rFonts w:ascii="Consolas" w:hAnsi="Consolas" w:cs="Calibri"/>
-                <w:lang w:val="en-US"/>
-              </w:rPr>
-              <w:t>href</w:t>
-            </w:r>
-            <w:proofErr w:type="spellEnd"/>
-            <w:r>
-              <w:rPr>
-                <w:rFonts w:ascii="Consolas" w:hAnsi="Consolas" w:cs="Calibri"/>
-                <w:lang w:val="en-US"/>
-              </w:rPr>
-              <w:t>="</w:t>
-            </w:r>
-            <w:proofErr w:type="spellStart"/>
-            <w:r>
-              <w:rPr>
-                <w:rFonts w:ascii="Consolas" w:hAnsi="Consolas" w:cs="Calibri"/>
-                <w:lang w:val="en-US"/>
-              </w:rPr>
-              <w:t>css</w:t>
-            </w:r>
-            <w:proofErr w:type="spellEnd"/>
-            <w:r>
-              <w:rPr>
-                <w:rFonts w:ascii="Consolas" w:hAnsi="Consolas" w:cs="Calibri"/>
-                <w:lang w:val="en-US"/>
-              </w:rPr>
-              <w:t>/style.css" /&gt;</w:t>
-            </w:r>
-          </w:p>
-          <w:p>
-            <w:pPr>
-              <w:rPr>
-                <w:rFonts w:ascii="Consolas" w:hAnsi="Consolas" w:cs="Calibri"/>
-              </w:rPr>
-            </w:pPr>
-            <w:r>
-              <w:rPr>
-                <w:rFonts w:ascii="Consolas" w:hAnsi="Consolas" w:cs="Calibri"/>
+              <w:t>&lt;link rel="stylesheet" href="css/style.css" /&gt;</w:t>
+            </w:r>
+          </w:p>
+          <w:p>
+            <w:pPr>
+              <w:rPr>
+                <w:rFonts w:ascii="Consolas" w:hAnsi="Consolas" w:cs="Calibri"/>
+              </w:rPr>
+            </w:pPr>
+            <w:r>
+              <w:rPr>
+                <w:rFonts w:ascii="Consolas" w:hAnsi="Consolas" w:cs="Calibri"/>
+                <w:lang w:val="en-US"/>
               </w:rPr>
               <w:t xml:space="preserve">  </w:t>
             </w:r>
@@ -14412,21 +11861,7 @@
               <w:rPr>
                 <w:rFonts w:ascii="Consolas" w:hAnsi="Consolas" w:cs="Calibri"/>
               </w:rPr>
-              <w:t>&lt;/</w:t>
-            </w:r>
-            <w:proofErr w:type="spellStart"/>
-            <w:r>
-              <w:rPr>
-                <w:rFonts w:ascii="Consolas" w:hAnsi="Consolas" w:cs="Calibri"/>
-              </w:rPr>
-              <w:t>head</w:t>
-            </w:r>
-            <w:proofErr w:type="spellEnd"/>
-            <w:r>
-              <w:rPr>
-                <w:rFonts w:ascii="Consolas" w:hAnsi="Consolas" w:cs="Calibri"/>
-              </w:rPr>
-              <w:t>&gt;</w:t>
+              <w:t>&lt;/head&gt;</w:t>
             </w:r>
           </w:p>
           <w:p>
@@ -14515,21 +11950,7 @@
               <w:rPr>
                 <w:rFonts w:ascii="Consolas" w:hAnsi="Consolas" w:cs="Calibri"/>
               </w:rPr>
-              <w:t>&lt;/</w:t>
-            </w:r>
-            <w:proofErr w:type="spellStart"/>
-            <w:r>
-              <w:rPr>
-                <w:rFonts w:ascii="Consolas" w:hAnsi="Consolas" w:cs="Calibri"/>
-              </w:rPr>
-              <w:t>html</w:t>
-            </w:r>
-            <w:proofErr w:type="spellEnd"/>
-            <w:r>
-              <w:rPr>
-                <w:rFonts w:ascii="Consolas" w:hAnsi="Consolas" w:cs="Calibri"/>
-              </w:rPr>
-              <w:t>&gt;</w:t>
+              <w:t>&lt;/html&gt;</w:t>
             </w:r>
           </w:p>
         </w:tc>
@@ -14578,6 +11999,7 @@
             <w:r>
               <w:rPr>
                 <w:rFonts w:ascii="Consolas" w:hAnsi="Consolas" w:cs="Calibri"/>
+                <w:noProof/>
                 <w:lang w:val="en-US"/>
               </w:rPr>
               <w:drawing>
@@ -14808,7 +12230,41 @@
         <w:rPr>
           <w:rFonts w:ascii="Verdana" w:hAnsi="Verdana" w:cs="Calibri"/>
         </w:rPr>
-        <w:t>para preencher o</w:t>
+        <w:t>para preencher o espaço disponível.</w:t>
+      </w:r>
+    </w:p>
+    <w:p>
+      <w:pPr>
+        <w:spacing w:line="360" w:lineRule="auto"/>
+        <w:rPr>
+          <w:rFonts w:ascii="Verdana" w:hAnsi="Verdana" w:cs="Calibri"/>
+        </w:rPr>
+      </w:pPr>
+    </w:p>
+    <w:p>
+      <w:pPr>
+        <w:spacing w:line="360" w:lineRule="auto"/>
+        <w:rPr>
+          <w:rFonts w:ascii="Verdana" w:hAnsi="Verdana" w:cs="Calibri"/>
+        </w:rPr>
+      </w:pPr>
+      <w:r>
+        <w:rPr>
+          <w:rFonts w:ascii="Verdana" w:hAnsi="Verdana" w:cs="Calibri"/>
+        </w:rPr>
+        <w:t xml:space="preserve">Ou seja, </w:t>
+      </w:r>
+      <w:r>
+        <w:rPr>
+          <w:rFonts w:ascii="Verdana" w:hAnsi="Verdana" w:cs="Calibri" w:hint="eastAsia"/>
+        </w:rPr>
+        <w:t>é</w:t>
+      </w:r>
+      <w:r>
+        <w:rPr>
+          <w:rFonts w:ascii="Verdana" w:hAnsi="Verdana" w:cs="Calibri"/>
+        </w:rPr>
+        <w:t xml:space="preserve"> importante compreender que os elementos com display:block consumirão todo o</w:t>
       </w:r>
       <w:r>
         <w:rPr>
@@ -14820,129 +12276,55 @@
         <w:rPr>
           <w:rFonts w:ascii="Verdana" w:hAnsi="Verdana" w:cs="Calibri"/>
         </w:rPr>
-        <w:t>espaço disponível.</w:t>
-      </w:r>
-    </w:p>
-    <w:p>
-      <w:pPr>
-        <w:spacing w:line="360" w:lineRule="auto"/>
-        <w:rPr>
-          <w:rFonts w:ascii="Verdana" w:hAnsi="Verdana" w:cs="Calibri"/>
-        </w:rPr>
-      </w:pPr>
-    </w:p>
-    <w:p>
-      <w:pPr>
-        <w:spacing w:line="360" w:lineRule="auto"/>
-        <w:rPr>
-          <w:rFonts w:ascii="Verdana" w:hAnsi="Verdana" w:cs="Calibri"/>
-        </w:rPr>
-      </w:pPr>
-      <w:r>
-        <w:rPr>
-          <w:rFonts w:ascii="Verdana" w:hAnsi="Verdana" w:cs="Calibri"/>
-        </w:rPr>
-        <w:t xml:space="preserve">Ou seja, </w:t>
+        <w:t>espaço na direção horizontal. Como foi visto no exemplo, os par</w:t>
       </w:r>
       <w:r>
         <w:rPr>
           <w:rFonts w:ascii="Verdana" w:hAnsi="Verdana" w:cs="Calibri" w:hint="eastAsia"/>
         </w:rPr>
+        <w:t>á</w:t>
+      </w:r>
+      <w:r>
+        <w:rPr>
+          <w:rFonts w:ascii="Verdana" w:hAnsi="Verdana" w:cs="Calibri"/>
+        </w:rPr>
+        <w:t>grafos se espalham e ficam o</w:t>
+      </w:r>
+      <w:r>
+        <w:rPr>
+          <w:rFonts w:ascii="Verdana" w:hAnsi="Verdana" w:cs="Calibri"/>
+        </w:rPr>
+        <w:t xml:space="preserve"> </w:t>
+      </w:r>
+      <w:r>
+        <w:rPr>
+          <w:rFonts w:ascii="Verdana" w:hAnsi="Verdana" w:cs="Calibri"/>
+        </w:rPr>
+        <w:t>maior poss</w:t>
+      </w:r>
+      <w:r>
+        <w:rPr>
+          <w:rFonts w:ascii="Verdana" w:hAnsi="Verdana" w:cs="Calibri" w:hint="eastAsia"/>
+        </w:rPr>
+        <w:t>í</w:t>
+      </w:r>
+      <w:r>
+        <w:rPr>
+          <w:rFonts w:ascii="Verdana" w:hAnsi="Verdana" w:cs="Calibri"/>
+        </w:rPr>
+        <w:t>vel no bloco que os cont</w:t>
+      </w:r>
+      <w:r>
+        <w:rPr>
+          <w:rFonts w:ascii="Verdana" w:hAnsi="Verdana" w:cs="Calibri" w:hint="eastAsia"/>
+        </w:rPr>
         <w:t>é</w:t>
       </w:r>
       <w:r>
         <w:rPr>
           <w:rFonts w:ascii="Verdana" w:hAnsi="Verdana" w:cs="Calibri"/>
         </w:rPr>
-        <w:t xml:space="preserve"> importante compreender que os elementos com </w:t>
-      </w:r>
-      <w:proofErr w:type="spellStart"/>
-      <w:r>
-        <w:rPr>
-          <w:rFonts w:ascii="Verdana" w:hAnsi="Verdana" w:cs="Calibri"/>
-        </w:rPr>
-        <w:t>display:block</w:t>
-      </w:r>
-      <w:proofErr w:type="spellEnd"/>
-      <w:r>
-        <w:rPr>
-          <w:rFonts w:ascii="Verdana" w:hAnsi="Verdana" w:cs="Calibri"/>
-        </w:rPr>
-        <w:t xml:space="preserve"> consumirão todo o</w:t>
-      </w:r>
-      <w:r>
-        <w:rPr>
-          <w:rFonts w:ascii="Verdana" w:hAnsi="Verdana" w:cs="Calibri"/>
-        </w:rPr>
-        <w:t xml:space="preserve"> </w:t>
-      </w:r>
-      <w:r>
-        <w:rPr>
-          <w:rFonts w:ascii="Verdana" w:hAnsi="Verdana" w:cs="Calibri"/>
-        </w:rPr>
-        <w:t>espaço na direção horizontal. Como foi visto no exemplo, os par</w:t>
-      </w:r>
-      <w:r>
-        <w:rPr>
-          <w:rFonts w:ascii="Verdana" w:hAnsi="Verdana" w:cs="Calibri" w:hint="eastAsia"/>
-        </w:rPr>
-        <w:t>á</w:t>
-      </w:r>
-      <w:r>
-        <w:rPr>
-          <w:rFonts w:ascii="Verdana" w:hAnsi="Verdana" w:cs="Calibri"/>
-        </w:rPr>
-        <w:t>grafos se espalham e ficam o</w:t>
-      </w:r>
-      <w:r>
-        <w:rPr>
-          <w:rFonts w:ascii="Verdana" w:hAnsi="Verdana" w:cs="Calibri"/>
-        </w:rPr>
-        <w:t xml:space="preserve"> </w:t>
-      </w:r>
-      <w:r>
-        <w:rPr>
-          <w:rFonts w:ascii="Verdana" w:hAnsi="Verdana" w:cs="Calibri"/>
-        </w:rPr>
-        <w:t>maior poss</w:t>
-      </w:r>
-      <w:r>
-        <w:rPr>
-          <w:rFonts w:ascii="Verdana" w:hAnsi="Verdana" w:cs="Calibri" w:hint="eastAsia"/>
-        </w:rPr>
-        <w:t>í</w:t>
-      </w:r>
-      <w:r>
-        <w:rPr>
-          <w:rFonts w:ascii="Verdana" w:hAnsi="Verdana" w:cs="Calibri"/>
-        </w:rPr>
-        <w:t>vel no bloco que os cont</w:t>
-      </w:r>
-      <w:r>
-        <w:rPr>
-          <w:rFonts w:ascii="Verdana" w:hAnsi="Verdana" w:cs="Calibri" w:hint="eastAsia"/>
-        </w:rPr>
-        <w:t>é</w:t>
-      </w:r>
-      <w:r>
-        <w:rPr>
-          <w:rFonts w:ascii="Verdana" w:hAnsi="Verdana" w:cs="Calibri"/>
-        </w:rPr>
-        <w:t>m. Caso seja especificado a largura (</w:t>
-      </w:r>
-      <w:proofErr w:type="spellStart"/>
-      <w:r>
-        <w:rPr>
-          <w:rFonts w:ascii="Verdana" w:hAnsi="Verdana" w:cs="Calibri"/>
-        </w:rPr>
-        <w:t>width</w:t>
-      </w:r>
-      <w:proofErr w:type="spellEnd"/>
-      <w:r>
-        <w:rPr>
-          <w:rFonts w:ascii="Verdana" w:hAnsi="Verdana" w:cs="Calibri"/>
-        </w:rPr>
-        <w:t>) desses, ainda</w:t>
+        <w:t>m. Caso seja especificado a largura (width) desses, ainda</w:t>
       </w:r>
       <w:r>
         <w:rPr>
@@ -14997,18 +12379,8 @@
           <w:bCs/>
         </w:rPr>
         <w:lastRenderedPageBreak/>
-        <w:t>display: inline-</w:t>
-      </w:r>
-      <w:proofErr w:type="spellStart"/>
-      <w:r>
-        <w:rPr>
-          <w:rFonts w:ascii="Verdana" w:hAnsi="Verdana" w:cs="Calibri"/>
-          <w:b/>
-          <w:bCs/>
-        </w:rPr>
-        <w:t>block</w:t>
-      </w:r>
-      <w:proofErr w:type="spellEnd"/>
+        <w:t>display: inline-block</w:t>
+      </w:r>
     </w:p>
     <w:p>
       <w:pPr>
@@ -15023,7 +12395,6 @@
         </w:rPr>
         <w:t xml:space="preserve">A grande diferença desse valor, comparado com o </w:t>
       </w:r>
-      <w:proofErr w:type="spellStart"/>
       <w:r>
         <w:rPr>
           <w:rFonts w:ascii="Verdana" w:hAnsi="Verdana" w:cs="Calibri"/>
@@ -15032,7 +12403,6 @@
         </w:rPr>
         <w:t>display:inline</w:t>
       </w:r>
-      <w:proofErr w:type="spellEnd"/>
       <w:r>
         <w:rPr>
           <w:rFonts w:ascii="Verdana" w:hAnsi="Verdana" w:cs="Calibri"/>
@@ -15051,7 +12421,6 @@
         </w:rPr>
         <w:t xml:space="preserve">e a largura do elemento. Já, em relação ao </w:t>
       </w:r>
-      <w:proofErr w:type="spellStart"/>
       <w:r>
         <w:rPr>
           <w:rFonts w:ascii="Verdana" w:hAnsi="Verdana" w:cs="Calibri"/>
@@ -15060,7 +12429,6 @@
         </w:rPr>
         <w:t>display:block</w:t>
       </w:r>
-      <w:proofErr w:type="spellEnd"/>
       <w:r>
         <w:rPr>
           <w:rFonts w:ascii="Verdana" w:hAnsi="Verdana" w:cs="Calibri"/>
@@ -15075,9 +12443,8 @@
           <w:i/>
           <w:iCs/>
         </w:rPr>
-        <w:t>inline-</w:t>
-      </w:r>
-      <w:proofErr w:type="spellStart"/>
+        <w:t>inline-block</w:t>
+      </w:r>
       <w:r>
         <w:rPr>
           <w:rFonts w:ascii="Verdana" w:hAnsi="Verdana" w:cs="Calibri"/>
@@ -15086,65 +12453,44 @@
           <w:i/>
           <w:iCs/>
         </w:rPr>
-        <w:t>block</w:t>
-      </w:r>
-      <w:proofErr w:type="spellEnd"/>
-      <w:r>
+        <w:t xml:space="preserve"> </w:t>
+      </w:r>
+      <w:r>
+        <w:rPr>
+          <w:rFonts w:ascii="Verdana" w:hAnsi="Verdana" w:cs="Calibri"/>
+        </w:rPr>
+        <w:t>não adiciona uma quebra de linha após o elemento, podendo o elemento ficar próximo a outros</w:t>
+      </w:r>
+      <w:r>
+        <w:rPr>
+          <w:rFonts w:ascii="Verdana" w:hAnsi="Verdana" w:cs="Calibri"/>
+        </w:rPr>
+        <w:t xml:space="preserve"> </w:t>
+      </w:r>
+      <w:r>
+        <w:rPr>
+          <w:rFonts w:ascii="Verdana" w:hAnsi="Verdana" w:cs="Calibri"/>
+        </w:rPr>
+        <w:t>elementos.</w:t>
+      </w:r>
+    </w:p>
+    <w:p>
+      <w:pPr>
+        <w:spacing w:line="360" w:lineRule="auto"/>
         <w:rPr>
           <w:rFonts w:ascii="Verdana" w:hAnsi="Verdana" w:cs="Calibri"/>
           <w:b/>
           <w:bCs/>
-          <w:i/>
-          <w:iCs/>
-        </w:rPr>
-        <w:t xml:space="preserve"> </w:t>
-      </w:r>
-      <w:r>
-        <w:rPr>
-          <w:rFonts w:ascii="Verdana" w:hAnsi="Verdana" w:cs="Calibri"/>
-        </w:rPr>
-        <w:t>não adiciona uma quebra de linha após o elemento, podendo o elemento ficar próximo a outros</w:t>
-      </w:r>
-      <w:r>
-        <w:rPr>
-          <w:rFonts w:ascii="Verdana" w:hAnsi="Verdana" w:cs="Calibri"/>
-        </w:rPr>
-        <w:t xml:space="preserve"> </w:t>
-      </w:r>
-      <w:r>
-        <w:rPr>
-          <w:rFonts w:ascii="Verdana" w:hAnsi="Verdana" w:cs="Calibri"/>
-        </w:rPr>
-        <w:t>elementos.</w:t>
-      </w:r>
-    </w:p>
-    <w:p>
-      <w:pPr>
-        <w:spacing w:line="360" w:lineRule="auto"/>
+        </w:rPr>
+      </w:pPr>
+      <w:r>
         <w:rPr>
           <w:rFonts w:ascii="Verdana" w:hAnsi="Verdana" w:cs="Calibri"/>
           <w:b/>
           <w:bCs/>
         </w:rPr>
-      </w:pPr>
-      <w:r>
-        <w:rPr>
-          <w:rFonts w:ascii="Verdana" w:hAnsi="Verdana" w:cs="Calibri"/>
-          <w:b/>
-          <w:bCs/>
-        </w:rPr>
-        <w:t xml:space="preserve">display: </w:t>
-      </w:r>
-      <w:proofErr w:type="spellStart"/>
-      <w:r>
-        <w:rPr>
-          <w:rFonts w:ascii="Verdana" w:hAnsi="Verdana" w:cs="Calibri"/>
-          <w:b/>
-          <w:bCs/>
-        </w:rPr>
-        <w:t>none</w:t>
-      </w:r>
-      <w:proofErr w:type="spellEnd"/>
+        <w:t>display: none</w:t>
+      </w:r>
     </w:p>
     <w:p>
       <w:pPr>
@@ -15223,7 +12569,6 @@
                 <w:bCs/>
               </w:rPr>
             </w:pPr>
-            <w:proofErr w:type="spellStart"/>
             <w:r>
               <w:rPr>
                 <w:rFonts w:ascii="Verdana" w:hAnsi="Verdana" w:cs="Calibri"/>
@@ -15232,7 +12577,6 @@
               </w:rPr>
               <w:t>css</w:t>
             </w:r>
-            <w:proofErr w:type="spellEnd"/>
           </w:p>
         </w:tc>
         <w:tc>
@@ -15249,7 +12593,6 @@
                 <w:bCs/>
               </w:rPr>
             </w:pPr>
-            <w:proofErr w:type="spellStart"/>
             <w:r>
               <w:rPr>
                 <w:rFonts w:ascii="Verdana" w:hAnsi="Verdana" w:cs="Calibri"/>
@@ -15258,7 +12601,6 @@
               </w:rPr>
               <w:t>html</w:t>
             </w:r>
-            <w:proofErr w:type="spellEnd"/>
           </w:p>
         </w:tc>
       </w:tr>
@@ -15306,21 +12648,12 @@
               </w:rPr>
               <w:t xml:space="preserve"> </w:t>
             </w:r>
-            <w:proofErr w:type="spellStart"/>
-            <w:r>
-              <w:rPr>
-                <w:rFonts w:ascii="Consolas" w:hAnsi="Consolas" w:cs="Calibri"/>
-                <w:lang w:val="en-US"/>
-              </w:rPr>
-              <w:t>display:none</w:t>
-            </w:r>
-            <w:proofErr w:type="spellEnd"/>
-            <w:r>
-              <w:rPr>
-                <w:rFonts w:ascii="Consolas" w:hAnsi="Consolas" w:cs="Calibri"/>
-                <w:lang w:val="en-US"/>
-              </w:rPr>
-              <w:t>;</w:t>
+            <w:r>
+              <w:rPr>
+                <w:rFonts w:ascii="Consolas" w:hAnsi="Consolas" w:cs="Calibri"/>
+                <w:lang w:val="en-US"/>
+              </w:rPr>
+              <w:t>display:none;</w:t>
             </w:r>
           </w:p>
           <w:p>
@@ -15453,128 +12786,232 @@
                 <w:rFonts w:ascii="Consolas" w:hAnsi="Consolas" w:cs="Calibri"/>
                 <w:lang w:val="en-US"/>
               </w:rPr>
+              <w:t xml:space="preserve">  &lt;head&gt;</w:t>
+            </w:r>
+          </w:p>
+          <w:p>
+            <w:pPr>
+              <w:rPr>
+                <w:rFonts w:ascii="Consolas" w:hAnsi="Consolas" w:cs="Calibri"/>
+                <w:lang w:val="en-US"/>
+              </w:rPr>
+            </w:pPr>
+            <w:r>
+              <w:rPr>
+                <w:rFonts w:ascii="Consolas" w:hAnsi="Consolas" w:cs="Calibri"/>
+                <w:lang w:val="en-US"/>
+              </w:rPr>
+              <w:t xml:space="preserve">    </w:t>
+            </w:r>
+            <w:r>
+              <w:rPr>
+                <w:rFonts w:ascii="Consolas" w:hAnsi="Consolas" w:cs="Calibri"/>
+                <w:lang w:val="en-US"/>
+              </w:rPr>
+              <w:t>&lt;meta charset="utf-8" /&gt;</w:t>
+            </w:r>
+          </w:p>
+          <w:p>
+            <w:pPr>
+              <w:rPr>
+                <w:rFonts w:ascii="Consolas" w:hAnsi="Consolas" w:cs="Calibri"/>
+                <w:lang w:val="en-US"/>
+              </w:rPr>
+            </w:pPr>
+            <w:r>
+              <w:rPr>
+                <w:rFonts w:ascii="Consolas" w:hAnsi="Consolas" w:cs="Calibri"/>
+                <w:lang w:val="en-US"/>
+              </w:rPr>
+              <w:t xml:space="preserve">    </w:t>
+            </w:r>
+            <w:r>
+              <w:rPr>
+                <w:rFonts w:ascii="Consolas" w:hAnsi="Consolas" w:cs="Calibri"/>
+                <w:lang w:val="en-US"/>
+              </w:rPr>
+              <w:t>&lt;title&gt;Exemplo&lt;/title&gt;</w:t>
+            </w:r>
+          </w:p>
+          <w:p>
+            <w:pPr>
+              <w:rPr>
+                <w:rFonts w:ascii="Consolas" w:hAnsi="Consolas" w:cs="Calibri"/>
+                <w:lang w:val="en-US"/>
+              </w:rPr>
+            </w:pPr>
+            <w:r>
+              <w:rPr>
+                <w:rFonts w:ascii="Consolas" w:hAnsi="Consolas" w:cs="Calibri"/>
+                <w:lang w:val="en-US"/>
+              </w:rPr>
+              <w:t xml:space="preserve">    </w:t>
+            </w:r>
+            <w:r>
+              <w:rPr>
+                <w:rFonts w:ascii="Consolas" w:hAnsi="Consolas" w:cs="Calibri"/>
+                <w:lang w:val="en-US"/>
+              </w:rPr>
+              <w:t>&lt;link rel="stylesheet" href="css/style.css" /&gt;</w:t>
+            </w:r>
+          </w:p>
+          <w:p>
+            <w:pPr>
+              <w:rPr>
+                <w:rFonts w:ascii="Consolas" w:hAnsi="Consolas" w:cs="Calibri"/>
+              </w:rPr>
+            </w:pPr>
+            <w:r>
+              <w:rPr>
+                <w:rFonts w:ascii="Consolas" w:hAnsi="Consolas" w:cs="Calibri"/>
+                <w:lang w:val="en-US"/>
+              </w:rPr>
               <w:t xml:space="preserve">  </w:t>
             </w:r>
             <w:r>
               <w:rPr>
                 <w:rFonts w:ascii="Consolas" w:hAnsi="Consolas" w:cs="Calibri"/>
-                <w:lang w:val="en-US"/>
-              </w:rPr>
-              <w:t>&lt;head&gt;</w:t>
-            </w:r>
-          </w:p>
-          <w:p>
-            <w:pPr>
-              <w:rPr>
-                <w:rFonts w:ascii="Consolas" w:hAnsi="Consolas" w:cs="Calibri"/>
-                <w:lang w:val="en-US"/>
-              </w:rPr>
-            </w:pPr>
-            <w:r>
-              <w:rPr>
-                <w:rFonts w:ascii="Consolas" w:hAnsi="Consolas" w:cs="Calibri"/>
-                <w:lang w:val="en-US"/>
+              </w:rPr>
+              <w:t>&lt;/head&gt;</w:t>
+            </w:r>
+          </w:p>
+          <w:p>
+            <w:pPr>
+              <w:rPr>
+                <w:rFonts w:ascii="Consolas" w:hAnsi="Consolas" w:cs="Calibri"/>
+              </w:rPr>
+            </w:pPr>
+            <w:r>
+              <w:rPr>
+                <w:rFonts w:ascii="Consolas" w:hAnsi="Consolas" w:cs="Calibri"/>
+              </w:rPr>
+              <w:t xml:space="preserve">  </w:t>
+            </w:r>
+            <w:r>
+              <w:rPr>
+                <w:rFonts w:ascii="Consolas" w:hAnsi="Consolas" w:cs="Calibri"/>
+              </w:rPr>
+              <w:t>&lt;body&gt;</w:t>
+            </w:r>
+          </w:p>
+          <w:p>
+            <w:pPr>
+              <w:rPr>
+                <w:rFonts w:ascii="Consolas" w:hAnsi="Consolas" w:cs="Calibri"/>
+              </w:rPr>
+            </w:pPr>
+            <w:r>
+              <w:rPr>
+                <w:rFonts w:ascii="Consolas" w:hAnsi="Consolas" w:cs="Calibri"/>
               </w:rPr>
               <w:t xml:space="preserve">    </w:t>
             </w:r>
             <w:r>
               <w:rPr>
                 <w:rFonts w:ascii="Consolas" w:hAnsi="Consolas" w:cs="Calibri"/>
-                <w:lang w:val="en-US"/>
-              </w:rPr>
-              <w:t>&lt;meta charset="utf-8" /&gt;</w:t>
-            </w:r>
-          </w:p>
-          <w:p>
-            <w:pPr>
-              <w:rPr>
-                <w:rFonts w:ascii="Consolas" w:hAnsi="Consolas" w:cs="Calibri"/>
-                <w:lang w:val="en-US"/>
-              </w:rPr>
-            </w:pPr>
-            <w:r>
-              <w:rPr>
-                <w:rFonts w:ascii="Consolas" w:hAnsi="Consolas" w:cs="Calibri"/>
-                <w:lang w:val="en-US"/>
+              </w:rPr>
+              <w:t>&lt;</w:t>
+            </w:r>
+            <w:r>
+              <w:rPr>
+                <w:rFonts w:ascii="Consolas" w:hAnsi="Consolas" w:cs="Calibri"/>
+              </w:rPr>
+              <w:t>p&gt;Exemplo de alteração da exibição de uma lista:&lt;/p&gt;</w:t>
+            </w:r>
+          </w:p>
+          <w:p>
+            <w:pPr>
+              <w:rPr>
+                <w:rFonts w:ascii="Consolas" w:hAnsi="Consolas" w:cs="Calibri"/>
+              </w:rPr>
+            </w:pPr>
+            <w:r>
+              <w:rPr>
+                <w:rFonts w:ascii="Consolas" w:hAnsi="Consolas" w:cs="Calibri"/>
               </w:rPr>
               <w:t xml:space="preserve">    </w:t>
             </w:r>
             <w:r>
               <w:rPr>
                 <w:rFonts w:ascii="Consolas" w:hAnsi="Consolas" w:cs="Calibri"/>
-                <w:lang w:val="en-US"/>
-              </w:rPr>
-              <w:t>&lt;title&gt;Exemplo&lt;/title&gt;</w:t>
-            </w:r>
-          </w:p>
-          <w:p>
-            <w:pPr>
-              <w:rPr>
-                <w:rFonts w:ascii="Consolas" w:hAnsi="Consolas" w:cs="Calibri"/>
-                <w:lang w:val="en-US"/>
-              </w:rPr>
-            </w:pPr>
-            <w:r>
-              <w:rPr>
-                <w:rFonts w:ascii="Consolas" w:hAnsi="Consolas" w:cs="Calibri"/>
-                <w:lang w:val="en-US"/>
+              </w:rPr>
+              <w:t>&lt;ul&gt;</w:t>
+            </w:r>
+          </w:p>
+          <w:p>
+            <w:pPr>
+              <w:rPr>
+                <w:rFonts w:ascii="Consolas" w:hAnsi="Consolas" w:cs="Calibri"/>
+              </w:rPr>
+            </w:pPr>
+            <w:r>
+              <w:rPr>
+                <w:rFonts w:ascii="Consolas" w:hAnsi="Consolas" w:cs="Calibri"/>
+              </w:rPr>
+              <w:t xml:space="preserve">      </w:t>
+            </w:r>
+            <w:r>
+              <w:rPr>
+                <w:rFonts w:ascii="Consolas" w:hAnsi="Consolas" w:cs="Calibri"/>
+              </w:rPr>
+              <w:t>&lt;li&gt;&lt;a href="#"&gt;Item 1&lt;/a&gt;&lt;/li&gt;</w:t>
+            </w:r>
+          </w:p>
+          <w:p>
+            <w:pPr>
+              <w:rPr>
+                <w:rFonts w:ascii="Consolas" w:hAnsi="Consolas" w:cs="Calibri"/>
+              </w:rPr>
+            </w:pPr>
+            <w:r>
+              <w:rPr>
+                <w:rFonts w:ascii="Consolas" w:hAnsi="Consolas" w:cs="Calibri"/>
+              </w:rPr>
+              <w:t xml:space="preserve">      </w:t>
+            </w:r>
+            <w:r>
+              <w:rPr>
+                <w:rFonts w:ascii="Consolas" w:hAnsi="Consolas" w:cs="Calibri"/>
+              </w:rPr>
+              <w:t>&lt;li id="oculto"&gt;&lt;a href="#"&gt;Item 2&lt;/a&gt;&lt;/li&gt;</w:t>
+            </w:r>
+          </w:p>
+          <w:p>
+            <w:pPr>
+              <w:rPr>
+                <w:rFonts w:ascii="Consolas" w:hAnsi="Consolas" w:cs="Calibri"/>
+              </w:rPr>
+            </w:pPr>
+            <w:r>
+              <w:rPr>
+                <w:rFonts w:ascii="Consolas" w:hAnsi="Consolas" w:cs="Calibri"/>
+              </w:rPr>
+              <w:t xml:space="preserve">      </w:t>
+            </w:r>
+            <w:r>
+              <w:rPr>
+                <w:rFonts w:ascii="Consolas" w:hAnsi="Consolas" w:cs="Calibri"/>
+              </w:rPr>
+              <w:t>&lt;li&gt;&lt;a href="#"&gt;Item 3&lt;/a&gt;&lt;/li&gt;</w:t>
+            </w:r>
+          </w:p>
+          <w:p>
+            <w:pPr>
+              <w:rPr>
+                <w:rFonts w:ascii="Consolas" w:hAnsi="Consolas" w:cs="Calibri"/>
+              </w:rPr>
+            </w:pPr>
+            <w:r>
+              <w:rPr>
+                <w:rFonts w:ascii="Consolas" w:hAnsi="Consolas" w:cs="Calibri"/>
               </w:rPr>
               <w:t xml:space="preserve">    </w:t>
             </w:r>
             <w:r>
               <w:rPr>
                 <w:rFonts w:ascii="Consolas" w:hAnsi="Consolas" w:cs="Calibri"/>
-                <w:lang w:val="en-US"/>
-              </w:rPr>
-              <w:t xml:space="preserve">&lt;link </w:t>
-            </w:r>
-            <w:proofErr w:type="spellStart"/>
-            <w:r>
-              <w:rPr>
-                <w:rFonts w:ascii="Consolas" w:hAnsi="Consolas" w:cs="Calibri"/>
-                <w:lang w:val="en-US"/>
-              </w:rPr>
-              <w:t>rel</w:t>
-            </w:r>
-            <w:proofErr w:type="spellEnd"/>
-            <w:r>
-              <w:rPr>
-                <w:rFonts w:ascii="Consolas" w:hAnsi="Consolas" w:cs="Calibri"/>
-                <w:lang w:val="en-US"/>
-              </w:rPr>
-              <w:t xml:space="preserve">="stylesheet" </w:t>
-            </w:r>
-            <w:proofErr w:type="spellStart"/>
-            <w:r>
-              <w:rPr>
-                <w:rFonts w:ascii="Consolas" w:hAnsi="Consolas" w:cs="Calibri"/>
-                <w:lang w:val="en-US"/>
-              </w:rPr>
-              <w:t>href</w:t>
-            </w:r>
-            <w:proofErr w:type="spellEnd"/>
-            <w:r>
-              <w:rPr>
-                <w:rFonts w:ascii="Consolas" w:hAnsi="Consolas" w:cs="Calibri"/>
-                <w:lang w:val="en-US"/>
-              </w:rPr>
-              <w:t>="</w:t>
-            </w:r>
-            <w:proofErr w:type="spellStart"/>
-            <w:r>
-              <w:rPr>
-                <w:rFonts w:ascii="Consolas" w:hAnsi="Consolas" w:cs="Calibri"/>
-                <w:lang w:val="en-US"/>
-              </w:rPr>
-              <w:t>css</w:t>
-            </w:r>
-            <w:proofErr w:type="spellEnd"/>
-            <w:r>
-              <w:rPr>
-                <w:rFonts w:ascii="Consolas" w:hAnsi="Consolas" w:cs="Calibri"/>
-                <w:lang w:val="en-US"/>
-              </w:rPr>
-              <w:t>/style.css" /&gt;</w:t>
+              </w:rPr>
+              <w:t>&lt;/ul&gt;</w:t>
             </w:r>
           </w:p>
           <w:p>
@@ -15593,248 +13030,6 @@
               <w:rPr>
                 <w:rFonts w:ascii="Consolas" w:hAnsi="Consolas" w:cs="Calibri"/>
               </w:rPr>
-              <w:t>&lt;/</w:t>
-            </w:r>
-            <w:proofErr w:type="spellStart"/>
-            <w:r>
-              <w:rPr>
-                <w:rFonts w:ascii="Consolas" w:hAnsi="Consolas" w:cs="Calibri"/>
-              </w:rPr>
-              <w:t>head</w:t>
-            </w:r>
-            <w:proofErr w:type="spellEnd"/>
-            <w:r>
-              <w:rPr>
-                <w:rFonts w:ascii="Consolas" w:hAnsi="Consolas" w:cs="Calibri"/>
-              </w:rPr>
-              <w:t>&gt;</w:t>
-            </w:r>
-          </w:p>
-          <w:p>
-            <w:pPr>
-              <w:rPr>
-                <w:rFonts w:ascii="Consolas" w:hAnsi="Consolas" w:cs="Calibri"/>
-              </w:rPr>
-            </w:pPr>
-            <w:r>
-              <w:rPr>
-                <w:rFonts w:ascii="Consolas" w:hAnsi="Consolas" w:cs="Calibri"/>
-              </w:rPr>
-              <w:t xml:space="preserve">  </w:t>
-            </w:r>
-            <w:r>
-              <w:rPr>
-                <w:rFonts w:ascii="Consolas" w:hAnsi="Consolas" w:cs="Calibri"/>
-              </w:rPr>
-              <w:t>&lt;body&gt;</w:t>
-            </w:r>
-          </w:p>
-          <w:p>
-            <w:pPr>
-              <w:rPr>
-                <w:rFonts w:ascii="Consolas" w:hAnsi="Consolas" w:cs="Calibri"/>
-              </w:rPr>
-            </w:pPr>
-            <w:r>
-              <w:rPr>
-                <w:rFonts w:ascii="Consolas" w:hAnsi="Consolas" w:cs="Calibri"/>
-              </w:rPr>
-              <w:t xml:space="preserve">    </w:t>
-            </w:r>
-            <w:r>
-              <w:rPr>
-                <w:rFonts w:ascii="Consolas" w:hAnsi="Consolas" w:cs="Calibri"/>
-              </w:rPr>
-              <w:t>&lt;</w:t>
-            </w:r>
-            <w:r>
-              <w:rPr>
-                <w:rFonts w:ascii="Consolas" w:hAnsi="Consolas" w:cs="Calibri"/>
-              </w:rPr>
-              <w:t>p&gt;Exemplo de alteração da exibição de uma lista:&lt;/p&gt;</w:t>
-            </w:r>
-          </w:p>
-          <w:p>
-            <w:pPr>
-              <w:rPr>
-                <w:rFonts w:ascii="Consolas" w:hAnsi="Consolas" w:cs="Calibri"/>
-              </w:rPr>
-            </w:pPr>
-            <w:r>
-              <w:rPr>
-                <w:rFonts w:ascii="Consolas" w:hAnsi="Consolas" w:cs="Calibri"/>
-              </w:rPr>
-              <w:t xml:space="preserve">    </w:t>
-            </w:r>
-            <w:r>
-              <w:rPr>
-                <w:rFonts w:ascii="Consolas" w:hAnsi="Consolas" w:cs="Calibri"/>
-              </w:rPr>
-              <w:t>&lt;</w:t>
-            </w:r>
-            <w:proofErr w:type="spellStart"/>
-            <w:r>
-              <w:rPr>
-                <w:rFonts w:ascii="Consolas" w:hAnsi="Consolas" w:cs="Calibri"/>
-              </w:rPr>
-              <w:t>ul</w:t>
-            </w:r>
-            <w:proofErr w:type="spellEnd"/>
-            <w:r>
-              <w:rPr>
-                <w:rFonts w:ascii="Consolas" w:hAnsi="Consolas" w:cs="Calibri"/>
-              </w:rPr>
-              <w:t>&gt;</w:t>
-            </w:r>
-          </w:p>
-          <w:p>
-            <w:pPr>
-              <w:rPr>
-                <w:rFonts w:ascii="Consolas" w:hAnsi="Consolas" w:cs="Calibri"/>
-              </w:rPr>
-            </w:pPr>
-            <w:r>
-              <w:rPr>
-                <w:rFonts w:ascii="Consolas" w:hAnsi="Consolas" w:cs="Calibri"/>
-              </w:rPr>
-              <w:t xml:space="preserve">      </w:t>
-            </w:r>
-            <w:r>
-              <w:rPr>
-                <w:rFonts w:ascii="Consolas" w:hAnsi="Consolas" w:cs="Calibri"/>
-              </w:rPr>
-              <w:t xml:space="preserve">&lt;li&gt;&lt;a </w:t>
-            </w:r>
-            <w:proofErr w:type="spellStart"/>
-            <w:r>
-              <w:rPr>
-                <w:rFonts w:ascii="Consolas" w:hAnsi="Consolas" w:cs="Calibri"/>
-              </w:rPr>
-              <w:t>href</w:t>
-            </w:r>
-            <w:proofErr w:type="spellEnd"/>
-            <w:r>
-              <w:rPr>
-                <w:rFonts w:ascii="Consolas" w:hAnsi="Consolas" w:cs="Calibri"/>
-              </w:rPr>
-              <w:t>="#"&gt;Item 1&lt;/a&gt;&lt;/li&gt;</w:t>
-            </w:r>
-          </w:p>
-          <w:p>
-            <w:pPr>
-              <w:rPr>
-                <w:rFonts w:ascii="Consolas" w:hAnsi="Consolas" w:cs="Calibri"/>
-              </w:rPr>
-            </w:pPr>
-            <w:r>
-              <w:rPr>
-                <w:rFonts w:ascii="Consolas" w:hAnsi="Consolas" w:cs="Calibri"/>
-              </w:rPr>
-              <w:t xml:space="preserve">      </w:t>
-            </w:r>
-            <w:r>
-              <w:rPr>
-                <w:rFonts w:ascii="Consolas" w:hAnsi="Consolas" w:cs="Calibri"/>
-              </w:rPr>
-              <w:t xml:space="preserve">&lt;li id="oculto"&gt;&lt;a </w:t>
-            </w:r>
-            <w:proofErr w:type="spellStart"/>
-            <w:r>
-              <w:rPr>
-                <w:rFonts w:ascii="Consolas" w:hAnsi="Consolas" w:cs="Calibri"/>
-              </w:rPr>
-              <w:t>href</w:t>
-            </w:r>
-            <w:proofErr w:type="spellEnd"/>
-            <w:r>
-              <w:rPr>
-                <w:rFonts w:ascii="Consolas" w:hAnsi="Consolas" w:cs="Calibri"/>
-              </w:rPr>
-              <w:t>="#"&gt;Item 2&lt;/a&gt;&lt;/li&gt;</w:t>
-            </w:r>
-          </w:p>
-          <w:p>
-            <w:pPr>
-              <w:rPr>
-                <w:rFonts w:ascii="Consolas" w:hAnsi="Consolas" w:cs="Calibri"/>
-              </w:rPr>
-            </w:pPr>
-            <w:r>
-              <w:rPr>
-                <w:rFonts w:ascii="Consolas" w:hAnsi="Consolas" w:cs="Calibri"/>
-              </w:rPr>
-              <w:t xml:space="preserve">      </w:t>
-            </w:r>
-            <w:r>
-              <w:rPr>
-                <w:rFonts w:ascii="Consolas" w:hAnsi="Consolas" w:cs="Calibri"/>
-              </w:rPr>
-              <w:t xml:space="preserve">&lt;li&gt;&lt;a </w:t>
-            </w:r>
-            <w:proofErr w:type="spellStart"/>
-            <w:r>
-              <w:rPr>
-                <w:rFonts w:ascii="Consolas" w:hAnsi="Consolas" w:cs="Calibri"/>
-              </w:rPr>
-              <w:t>href</w:t>
-            </w:r>
-            <w:proofErr w:type="spellEnd"/>
-            <w:r>
-              <w:rPr>
-                <w:rFonts w:ascii="Consolas" w:hAnsi="Consolas" w:cs="Calibri"/>
-              </w:rPr>
-              <w:t>="#"&gt;Item 3&lt;/a&gt;&lt;/li&gt;</w:t>
-            </w:r>
-          </w:p>
-          <w:p>
-            <w:pPr>
-              <w:rPr>
-                <w:rFonts w:ascii="Consolas" w:hAnsi="Consolas" w:cs="Calibri"/>
-              </w:rPr>
-            </w:pPr>
-            <w:r>
-              <w:rPr>
-                <w:rFonts w:ascii="Consolas" w:hAnsi="Consolas" w:cs="Calibri"/>
-              </w:rPr>
-              <w:t xml:space="preserve">    </w:t>
-            </w:r>
-            <w:r>
-              <w:rPr>
-                <w:rFonts w:ascii="Consolas" w:hAnsi="Consolas" w:cs="Calibri"/>
-              </w:rPr>
-              <w:t>&lt;/</w:t>
-            </w:r>
-            <w:proofErr w:type="spellStart"/>
-            <w:r>
-              <w:rPr>
-                <w:rFonts w:ascii="Consolas" w:hAnsi="Consolas" w:cs="Calibri"/>
-              </w:rPr>
-              <w:t>ul</w:t>
-            </w:r>
-            <w:proofErr w:type="spellEnd"/>
-            <w:r>
-              <w:rPr>
-                <w:rFonts w:ascii="Consolas" w:hAnsi="Consolas" w:cs="Calibri"/>
-              </w:rPr>
-              <w:t>&gt;</w:t>
-            </w:r>
-          </w:p>
-          <w:p>
-            <w:pPr>
-              <w:rPr>
-                <w:rFonts w:ascii="Consolas" w:hAnsi="Consolas" w:cs="Calibri"/>
-              </w:rPr>
-            </w:pPr>
-            <w:r>
-              <w:rPr>
-                <w:rFonts w:ascii="Consolas" w:hAnsi="Consolas" w:cs="Calibri"/>
-              </w:rPr>
-              <w:t xml:space="preserve">  </w:t>
-            </w:r>
-            <w:r>
-              <w:rPr>
-                <w:rFonts w:ascii="Consolas" w:hAnsi="Consolas" w:cs="Calibri"/>
-              </w:rPr>
               <w:t>&lt;/body&gt;</w:t>
             </w:r>
           </w:p>
@@ -15848,21 +13043,7 @@
               <w:rPr>
                 <w:rFonts w:ascii="Consolas" w:hAnsi="Consolas" w:cs="Calibri"/>
               </w:rPr>
-              <w:t>&lt;/</w:t>
-            </w:r>
-            <w:proofErr w:type="spellStart"/>
-            <w:r>
-              <w:rPr>
-                <w:rFonts w:ascii="Consolas" w:hAnsi="Consolas" w:cs="Calibri"/>
-              </w:rPr>
-              <w:t>html</w:t>
-            </w:r>
-            <w:proofErr w:type="spellEnd"/>
-            <w:r>
-              <w:rPr>
-                <w:rFonts w:ascii="Consolas" w:hAnsi="Consolas" w:cs="Calibri"/>
-              </w:rPr>
-              <w:t>&gt;</w:t>
+              <w:t>&lt;/html&gt;</w:t>
             </w:r>
           </w:p>
         </w:tc>
@@ -15911,6 +13092,7 @@
             <w:r>
               <w:rPr>
                 <w:rFonts w:ascii="Consolas" w:hAnsi="Consolas" w:cs="Calibri"/>
+                <w:noProof/>
                 <w:lang w:val="en-US"/>
               </w:rPr>
               <w:drawing>
@@ -16062,7 +13244,6 @@
         </w:rPr>
         <w:t xml:space="preserve">objetivo seja manter o espaço do elemento oculto, a opção a ser utilizada é a propriedade </w:t>
       </w:r>
-      <w:proofErr w:type="spellStart"/>
       <w:r>
         <w:rPr>
           <w:rFonts w:ascii="Verdana" w:hAnsi="Verdana" w:cs="Calibri"/>
@@ -16071,7 +13252,6 @@
         </w:rPr>
         <w:t>visibility</w:t>
       </w:r>
-      <w:proofErr w:type="spellEnd"/>
       <w:r>
         <w:rPr>
           <w:rFonts w:ascii="Verdana" w:hAnsi="Verdana" w:cs="Calibri"/>
@@ -16088,21 +13268,7 @@
         <w:rPr>
           <w:rFonts w:ascii="Verdana" w:hAnsi="Verdana" w:cs="Calibri"/>
         </w:rPr>
-        <w:t xml:space="preserve">com valor </w:t>
-      </w:r>
-      <w:proofErr w:type="spellStart"/>
-      <w:r>
-        <w:rPr>
-          <w:rFonts w:ascii="Verdana" w:hAnsi="Verdana" w:cs="Calibri"/>
-        </w:rPr>
-        <w:t>hidden</w:t>
-      </w:r>
-      <w:proofErr w:type="spellEnd"/>
-      <w:r>
-        <w:rPr>
-          <w:rFonts w:ascii="Verdana" w:hAnsi="Verdana" w:cs="Calibri"/>
-        </w:rPr>
-        <w:t>, conforme exemplo a seguir.</w:t>
+        <w:t>com valor hidden, conforme exemplo a seguir.</w:t>
       </w:r>
     </w:p>
     <w:tbl>
@@ -16130,7 +13296,6 @@
                 <w:bCs/>
               </w:rPr>
             </w:pPr>
-            <w:proofErr w:type="spellStart"/>
             <w:r>
               <w:rPr>
                 <w:rFonts w:ascii="Verdana" w:hAnsi="Verdana" w:cs="Calibri"/>
@@ -16139,7 +13304,6 @@
               </w:rPr>
               <w:t>css</w:t>
             </w:r>
-            <w:proofErr w:type="spellEnd"/>
           </w:p>
         </w:tc>
         <w:tc>
@@ -16156,7 +13320,6 @@
                 <w:bCs/>
               </w:rPr>
             </w:pPr>
-            <w:proofErr w:type="spellStart"/>
             <w:r>
               <w:rPr>
                 <w:rFonts w:ascii="Verdana" w:hAnsi="Verdana" w:cs="Calibri"/>
@@ -16165,7 +13328,6 @@
               </w:rPr>
               <w:t>html</w:t>
             </w:r>
-            <w:proofErr w:type="spellEnd"/>
           </w:p>
         </w:tc>
       </w:tr>
@@ -16206,21 +13368,12 @@
               </w:rPr>
               <w:t xml:space="preserve">  </w:t>
             </w:r>
-            <w:proofErr w:type="spellStart"/>
-            <w:r>
-              <w:rPr>
-                <w:rFonts w:ascii="Consolas" w:hAnsi="Consolas" w:cs="Calibri"/>
-                <w:lang w:val="en-US"/>
-              </w:rPr>
-              <w:t>visibility:hidden</w:t>
-            </w:r>
-            <w:proofErr w:type="spellEnd"/>
-            <w:r>
-              <w:rPr>
-                <w:rFonts w:ascii="Consolas" w:hAnsi="Consolas" w:cs="Calibri"/>
-                <w:lang w:val="en-US"/>
-              </w:rPr>
-              <w:t>;</w:t>
+            <w:r>
+              <w:rPr>
+                <w:rFonts w:ascii="Consolas" w:hAnsi="Consolas" w:cs="Calibri"/>
+                <w:lang w:val="en-US"/>
+              </w:rPr>
+              <w:t>visibility:hidden;</w:t>
             </w:r>
           </w:p>
           <w:p>
@@ -16417,82 +13570,20 @@
                 <w:rFonts w:ascii="Consolas" w:hAnsi="Consolas" w:cs="Calibri"/>
                 <w:lang w:val="en-US"/>
               </w:rPr>
-              <w:t xml:space="preserve">&lt;link </w:t>
-            </w:r>
-            <w:proofErr w:type="spellStart"/>
-            <w:r>
-              <w:rPr>
-                <w:rFonts w:ascii="Consolas" w:hAnsi="Consolas" w:cs="Calibri"/>
-                <w:lang w:val="en-US"/>
-              </w:rPr>
-              <w:t>rel</w:t>
-            </w:r>
-            <w:proofErr w:type="spellEnd"/>
-            <w:r>
-              <w:rPr>
-                <w:rFonts w:ascii="Consolas" w:hAnsi="Consolas" w:cs="Calibri"/>
-                <w:lang w:val="en-US"/>
-              </w:rPr>
-              <w:t xml:space="preserve">="stylesheet" </w:t>
-            </w:r>
-            <w:proofErr w:type="spellStart"/>
-            <w:r>
-              <w:rPr>
-                <w:rFonts w:ascii="Consolas" w:hAnsi="Consolas" w:cs="Calibri"/>
-                <w:lang w:val="en-US"/>
-              </w:rPr>
-              <w:t>href</w:t>
-            </w:r>
-            <w:proofErr w:type="spellEnd"/>
-            <w:r>
-              <w:rPr>
-                <w:rFonts w:ascii="Consolas" w:hAnsi="Consolas" w:cs="Calibri"/>
-                <w:lang w:val="en-US"/>
-              </w:rPr>
-              <w:t>="</w:t>
-            </w:r>
-            <w:proofErr w:type="spellStart"/>
-            <w:r>
-              <w:rPr>
-                <w:rFonts w:ascii="Consolas" w:hAnsi="Consolas" w:cs="Calibri"/>
-                <w:lang w:val="en-US"/>
-              </w:rPr>
-              <w:t>css</w:t>
-            </w:r>
-            <w:proofErr w:type="spellEnd"/>
-            <w:r>
-              <w:rPr>
-                <w:rFonts w:ascii="Consolas" w:hAnsi="Consolas" w:cs="Calibri"/>
-                <w:lang w:val="en-US"/>
-              </w:rPr>
-              <w:t>/style.css" /&gt;</w:t>
-            </w:r>
-          </w:p>
-          <w:p>
-            <w:pPr>
-              <w:rPr>
-                <w:rFonts w:ascii="Consolas" w:hAnsi="Consolas" w:cs="Calibri"/>
-              </w:rPr>
-            </w:pPr>
-            <w:r>
-              <w:rPr>
-                <w:rFonts w:ascii="Consolas" w:hAnsi="Consolas" w:cs="Calibri"/>
-              </w:rPr>
-              <w:t>&lt;/</w:t>
-            </w:r>
-            <w:proofErr w:type="spellStart"/>
-            <w:r>
-              <w:rPr>
-                <w:rFonts w:ascii="Consolas" w:hAnsi="Consolas" w:cs="Calibri"/>
-              </w:rPr>
-              <w:t>head</w:t>
-            </w:r>
-            <w:proofErr w:type="spellEnd"/>
-            <w:r>
-              <w:rPr>
-                <w:rFonts w:ascii="Consolas" w:hAnsi="Consolas" w:cs="Calibri"/>
-              </w:rPr>
-              <w:t>&gt;</w:t>
+              <w:t>&lt;link rel="stylesheet" href="css/style.css" /&gt;</w:t>
+            </w:r>
+          </w:p>
+          <w:p>
+            <w:pPr>
+              <w:rPr>
+                <w:rFonts w:ascii="Consolas" w:hAnsi="Consolas" w:cs="Calibri"/>
+              </w:rPr>
+            </w:pPr>
+            <w:r>
+              <w:rPr>
+                <w:rFonts w:ascii="Consolas" w:hAnsi="Consolas" w:cs="Calibri"/>
+              </w:rPr>
+              <w:t>&lt;/head&gt;</w:t>
             </w:r>
           </w:p>
           <w:p>
@@ -16549,21 +13640,7 @@
               <w:rPr>
                 <w:rFonts w:ascii="Consolas" w:hAnsi="Consolas" w:cs="Calibri"/>
               </w:rPr>
-              <w:t>&lt;</w:t>
-            </w:r>
-            <w:proofErr w:type="spellStart"/>
-            <w:r>
-              <w:rPr>
-                <w:rFonts w:ascii="Consolas" w:hAnsi="Consolas" w:cs="Calibri"/>
-              </w:rPr>
-              <w:t>ul</w:t>
-            </w:r>
-            <w:proofErr w:type="spellEnd"/>
-            <w:r>
-              <w:rPr>
-                <w:rFonts w:ascii="Consolas" w:hAnsi="Consolas" w:cs="Calibri"/>
-              </w:rPr>
-              <w:t>&gt;</w:t>
+              <w:t>&lt;ul&gt;</w:t>
             </w:r>
           </w:p>
           <w:p>
@@ -16582,21 +13659,7 @@
               <w:rPr>
                 <w:rFonts w:ascii="Consolas" w:hAnsi="Consolas" w:cs="Calibri"/>
               </w:rPr>
-              <w:t xml:space="preserve">&lt;li&gt;&lt;a </w:t>
-            </w:r>
-            <w:proofErr w:type="spellStart"/>
-            <w:r>
-              <w:rPr>
-                <w:rFonts w:ascii="Consolas" w:hAnsi="Consolas" w:cs="Calibri"/>
-              </w:rPr>
-              <w:t>href</w:t>
-            </w:r>
-            <w:proofErr w:type="spellEnd"/>
-            <w:r>
-              <w:rPr>
-                <w:rFonts w:ascii="Consolas" w:hAnsi="Consolas" w:cs="Calibri"/>
-              </w:rPr>
-              <w:t>="#"&gt;Item 1&lt;/a&gt;&lt;/li&gt;</w:t>
+              <w:t>&lt;li&gt;&lt;a href="#"&gt;Item 1&lt;/a&gt;&lt;/li&gt;</w:t>
             </w:r>
           </w:p>
           <w:p>
@@ -16615,21 +13678,7 @@
               <w:rPr>
                 <w:rFonts w:ascii="Consolas" w:hAnsi="Consolas" w:cs="Calibri"/>
               </w:rPr>
-              <w:t xml:space="preserve">&lt;li id="oculto"&gt;&lt;a </w:t>
-            </w:r>
-            <w:proofErr w:type="spellStart"/>
-            <w:r>
-              <w:rPr>
-                <w:rFonts w:ascii="Consolas" w:hAnsi="Consolas" w:cs="Calibri"/>
-              </w:rPr>
-              <w:t>href</w:t>
-            </w:r>
-            <w:proofErr w:type="spellEnd"/>
-            <w:r>
-              <w:rPr>
-                <w:rFonts w:ascii="Consolas" w:hAnsi="Consolas" w:cs="Calibri"/>
-              </w:rPr>
-              <w:t>="#"&gt;Item 2&lt;/a&gt;&lt;/li&gt;</w:t>
+              <w:t>&lt;li id="oculto"&gt;&lt;a href="#"&gt;Item 2&lt;/a&gt;&lt;/li&gt;</w:t>
             </w:r>
           </w:p>
           <w:p>
@@ -16648,21 +13697,7 @@
               <w:rPr>
                 <w:rFonts w:ascii="Consolas" w:hAnsi="Consolas" w:cs="Calibri"/>
               </w:rPr>
-              <w:t xml:space="preserve">&lt;li&gt;&lt;a </w:t>
-            </w:r>
-            <w:proofErr w:type="spellStart"/>
-            <w:r>
-              <w:rPr>
-                <w:rFonts w:ascii="Consolas" w:hAnsi="Consolas" w:cs="Calibri"/>
-              </w:rPr>
-              <w:t>href</w:t>
-            </w:r>
-            <w:proofErr w:type="spellEnd"/>
-            <w:r>
-              <w:rPr>
-                <w:rFonts w:ascii="Consolas" w:hAnsi="Consolas" w:cs="Calibri"/>
-              </w:rPr>
-              <w:t>="#"&gt;Item 3&lt;/a&gt;&lt;/li&gt;</w:t>
+              <w:t>&lt;li&gt;&lt;a href="#"&gt;Item 3&lt;/a&gt;&lt;/li&gt;</w:t>
             </w:r>
           </w:p>
           <w:p>
@@ -16681,21 +13716,7 @@
               <w:rPr>
                 <w:rFonts w:ascii="Consolas" w:hAnsi="Consolas" w:cs="Calibri"/>
               </w:rPr>
-              <w:t>&lt;/</w:t>
-            </w:r>
-            <w:proofErr w:type="spellStart"/>
-            <w:r>
-              <w:rPr>
-                <w:rFonts w:ascii="Consolas" w:hAnsi="Consolas" w:cs="Calibri"/>
-              </w:rPr>
-              <w:t>ul</w:t>
-            </w:r>
-            <w:proofErr w:type="spellEnd"/>
-            <w:r>
-              <w:rPr>
-                <w:rFonts w:ascii="Consolas" w:hAnsi="Consolas" w:cs="Calibri"/>
-              </w:rPr>
-              <w:t>&gt;</w:t>
+              <w:t>&lt;/ul&gt;</w:t>
             </w:r>
           </w:p>
           <w:p>
@@ -16727,21 +13748,7 @@
               <w:rPr>
                 <w:rFonts w:ascii="Consolas" w:hAnsi="Consolas" w:cs="Calibri"/>
               </w:rPr>
-              <w:t>&lt;/</w:t>
-            </w:r>
-            <w:proofErr w:type="spellStart"/>
-            <w:r>
-              <w:rPr>
-                <w:rFonts w:ascii="Consolas" w:hAnsi="Consolas" w:cs="Calibri"/>
-              </w:rPr>
-              <w:t>html</w:t>
-            </w:r>
-            <w:proofErr w:type="spellEnd"/>
-            <w:r>
-              <w:rPr>
-                <w:rFonts w:ascii="Consolas" w:hAnsi="Consolas" w:cs="Calibri"/>
-              </w:rPr>
-              <w:t>&gt;</w:t>
+              <w:t>&lt;/html&gt;</w:t>
             </w:r>
           </w:p>
         </w:tc>
@@ -16790,6 +13797,7 @@
             <w:r>
               <w:rPr>
                 <w:rFonts w:ascii="Consolas" w:hAnsi="Consolas" w:cs="Calibri"/>
+                <w:noProof/>
                 <w:lang w:val="en-US"/>
               </w:rPr>
               <w:drawing>
@@ -16979,21 +13987,7 @@
         <w:rPr>
           <w:rFonts w:ascii="Verdana" w:hAnsi="Verdana" w:cs="Calibri"/>
         </w:rPr>
-        <w:t xml:space="preserve">A propriedade float </w:t>
-      </w:r>
-      <w:proofErr w:type="gramStart"/>
-      <w:r>
-        <w:rPr>
-          <w:rFonts w:ascii="Verdana" w:hAnsi="Verdana" w:cs="Calibri"/>
-        </w:rPr>
-        <w:t>especifica</w:t>
-      </w:r>
-      <w:proofErr w:type="gramEnd"/>
-      <w:r>
-        <w:rPr>
-          <w:rFonts w:ascii="Verdana" w:hAnsi="Verdana" w:cs="Calibri"/>
-        </w:rPr>
-        <w:t xml:space="preserve"> como um elemento deve flutuar, indicando como posicionar o</w:t>
+        <w:t>A propriedade float especifica como um elemento deve flutuar, indicando como posicionar o</w:t>
       </w:r>
       <w:r>
         <w:rPr>
@@ -17022,23 +14016,13 @@
           <w:rFonts w:ascii="Verdana" w:hAnsi="Verdana" w:cs="Calibri"/>
         </w:rPr>
       </w:pPr>
-      <w:proofErr w:type="spellStart"/>
       <w:r>
         <w:rPr>
           <w:rFonts w:ascii="Verdana" w:hAnsi="Verdana" w:cs="Calibri"/>
           <w:i/>
           <w:iCs/>
         </w:rPr>
-        <w:t>left</w:t>
-      </w:r>
-      <w:proofErr w:type="spellEnd"/>
-      <w:r>
-        <w:rPr>
-          <w:rFonts w:ascii="Verdana" w:hAnsi="Verdana" w:cs="Calibri"/>
-          <w:i/>
-          <w:iCs/>
-        </w:rPr>
-        <w:t xml:space="preserve"> </w:t>
+        <w:t xml:space="preserve">left </w:t>
       </w:r>
       <w:r>
         <w:rPr>
@@ -17061,23 +14045,13 @@
           <w:rFonts w:ascii="Verdana" w:hAnsi="Verdana" w:cs="Calibri"/>
         </w:rPr>
       </w:pPr>
-      <w:proofErr w:type="spellStart"/>
       <w:r>
         <w:rPr>
           <w:rFonts w:ascii="Verdana" w:hAnsi="Verdana" w:cs="Calibri"/>
           <w:i/>
           <w:iCs/>
         </w:rPr>
-        <w:t>right</w:t>
-      </w:r>
-      <w:proofErr w:type="spellEnd"/>
-      <w:r>
-        <w:rPr>
-          <w:rFonts w:ascii="Verdana" w:hAnsi="Verdana" w:cs="Calibri"/>
-          <w:i/>
-          <w:iCs/>
-        </w:rPr>
-        <w:t xml:space="preserve"> </w:t>
+        <w:t xml:space="preserve">right </w:t>
       </w:r>
       <w:r>
         <w:rPr>
@@ -17102,23 +14076,13 @@
           <w:bCs/>
         </w:rPr>
       </w:pPr>
-      <w:proofErr w:type="spellStart"/>
       <w:r>
         <w:rPr>
           <w:rFonts w:ascii="Verdana" w:hAnsi="Verdana" w:cs="Calibri"/>
           <w:i/>
           <w:iCs/>
         </w:rPr>
-        <w:t>none</w:t>
-      </w:r>
-      <w:proofErr w:type="spellEnd"/>
-      <w:r>
-        <w:rPr>
-          <w:rFonts w:ascii="Verdana" w:hAnsi="Verdana" w:cs="Calibri"/>
-          <w:i/>
-          <w:iCs/>
-        </w:rPr>
-        <w:t xml:space="preserve"> </w:t>
+        <w:t xml:space="preserve">none </w:t>
       </w:r>
       <w:r>
         <w:rPr>
@@ -17149,23 +14113,13 @@
           <w:rFonts w:ascii="Verdana" w:hAnsi="Verdana" w:cs="Calibri"/>
         </w:rPr>
       </w:pPr>
-      <w:proofErr w:type="spellStart"/>
       <w:r>
         <w:rPr>
           <w:rFonts w:ascii="Verdana" w:hAnsi="Verdana" w:cs="Calibri"/>
           <w:i/>
           <w:iCs/>
         </w:rPr>
-        <w:t>inherit</w:t>
-      </w:r>
-      <w:proofErr w:type="spellEnd"/>
-      <w:r>
-        <w:rPr>
-          <w:rFonts w:ascii="Verdana" w:hAnsi="Verdana" w:cs="Calibri"/>
-          <w:i/>
-          <w:iCs/>
-        </w:rPr>
-        <w:t xml:space="preserve"> </w:t>
+        <w:t xml:space="preserve">inherit </w:t>
       </w:r>
       <w:r>
         <w:rPr>
@@ -17185,21 +14139,7 @@
         <w:rPr>
           <w:rFonts w:ascii="Verdana" w:hAnsi="Verdana" w:cs="Calibri"/>
         </w:rPr>
-        <w:t xml:space="preserve">Confira um exemplo a seguir, no qual o texto de uma imagem será </w:t>
-      </w:r>
-      <w:proofErr w:type="gramStart"/>
-      <w:r>
-        <w:rPr>
-          <w:rFonts w:ascii="Verdana" w:hAnsi="Verdana" w:cs="Calibri"/>
-        </w:rPr>
-        <w:t>posicionada</w:t>
-      </w:r>
-      <w:proofErr w:type="gramEnd"/>
-      <w:r>
-        <w:rPr>
-          <w:rFonts w:ascii="Verdana" w:hAnsi="Verdana" w:cs="Calibri"/>
-        </w:rPr>
-        <w:t xml:space="preserve"> à esquerda de um</w:t>
+        <w:t>Confira um exemplo a seguir, no qual o texto de uma imagem será posicionada à esquerda de um</w:t>
       </w:r>
       <w:r>
         <w:rPr>
@@ -17240,7 +14180,6 @@
                 <w:bCs/>
               </w:rPr>
             </w:pPr>
-            <w:proofErr w:type="spellStart"/>
             <w:r>
               <w:rPr>
                 <w:rFonts w:ascii="Verdana" w:hAnsi="Verdana" w:cs="Calibri"/>
@@ -17249,7 +14188,6 @@
               </w:rPr>
               <w:t>css</w:t>
             </w:r>
-            <w:proofErr w:type="spellEnd"/>
           </w:p>
         </w:tc>
         <w:tc>
@@ -17266,7 +14204,6 @@
                 <w:bCs/>
               </w:rPr>
             </w:pPr>
-            <w:proofErr w:type="spellStart"/>
             <w:r>
               <w:rPr>
                 <w:rFonts w:ascii="Verdana" w:hAnsi="Verdana" w:cs="Calibri"/>
@@ -17275,7 +14212,6 @@
               </w:rPr>
               <w:t>html</w:t>
             </w:r>
-            <w:proofErr w:type="spellEnd"/>
           </w:p>
         </w:tc>
       </w:tr>
@@ -17294,24 +14230,13 @@
                 <w:lang w:val="en-US"/>
               </w:rPr>
             </w:pPr>
-            <w:proofErr w:type="spellStart"/>
-            <w:proofErr w:type="gramStart"/>
-            <w:r>
-              <w:rPr>
-                <w:rFonts w:ascii="Consolas" w:hAnsi="Consolas" w:cs="Calibri"/>
-                <w:lang w:val="en-US"/>
-              </w:rPr>
-              <w:t>img</w:t>
-            </w:r>
-            <w:proofErr w:type="spellEnd"/>
-            <w:r>
-              <w:rPr>
-                <w:rFonts w:ascii="Consolas" w:hAnsi="Consolas" w:cs="Calibri"/>
-                <w:lang w:val="en-US"/>
-              </w:rPr>
-              <w:t xml:space="preserve"> {</w:t>
-            </w:r>
-            <w:proofErr w:type="gramEnd"/>
+            <w:r>
+              <w:rPr>
+                <w:rFonts w:ascii="Consolas" w:hAnsi="Consolas" w:cs="Calibri"/>
+                <w:lang w:val="en-US"/>
+              </w:rPr>
+              <w:t>img {</w:t>
+            </w:r>
           </w:p>
           <w:p>
             <w:pPr>
@@ -17536,66 +14461,19 @@
                 <w:rFonts w:ascii="Consolas" w:hAnsi="Consolas" w:cs="Calibri"/>
                 <w:lang w:val="en-US"/>
               </w:rPr>
-              <w:t xml:space="preserve">&lt;link </w:t>
-            </w:r>
-            <w:proofErr w:type="spellStart"/>
-            <w:r>
-              <w:rPr>
-                <w:rFonts w:ascii="Consolas" w:hAnsi="Consolas" w:cs="Calibri"/>
-                <w:lang w:val="en-US"/>
-              </w:rPr>
-              <w:t>rel</w:t>
-            </w:r>
-            <w:proofErr w:type="spellEnd"/>
-            <w:r>
-              <w:rPr>
-                <w:rFonts w:ascii="Consolas" w:hAnsi="Consolas" w:cs="Calibri"/>
-                <w:lang w:val="en-US"/>
-              </w:rPr>
-              <w:t xml:space="preserve">="stylesheet" </w:t>
-            </w:r>
-            <w:proofErr w:type="spellStart"/>
-            <w:r>
-              <w:rPr>
-                <w:rFonts w:ascii="Consolas" w:hAnsi="Consolas" w:cs="Calibri"/>
-                <w:lang w:val="en-US"/>
-              </w:rPr>
-              <w:t>href</w:t>
-            </w:r>
-            <w:proofErr w:type="spellEnd"/>
-            <w:r>
-              <w:rPr>
-                <w:rFonts w:ascii="Consolas" w:hAnsi="Consolas" w:cs="Calibri"/>
-                <w:lang w:val="en-US"/>
-              </w:rPr>
-              <w:t>="</w:t>
-            </w:r>
-            <w:proofErr w:type="spellStart"/>
-            <w:r>
-              <w:rPr>
-                <w:rFonts w:ascii="Consolas" w:hAnsi="Consolas" w:cs="Calibri"/>
-                <w:lang w:val="en-US"/>
-              </w:rPr>
-              <w:t>css</w:t>
-            </w:r>
-            <w:proofErr w:type="spellEnd"/>
-            <w:r>
-              <w:rPr>
-                <w:rFonts w:ascii="Consolas" w:hAnsi="Consolas" w:cs="Calibri"/>
-                <w:lang w:val="en-US"/>
-              </w:rPr>
-              <w:t>/style.css" /&gt;</w:t>
-            </w:r>
-          </w:p>
-          <w:p>
-            <w:pPr>
-              <w:rPr>
-                <w:rFonts w:ascii="Consolas" w:hAnsi="Consolas" w:cs="Calibri"/>
-              </w:rPr>
-            </w:pPr>
-            <w:r>
-              <w:rPr>
-                <w:rFonts w:ascii="Consolas" w:hAnsi="Consolas" w:cs="Calibri"/>
+              <w:t>&lt;link rel="stylesheet" href="css/style.css" /&gt;</w:t>
+            </w:r>
+          </w:p>
+          <w:p>
+            <w:pPr>
+              <w:rPr>
+                <w:rFonts w:ascii="Consolas" w:hAnsi="Consolas" w:cs="Calibri"/>
+              </w:rPr>
+            </w:pPr>
+            <w:r>
+              <w:rPr>
+                <w:rFonts w:ascii="Consolas" w:hAnsi="Consolas" w:cs="Calibri"/>
+                <w:lang w:val="en-US"/>
               </w:rPr>
               <w:t xml:space="preserve">  </w:t>
             </w:r>
@@ -17603,21 +14481,7 @@
               <w:rPr>
                 <w:rFonts w:ascii="Consolas" w:hAnsi="Consolas" w:cs="Calibri"/>
               </w:rPr>
-              <w:t>&lt;/</w:t>
-            </w:r>
-            <w:proofErr w:type="spellStart"/>
-            <w:r>
-              <w:rPr>
-                <w:rFonts w:ascii="Consolas" w:hAnsi="Consolas" w:cs="Calibri"/>
-              </w:rPr>
-              <w:t>head</w:t>
-            </w:r>
-            <w:proofErr w:type="spellEnd"/>
-            <w:r>
-              <w:rPr>
-                <w:rFonts w:ascii="Consolas" w:hAnsi="Consolas" w:cs="Calibri"/>
-              </w:rPr>
-              <w:t>&gt;</w:t>
+              <w:t>&lt;/head&gt;</w:t>
             </w:r>
           </w:p>
           <w:p>
@@ -17668,7 +14532,6 @@
             <w:r>
               <w:rPr>
                 <w:rFonts w:ascii="Consolas" w:hAnsi="Consolas" w:cs="Calibri"/>
-                <w:lang w:val="en-US"/>
               </w:rPr>
               <w:t xml:space="preserve">    </w:t>
             </w:r>
@@ -17691,17 +14554,8 @@
                 <w:rFonts w:ascii="Consolas" w:hAnsi="Consolas" w:cs="Calibri"/>
                 <w:lang w:val="en-US"/>
               </w:rPr>
-              <w:t>&lt;</w:t>
-            </w:r>
-            <w:proofErr w:type="spellStart"/>
-            <w:r>
-              <w:rPr>
-                <w:rFonts w:ascii="Consolas" w:hAnsi="Consolas" w:cs="Calibri"/>
-                <w:lang w:val="en-US"/>
-              </w:rPr>
-              <w:t>img</w:t>
-            </w:r>
-            <w:proofErr w:type="spellEnd"/>
+              <w:t>&lt;img</w:t>
+            </w:r>
             <w:r>
               <w:rPr>
                 <w:rFonts w:ascii="Consolas" w:hAnsi="Consolas" w:cs="Calibri"/>
@@ -17839,21 +14693,7 @@
               <w:rPr>
                 <w:rFonts w:ascii="Consolas" w:hAnsi="Consolas" w:cs="Calibri"/>
               </w:rPr>
-              <w:t>&lt;/</w:t>
-            </w:r>
-            <w:proofErr w:type="spellStart"/>
-            <w:r>
-              <w:rPr>
-                <w:rFonts w:ascii="Consolas" w:hAnsi="Consolas" w:cs="Calibri"/>
-              </w:rPr>
-              <w:t>html</w:t>
-            </w:r>
-            <w:proofErr w:type="spellEnd"/>
-            <w:r>
-              <w:rPr>
-                <w:rFonts w:ascii="Consolas" w:hAnsi="Consolas" w:cs="Calibri"/>
-              </w:rPr>
-              <w:t>&gt;</w:t>
+              <w:t>&lt;/html&gt;</w:t>
             </w:r>
           </w:p>
         </w:tc>
@@ -17902,6 +14742,7 @@
             <w:r>
               <w:rPr>
                 <w:rFonts w:ascii="Consolas" w:hAnsi="Consolas" w:cs="Calibri"/>
+                <w:noProof/>
                 <w:lang w:val="en-US"/>
               </w:rPr>
               <w:drawing>
@@ -18071,7 +14912,6 @@
         </w:rPr>
         <w:t xml:space="preserve">posicionado abaixo (e não à direita ou à esquerda), devemos usar a propriedade </w:t>
       </w:r>
-      <w:proofErr w:type="spellStart"/>
       <w:r>
         <w:rPr>
           <w:rFonts w:ascii="Verdana" w:hAnsi="Verdana" w:cs="Calibri"/>
@@ -18080,7 +14920,6 @@
         </w:rPr>
         <w:t>clear</w:t>
       </w:r>
-      <w:proofErr w:type="spellEnd"/>
       <w:r>
         <w:rPr>
           <w:rFonts w:ascii="Verdana" w:hAnsi="Verdana" w:cs="Calibri"/>
@@ -18111,94 +14950,28 @@
         </w:rPr>
         <w:t xml:space="preserve">possíveis são: </w:t>
       </w:r>
-      <w:proofErr w:type="spellStart"/>
       <w:r>
         <w:rPr>
           <w:rFonts w:ascii="Verdana" w:hAnsi="Verdana" w:cs="Calibri"/>
           <w:i/>
           <w:iCs/>
         </w:rPr>
-        <w:t>none</w:t>
-      </w:r>
-      <w:proofErr w:type="spellEnd"/>
+        <w:t xml:space="preserve">none, left, right, both </w:t>
+      </w:r>
+      <w:r>
+        <w:rPr>
+          <w:rFonts w:ascii="Verdana" w:hAnsi="Verdana" w:cs="Calibri"/>
+        </w:rPr>
+        <w:t xml:space="preserve">e </w:t>
+      </w:r>
       <w:r>
         <w:rPr>
           <w:rFonts w:ascii="Verdana" w:hAnsi="Verdana" w:cs="Calibri"/>
           <w:i/>
           <w:iCs/>
         </w:rPr>
-        <w:t xml:space="preserve">, </w:t>
-      </w:r>
-      <w:proofErr w:type="spellStart"/>
-      <w:r>
-        <w:rPr>
-          <w:rFonts w:ascii="Verdana" w:hAnsi="Verdana" w:cs="Calibri"/>
-          <w:i/>
-          <w:iCs/>
-        </w:rPr>
-        <w:t>left</w:t>
-      </w:r>
-      <w:proofErr w:type="spellEnd"/>
-      <w:r>
-        <w:rPr>
-          <w:rFonts w:ascii="Verdana" w:hAnsi="Verdana" w:cs="Calibri"/>
-          <w:i/>
-          <w:iCs/>
-        </w:rPr>
-        <w:t xml:space="preserve">, </w:t>
-      </w:r>
-      <w:proofErr w:type="spellStart"/>
-      <w:r>
-        <w:rPr>
-          <w:rFonts w:ascii="Verdana" w:hAnsi="Verdana" w:cs="Calibri"/>
-          <w:i/>
-          <w:iCs/>
-        </w:rPr>
-        <w:t>right</w:t>
-      </w:r>
-      <w:proofErr w:type="spellEnd"/>
-      <w:r>
-        <w:rPr>
-          <w:rFonts w:ascii="Verdana" w:hAnsi="Verdana" w:cs="Calibri"/>
-          <w:i/>
-          <w:iCs/>
-        </w:rPr>
-        <w:t xml:space="preserve">, </w:t>
-      </w:r>
-      <w:proofErr w:type="spellStart"/>
-      <w:r>
-        <w:rPr>
-          <w:rFonts w:ascii="Verdana" w:hAnsi="Verdana" w:cs="Calibri"/>
-          <w:i/>
-          <w:iCs/>
-        </w:rPr>
-        <w:t>both</w:t>
-      </w:r>
-      <w:proofErr w:type="spellEnd"/>
-      <w:r>
-        <w:rPr>
-          <w:rFonts w:ascii="Verdana" w:hAnsi="Verdana" w:cs="Calibri"/>
-          <w:i/>
-          <w:iCs/>
-        </w:rPr>
-        <w:t xml:space="preserve"> </w:t>
-      </w:r>
-      <w:r>
-        <w:rPr>
-          <w:rFonts w:ascii="Verdana" w:hAnsi="Verdana" w:cs="Calibri"/>
-        </w:rPr>
-        <w:t xml:space="preserve">e </w:t>
-      </w:r>
-      <w:proofErr w:type="spellStart"/>
-      <w:r>
-        <w:rPr>
-          <w:rFonts w:ascii="Verdana" w:hAnsi="Verdana" w:cs="Calibri"/>
-          <w:i/>
-          <w:iCs/>
-        </w:rPr>
         <w:t>inherit</w:t>
       </w:r>
-      <w:proofErr w:type="spellEnd"/>
       <w:r>
         <w:rPr>
           <w:rFonts w:ascii="Verdana" w:hAnsi="Verdana" w:cs="Calibri"/>
@@ -18349,7 +15122,6 @@
           <w:rFonts w:ascii="Verdana" w:hAnsi="Verdana" w:cs="Calibri"/>
         </w:rPr>
       </w:pPr>
-      <w:proofErr w:type="spellStart"/>
       <w:r>
         <w:rPr>
           <w:rFonts w:ascii="Verdana" w:hAnsi="Verdana" w:cs="Calibri"/>
@@ -18358,7 +15130,6 @@
         </w:rPr>
         <w:t>visible</w:t>
       </w:r>
-      <w:proofErr w:type="spellEnd"/>
       <w:r>
         <w:rPr>
           <w:rFonts w:ascii="Verdana" w:hAnsi="Verdana" w:cs="Calibri"/>
@@ -18380,7 +15151,6 @@
           <w:rFonts w:ascii="Verdana" w:hAnsi="Verdana" w:cs="Calibri"/>
         </w:rPr>
       </w:pPr>
-      <w:proofErr w:type="spellStart"/>
       <w:r>
         <w:rPr>
           <w:rFonts w:ascii="Verdana" w:hAnsi="Verdana" w:cs="Calibri"/>
@@ -18389,7 +15159,6 @@
         </w:rPr>
         <w:t>hidden</w:t>
       </w:r>
-      <w:proofErr w:type="spellEnd"/>
       <w:r>
         <w:rPr>
           <w:rFonts w:ascii="Verdana" w:hAnsi="Verdana" w:cs="Calibri"/>
@@ -18423,19 +15192,7 @@
         <w:rPr>
           <w:rFonts w:ascii="Verdana" w:hAnsi="Verdana" w:cs="Calibri"/>
         </w:rPr>
-        <w:t>: Uma barra de rolagem é adicionada para ver o restante do conteúdo, independente</w:t>
-      </w:r>
-      <w:r>
-        <w:rPr>
-          <w:rFonts w:ascii="Verdana" w:hAnsi="Verdana" w:cs="Calibri"/>
-        </w:rPr>
-        <w:t xml:space="preserve"> </w:t>
-      </w:r>
-      <w:r>
-        <w:rPr>
-          <w:rFonts w:ascii="Verdana" w:hAnsi="Verdana" w:cs="Calibri"/>
-        </w:rPr>
-        <w:t>se algum conteúdo está transbordando ou não um elemento.</w:t>
+        <w:t>: Uma barra de rolagem é adicionada para ver o restante do conteúdo, independente se algum conteúdo está transbordando ou não um elemento.</w:t>
       </w:r>
     </w:p>
     <w:p>
@@ -18519,7 +15276,6 @@
                 <w:bCs/>
               </w:rPr>
             </w:pPr>
-            <w:proofErr w:type="spellStart"/>
             <w:r>
               <w:rPr>
                 <w:rFonts w:ascii="Verdana" w:hAnsi="Verdana" w:cs="Calibri"/>
@@ -18528,7 +15284,6 @@
               </w:rPr>
               <w:t>css</w:t>
             </w:r>
-            <w:proofErr w:type="spellEnd"/>
           </w:p>
         </w:tc>
         <w:tc>
@@ -18545,7 +15300,6 @@
                 <w:bCs/>
               </w:rPr>
             </w:pPr>
-            <w:proofErr w:type="spellStart"/>
             <w:r>
               <w:rPr>
                 <w:rFonts w:ascii="Verdana" w:hAnsi="Verdana" w:cs="Calibri"/>
@@ -18554,7 +15308,6 @@
               </w:rPr>
               <w:t>html</w:t>
             </w:r>
-            <w:proofErr w:type="spellEnd"/>
           </w:p>
         </w:tc>
       </w:tr>
@@ -18600,25 +15353,7 @@
                 <w:rFonts w:ascii="Consolas" w:hAnsi="Consolas" w:cs="Calibri"/>
                 <w:lang w:val="en-US"/>
               </w:rPr>
-              <w:t xml:space="preserve">background-color: </w:t>
-            </w:r>
-            <w:proofErr w:type="spellStart"/>
-            <w:proofErr w:type="gramStart"/>
-            <w:r>
-              <w:rPr>
-                <w:rFonts w:ascii="Consolas" w:hAnsi="Consolas" w:cs="Calibri"/>
-                <w:lang w:val="en-US"/>
-              </w:rPr>
-              <w:t>lightblue</w:t>
-            </w:r>
-            <w:proofErr w:type="spellEnd"/>
-            <w:proofErr w:type="gramEnd"/>
-            <w:r>
-              <w:rPr>
-                <w:rFonts w:ascii="Consolas" w:hAnsi="Consolas" w:cs="Calibri"/>
-                <w:lang w:val="en-US"/>
-              </w:rPr>
-              <w:t>;</w:t>
+              <w:t>background-color: lightblue;</w:t>
             </w:r>
           </w:p>
           <w:p>
@@ -18844,66 +15579,19 @@
                 <w:rFonts w:ascii="Consolas" w:hAnsi="Consolas" w:cs="Calibri"/>
                 <w:lang w:val="en-US"/>
               </w:rPr>
-              <w:t xml:space="preserve">&lt;link </w:t>
-            </w:r>
-            <w:proofErr w:type="spellStart"/>
-            <w:r>
-              <w:rPr>
-                <w:rFonts w:ascii="Consolas" w:hAnsi="Consolas" w:cs="Calibri"/>
-                <w:lang w:val="en-US"/>
-              </w:rPr>
-              <w:t>rel</w:t>
-            </w:r>
-            <w:proofErr w:type="spellEnd"/>
-            <w:r>
-              <w:rPr>
-                <w:rFonts w:ascii="Consolas" w:hAnsi="Consolas" w:cs="Calibri"/>
-                <w:lang w:val="en-US"/>
-              </w:rPr>
-              <w:t xml:space="preserve">="stylesheet" </w:t>
-            </w:r>
-            <w:proofErr w:type="spellStart"/>
-            <w:r>
-              <w:rPr>
-                <w:rFonts w:ascii="Consolas" w:hAnsi="Consolas" w:cs="Calibri"/>
-                <w:lang w:val="en-US"/>
-              </w:rPr>
-              <w:t>href</w:t>
-            </w:r>
-            <w:proofErr w:type="spellEnd"/>
-            <w:r>
-              <w:rPr>
-                <w:rFonts w:ascii="Consolas" w:hAnsi="Consolas" w:cs="Calibri"/>
-                <w:lang w:val="en-US"/>
-              </w:rPr>
-              <w:t>="</w:t>
-            </w:r>
-            <w:proofErr w:type="spellStart"/>
-            <w:r>
-              <w:rPr>
-                <w:rFonts w:ascii="Consolas" w:hAnsi="Consolas" w:cs="Calibri"/>
-                <w:lang w:val="en-US"/>
-              </w:rPr>
-              <w:t>css</w:t>
-            </w:r>
-            <w:proofErr w:type="spellEnd"/>
-            <w:r>
-              <w:rPr>
-                <w:rFonts w:ascii="Consolas" w:hAnsi="Consolas" w:cs="Calibri"/>
-                <w:lang w:val="en-US"/>
-              </w:rPr>
-              <w:t>/style.css" /&gt;</w:t>
-            </w:r>
-          </w:p>
-          <w:p>
-            <w:pPr>
-              <w:rPr>
-                <w:rFonts w:ascii="Consolas" w:hAnsi="Consolas" w:cs="Calibri"/>
-              </w:rPr>
-            </w:pPr>
-            <w:r>
-              <w:rPr>
-                <w:rFonts w:ascii="Consolas" w:hAnsi="Consolas" w:cs="Calibri"/>
+              <w:t>&lt;link rel="stylesheet" href="css/style.css" /&gt;</w:t>
+            </w:r>
+          </w:p>
+          <w:p>
+            <w:pPr>
+              <w:rPr>
+                <w:rFonts w:ascii="Consolas" w:hAnsi="Consolas" w:cs="Calibri"/>
+              </w:rPr>
+            </w:pPr>
+            <w:r>
+              <w:rPr>
+                <w:rFonts w:ascii="Consolas" w:hAnsi="Consolas" w:cs="Calibri"/>
+                <w:lang w:val="en-US"/>
               </w:rPr>
               <w:t xml:space="preserve">  </w:t>
             </w:r>
@@ -18911,21 +15599,7 @@
               <w:rPr>
                 <w:rFonts w:ascii="Consolas" w:hAnsi="Consolas" w:cs="Calibri"/>
               </w:rPr>
-              <w:t>&lt;/</w:t>
-            </w:r>
-            <w:proofErr w:type="spellStart"/>
-            <w:r>
-              <w:rPr>
-                <w:rFonts w:ascii="Consolas" w:hAnsi="Consolas" w:cs="Calibri"/>
-              </w:rPr>
-              <w:t>head</w:t>
-            </w:r>
-            <w:proofErr w:type="spellEnd"/>
-            <w:r>
-              <w:rPr>
-                <w:rFonts w:ascii="Consolas" w:hAnsi="Consolas" w:cs="Calibri"/>
-              </w:rPr>
-              <w:t>&gt;</w:t>
+              <w:t>&lt;/head&gt;</w:t>
             </w:r>
           </w:p>
           <w:p>
@@ -18982,21 +15656,7 @@
               <w:rPr>
                 <w:rFonts w:ascii="Consolas" w:hAnsi="Consolas" w:cs="Calibri"/>
               </w:rPr>
-              <w:t>&lt;</w:t>
-            </w:r>
-            <w:proofErr w:type="spellStart"/>
-            <w:r>
-              <w:rPr>
-                <w:rFonts w:ascii="Consolas" w:hAnsi="Consolas" w:cs="Calibri"/>
-              </w:rPr>
-              <w:t>div</w:t>
-            </w:r>
-            <w:proofErr w:type="spellEnd"/>
-            <w:r>
-              <w:rPr>
-                <w:rFonts w:ascii="Consolas" w:hAnsi="Consolas" w:cs="Calibri"/>
-              </w:rPr>
-              <w:t>&gt;Os Objetivos de Desenvolvimento Sustentável são um apelo</w:t>
+              <w:t>&lt;div&gt;Os Objetivos de Desenvolvimento Sustentável são um apelo</w:t>
             </w:r>
             <w:r>
               <w:rPr>
@@ -19051,21 +15711,7 @@
               <w:rPr>
                 <w:rFonts w:ascii="Consolas" w:hAnsi="Consolas" w:cs="Calibri"/>
               </w:rPr>
-              <w:t>&lt;/</w:t>
-            </w:r>
-            <w:proofErr w:type="spellStart"/>
-            <w:r>
-              <w:rPr>
-                <w:rFonts w:ascii="Consolas" w:hAnsi="Consolas" w:cs="Calibri"/>
-              </w:rPr>
-              <w:t>div</w:t>
-            </w:r>
-            <w:proofErr w:type="spellEnd"/>
-            <w:r>
-              <w:rPr>
-                <w:rFonts w:ascii="Consolas" w:hAnsi="Consolas" w:cs="Calibri"/>
-              </w:rPr>
-              <w:t>&gt;</w:t>
+              <w:t>&lt;/div&gt;</w:t>
             </w:r>
           </w:p>
           <w:p>
@@ -19098,21 +15744,7 @@
               <w:rPr>
                 <w:rFonts w:ascii="Consolas" w:hAnsi="Consolas" w:cs="Calibri"/>
               </w:rPr>
-              <w:t>&lt;/</w:t>
-            </w:r>
-            <w:proofErr w:type="spellStart"/>
-            <w:r>
-              <w:rPr>
-                <w:rFonts w:ascii="Consolas" w:hAnsi="Consolas" w:cs="Calibri"/>
-              </w:rPr>
-              <w:t>html</w:t>
-            </w:r>
-            <w:proofErr w:type="spellEnd"/>
-            <w:r>
-              <w:rPr>
-                <w:rFonts w:ascii="Consolas" w:hAnsi="Consolas" w:cs="Calibri"/>
-              </w:rPr>
-              <w:t>&gt;</w:t>
+              <w:t>&lt;/html&gt;</w:t>
             </w:r>
           </w:p>
         </w:tc>
@@ -19161,6 +15793,7 @@
             <w:r>
               <w:rPr>
                 <w:rFonts w:ascii="Consolas" w:hAnsi="Consolas" w:cs="Calibri"/>
+                <w:noProof/>
                 <w:lang w:val="en-US"/>
               </w:rPr>
               <w:lastRenderedPageBreak/>
@@ -21835,6 +18468,7 @@
   <w:style w:type="character" w:default="1" w:styleId="Fontepargpadro">
     <w:name w:val="Default Paragraph Font"/>
     <w:uiPriority w:val="1"/>
+    <w:semiHidden/>
     <w:unhideWhenUsed/>
   </w:style>
   <w:style w:type="table" w:default="1" w:styleId="Tabelanormal">
